--- a/Meshack/Python AI ML/Meshack_Burton.docx
+++ b/Meshack/Python AI ML/Meshack_Burton.docx
@@ -159,26 +159,17 @@
               <w:jc w:val="both"/>
               <w:rPr>
                 <w:rFonts w:ascii="Arial" w:hAnsi="Arial" w:cs="Arial"/>
-                <w:sz w:val="20"/>
-                <w:szCs w:val="20"/>
+                <w:sz w:val="18"/>
+                <w:szCs w:val="18"/>
               </w:rPr>
             </w:pPr>
-            <w:r>
-              <w:rPr>
-                <w:rStyle w:val="Strong"/>
-                <w:rFonts w:ascii="Arial" w:hAnsi="Arial" w:cs="Arial"/>
-                <w:color w:val="FFFFFF" w:themeColor="background1"/>
-                <w:sz w:val="20"/>
-              </w:rPr>
-              <w:t>Senior Software Engineer</w:t>
-            </w:r>
             <w:r>
               <w:rPr>
                 <w:rFonts w:ascii="Arial" w:hAnsi="Arial" w:cs="Arial"/>
                 <w:color w:val="FFFFFF" w:themeColor="background1"/>
                 <w:sz w:val="20"/>
               </w:rPr>
-              <w:t xml:space="preserve"> with 9+ years building production-grade </w:t>
+              <w:t xml:space="preserve">Staff-level </w:t>
             </w:r>
             <w:r>
               <w:rPr>
@@ -187,7 +178,7 @@
                 <w:color w:val="FFFFFF" w:themeColor="background1"/>
                 <w:sz w:val="20"/>
               </w:rPr>
-              <w:t>Python</w:t>
+              <w:t>AI/ML Engineer</w:t>
             </w:r>
             <w:r>
               <w:rPr>
@@ -195,7 +186,35 @@
                 <w:color w:val="FFFFFF" w:themeColor="background1"/>
                 <w:sz w:val="20"/>
               </w:rPr>
-              <w:t xml:space="preserve"> systems and cloud-native platforms, with strong hands-on delivery of </w:t>
+              <w:t xml:space="preserve"> with 9+ years delivering production software across </w:t>
+            </w:r>
+            <w:proofErr w:type="spellStart"/>
+            <w:r>
+              <w:rPr>
+                <w:rStyle w:val="Strong"/>
+                <w:rFonts w:ascii="Arial" w:hAnsi="Arial" w:cs="Arial"/>
+                <w:color w:val="FFFFFF" w:themeColor="background1"/>
+                <w:sz w:val="20"/>
+              </w:rPr>
+              <w:t>fintech</w:t>
+            </w:r>
+            <w:proofErr w:type="spellEnd"/>
+            <w:r>
+              <w:rPr>
+                <w:rStyle w:val="Strong"/>
+                <w:rFonts w:ascii="Arial" w:hAnsi="Arial" w:cs="Arial"/>
+                <w:color w:val="FFFFFF" w:themeColor="background1"/>
+                <w:sz w:val="20"/>
+              </w:rPr>
+              <w:t>-style data workflows</w:t>
+            </w:r>
+            <w:r>
+              <w:rPr>
+                <w:rFonts w:ascii="Arial" w:hAnsi="Arial" w:cs="Arial"/>
+                <w:color w:val="FFFFFF" w:themeColor="background1"/>
+                <w:sz w:val="20"/>
+              </w:rPr>
+              <w:t xml:space="preserve">, building </w:t>
             </w:r>
             <w:r>
               <w:rPr>
@@ -204,7 +223,7 @@
                 <w:color w:val="FFFFFF" w:themeColor="background1"/>
                 <w:sz w:val="20"/>
               </w:rPr>
-              <w:t>AI/ML</w:t>
+              <w:t>Python 3.11</w:t>
             </w:r>
             <w:r>
               <w:rPr>
@@ -212,7 +231,119 @@
                 <w:color w:val="FFFFFF" w:themeColor="background1"/>
                 <w:sz w:val="20"/>
               </w:rPr>
-              <w:t xml:space="preserve"> capabilities inside scalable backend services. Experienced in designing reliable </w:t>
+              <w:t xml:space="preserve"> services that turn messy signals into auditable decisions with strong reliability and cost control. I ship </w:t>
+            </w:r>
+            <w:proofErr w:type="spellStart"/>
+            <w:r>
+              <w:rPr>
+                <w:rStyle w:val="Strong"/>
+                <w:rFonts w:ascii="Arial" w:hAnsi="Arial" w:cs="Arial"/>
+                <w:color w:val="FFFFFF" w:themeColor="background1"/>
+                <w:sz w:val="20"/>
+              </w:rPr>
+              <w:t>agentic</w:t>
+            </w:r>
+            <w:proofErr w:type="spellEnd"/>
+            <w:r>
+              <w:rPr>
+                <w:rStyle w:val="Strong"/>
+                <w:rFonts w:ascii="Arial" w:hAnsi="Arial" w:cs="Arial"/>
+                <w:color w:val="FFFFFF" w:themeColor="background1"/>
+                <w:sz w:val="20"/>
+              </w:rPr>
+              <w:t xml:space="preserve"> LLM</w:t>
+            </w:r>
+            <w:r>
+              <w:rPr>
+                <w:rFonts w:ascii="Arial" w:hAnsi="Arial" w:cs="Arial"/>
+                <w:color w:val="FFFFFF" w:themeColor="background1"/>
+                <w:sz w:val="20"/>
+              </w:rPr>
+              <w:t xml:space="preserve"> capabilities using </w:t>
+            </w:r>
+            <w:proofErr w:type="spellStart"/>
+            <w:r>
+              <w:rPr>
+                <w:rStyle w:val="Strong"/>
+                <w:rFonts w:ascii="Arial" w:hAnsi="Arial" w:cs="Arial"/>
+                <w:color w:val="FFFFFF" w:themeColor="background1"/>
+                <w:sz w:val="20"/>
+              </w:rPr>
+              <w:t>OpenAI</w:t>
+            </w:r>
+            <w:proofErr w:type="spellEnd"/>
+            <w:r>
+              <w:rPr>
+                <w:rStyle w:val="Strong"/>
+                <w:rFonts w:ascii="Arial" w:hAnsi="Arial" w:cs="Arial"/>
+                <w:color w:val="FFFFFF" w:themeColor="background1"/>
+                <w:sz w:val="20"/>
+              </w:rPr>
+              <w:t>/Claude-style tool calling</w:t>
+            </w:r>
+            <w:r>
+              <w:rPr>
+                <w:rFonts w:ascii="Arial" w:hAnsi="Arial" w:cs="Arial"/>
+                <w:color w:val="FFFFFF" w:themeColor="background1"/>
+                <w:sz w:val="20"/>
+              </w:rPr>
+              <w:t xml:space="preserve">, </w:t>
+            </w:r>
+            <w:proofErr w:type="spellStart"/>
+            <w:r>
+              <w:rPr>
+                <w:rStyle w:val="Strong"/>
+                <w:rFonts w:ascii="Arial" w:hAnsi="Arial" w:cs="Arial"/>
+                <w:color w:val="FFFFFF" w:themeColor="background1"/>
+                <w:sz w:val="20"/>
+              </w:rPr>
+              <w:t>Pydantic</w:t>
+            </w:r>
+            <w:proofErr w:type="spellEnd"/>
+            <w:r>
+              <w:rPr>
+                <w:rStyle w:val="Strong"/>
+                <w:rFonts w:ascii="Arial" w:hAnsi="Arial" w:cs="Arial"/>
+                <w:color w:val="FFFFFF" w:themeColor="background1"/>
+                <w:sz w:val="20"/>
+              </w:rPr>
+              <w:t xml:space="preserve"> v2</w:t>
+            </w:r>
+            <w:r>
+              <w:rPr>
+                <w:rFonts w:ascii="Arial" w:hAnsi="Arial" w:cs="Arial"/>
+                <w:color w:val="FFFFFF" w:themeColor="background1"/>
+                <w:sz w:val="20"/>
+              </w:rPr>
+              <w:t xml:space="preserve"> structured outputs, and </w:t>
+            </w:r>
+            <w:proofErr w:type="spellStart"/>
+            <w:r>
+              <w:rPr>
+                <w:rStyle w:val="Strong"/>
+                <w:rFonts w:ascii="Arial" w:hAnsi="Arial" w:cs="Arial"/>
+                <w:color w:val="FFFFFF" w:themeColor="background1"/>
+                <w:sz w:val="20"/>
+              </w:rPr>
+              <w:t>FastAPI</w:t>
+            </w:r>
+            <w:proofErr w:type="spellEnd"/>
+            <w:r>
+              <w:rPr>
+                <w:rStyle w:val="Strong"/>
+                <w:rFonts w:ascii="Arial" w:hAnsi="Arial" w:cs="Arial"/>
+                <w:color w:val="FFFFFF" w:themeColor="background1"/>
+                <w:sz w:val="20"/>
+              </w:rPr>
+              <w:t xml:space="preserve"> 0.110</w:t>
+            </w:r>
+            <w:r>
+              <w:rPr>
+                <w:rFonts w:ascii="Arial" w:hAnsi="Arial" w:cs="Arial"/>
+                <w:color w:val="FFFFFF" w:themeColor="background1"/>
+                <w:sz w:val="20"/>
+              </w:rPr>
+              <w:t xml:space="preserve"> service boundaries, pairing retrieval (hybrid + vector) with validation to keep answers grounded. I’ve built multi-step automation that orchestrates research synthesis, portfolio-style analytics, and client-ready narratives while enforcing </w:t>
             </w:r>
             <w:r>
               <w:rPr>
@@ -221,7 +352,7 @@
                 <w:color w:val="FFFFFF" w:themeColor="background1"/>
                 <w:sz w:val="20"/>
               </w:rPr>
-              <w:t>inference</w:t>
+              <w:t>compliance guardrails</w:t>
             </w:r>
             <w:r>
               <w:rPr>
@@ -229,7 +360,7 @@
                 <w:color w:val="FFFFFF" w:themeColor="background1"/>
                 <w:sz w:val="20"/>
               </w:rPr>
-              <w:t xml:space="preserve"> and </w:t>
+              <w:t xml:space="preserve">, </w:t>
             </w:r>
             <w:r>
               <w:rPr>
@@ -238,7 +369,7 @@
                 <w:color w:val="FFFFFF" w:themeColor="background1"/>
                 <w:sz w:val="20"/>
               </w:rPr>
-              <w:t>data pipelines</w:t>
+              <w:t>PII-safe logging</w:t>
             </w:r>
             <w:r>
               <w:rPr>
@@ -246,7 +377,7 @@
                 <w:color w:val="FFFFFF" w:themeColor="background1"/>
                 <w:sz w:val="20"/>
               </w:rPr>
-              <w:t xml:space="preserve">, shipping observable services, and operationalizing experimentation into repeatable releases. Strong in </w:t>
+              <w:t xml:space="preserve">, and </w:t>
             </w:r>
             <w:r>
               <w:rPr>
@@ -255,7 +386,7 @@
                 <w:color w:val="FFFFFF" w:themeColor="background1"/>
                 <w:sz w:val="20"/>
               </w:rPr>
-              <w:t>event-driven</w:t>
+              <w:t>tamper-evident audit trails</w:t>
             </w:r>
             <w:r>
               <w:rPr>
@@ -263,25 +394,73 @@
                 <w:color w:val="FFFFFF" w:themeColor="background1"/>
                 <w:sz w:val="20"/>
               </w:rPr>
-              <w:t xml:space="preserve"> architecture, </w:t>
+              <w:t xml:space="preserve">. Known for hardening systems end-to-end: </w:t>
             </w:r>
-            <w:proofErr w:type="gramStart"/>
+            <w:proofErr w:type="spellStart"/>
+            <w:r>
+              <w:rPr>
+                <w:rStyle w:val="Strong"/>
+                <w:rFonts w:ascii="Arial" w:hAnsi="Arial" w:cs="Arial"/>
+                <w:color w:val="FFFFFF" w:themeColor="background1"/>
+                <w:sz w:val="20"/>
+              </w:rPr>
+              <w:t>idempotency</w:t>
+            </w:r>
+            <w:proofErr w:type="spellEnd"/>
             <w:r>
               <w:rPr>
                 <w:rFonts w:ascii="Arial" w:hAnsi="Arial" w:cs="Arial"/>
                 <w:color w:val="FFFFFF" w:themeColor="background1"/>
                 <w:sz w:val="20"/>
               </w:rPr>
-              <w:t>secure</w:t>
+              <w:t xml:space="preserve">, safe retries, DLQs, and </w:t>
             </w:r>
-            <w:proofErr w:type="gramEnd"/>
+            <w:proofErr w:type="spellStart"/>
+            <w:r>
+              <w:rPr>
+                <w:rStyle w:val="Strong"/>
+                <w:rFonts w:ascii="Arial" w:hAnsi="Arial" w:cs="Arial"/>
+                <w:color w:val="FFFFFF" w:themeColor="background1"/>
+                <w:sz w:val="20"/>
+              </w:rPr>
+              <w:t>OpenTelemetry</w:t>
+            </w:r>
+            <w:proofErr w:type="spellEnd"/>
+            <w:r>
+              <w:rPr>
+                <w:rStyle w:val="Strong"/>
+                <w:rFonts w:ascii="Arial" w:hAnsi="Arial" w:cs="Arial"/>
+                <w:color w:val="FFFFFF" w:themeColor="background1"/>
+                <w:sz w:val="20"/>
+              </w:rPr>
+              <w:t xml:space="preserve"> 1.x</w:t>
+            </w:r>
             <w:r>
               <w:rPr>
                 <w:rFonts w:ascii="Arial" w:hAnsi="Arial" w:cs="Arial"/>
                 <w:color w:val="FFFFFF" w:themeColor="background1"/>
                 <w:sz w:val="20"/>
               </w:rPr>
-              <w:t xml:space="preserve"> </w:t>
+              <w:t xml:space="preserve"> traces exported to </w:t>
+            </w:r>
+            <w:proofErr w:type="spellStart"/>
+            <w:r>
+              <w:rPr>
+                <w:rStyle w:val="Strong"/>
+                <w:rFonts w:ascii="Arial" w:hAnsi="Arial" w:cs="Arial"/>
+                <w:color w:val="FFFFFF" w:themeColor="background1"/>
+                <w:sz w:val="20"/>
+              </w:rPr>
+              <w:t>Datadog</w:t>
+            </w:r>
+            <w:proofErr w:type="spellEnd"/>
+            <w:r>
+              <w:rPr>
+                <w:rFonts w:ascii="Arial" w:hAnsi="Arial" w:cs="Arial"/>
+                <w:color w:val="FFFFFF" w:themeColor="background1"/>
+                <w:sz w:val="20"/>
+              </w:rPr>
+              <w:t xml:space="preserve"> and dashboards in </w:t>
             </w:r>
             <w:r>
               <w:rPr>
@@ -290,16 +469,9 @@
                 <w:color w:val="FFFFFF" w:themeColor="background1"/>
                 <w:sz w:val="20"/>
               </w:rPr>
-              <w:t>API</w:t>
+              <w:t>Prometheus/</w:t>
             </w:r>
-            <w:r>
-              <w:rPr>
-                <w:rFonts w:ascii="Arial" w:hAnsi="Arial" w:cs="Arial"/>
-                <w:color w:val="FFFFFF" w:themeColor="background1"/>
-                <w:sz w:val="20"/>
-              </w:rPr>
-              <w:t xml:space="preserve"> design, and AWS-first delivery with multi-cloud exposure across </w:t>
-            </w:r>
+            <w:proofErr w:type="spellStart"/>
             <w:r>
               <w:rPr>
                 <w:rStyle w:val="Strong"/>
@@ -307,32 +479,16 @@
                 <w:color w:val="FFFFFF" w:themeColor="background1"/>
                 <w:sz w:val="20"/>
               </w:rPr>
-              <w:t>Azure</w:t>
+              <w:t>Grafana</w:t>
             </w:r>
+            <w:proofErr w:type="spellEnd"/>
             <w:r>
               <w:rPr>
                 <w:rFonts w:ascii="Arial" w:hAnsi="Arial" w:cs="Arial"/>
                 <w:color w:val="FFFFFF" w:themeColor="background1"/>
                 <w:sz w:val="20"/>
               </w:rPr>
-              <w:t xml:space="preserve"> and </w:t>
-            </w:r>
-            <w:r>
-              <w:rPr>
-                <w:rStyle w:val="Strong"/>
-                <w:rFonts w:ascii="Arial" w:hAnsi="Arial" w:cs="Arial"/>
-                <w:color w:val="FFFFFF" w:themeColor="background1"/>
-                <w:sz w:val="20"/>
-              </w:rPr>
-              <w:t>GCP</w:t>
-            </w:r>
-            <w:r>
-              <w:rPr>
-                <w:rFonts w:ascii="Arial" w:hAnsi="Arial" w:cs="Arial"/>
-                <w:color w:val="FFFFFF" w:themeColor="background1"/>
-                <w:sz w:val="20"/>
-              </w:rPr>
-              <w:t>.</w:t>
+              <w:t xml:space="preserve"> that reduce MTTR and on-call noise. I optimize for production constraints—latency, throughput, and token spend—using caching, batching, and pragmatic model routing while keeping stakeholders aligned through clear architecture and measurable quality gates.</w:t>
             </w:r>
           </w:p>
         </w:tc>
@@ -460,35 +616,119 @@
         <w:pStyle w:val="NormalWeb"/>
         <w:numPr>
           <w:ilvl w:val="0"/>
-          <w:numId w:val="25"/>
+          <w:numId w:val="37"/>
         </w:numPr>
         <w:jc w:val="both"/>
         <w:rPr>
           <w:rFonts w:ascii="Arial" w:hAnsi="Arial" w:cs="Arial"/>
           <w:sz w:val="18"/>
-        </w:rPr>
-      </w:pPr>
-      <w:r>
-        <w:rPr>
-          <w:rFonts w:ascii="Arial" w:hAnsi="Arial" w:cs="Arial"/>
-          <w:sz w:val="18"/>
-        </w:rPr>
-        <w:t xml:space="preserve">Led backend initiatives delivering </w:t>
-      </w:r>
-      <w:r>
-        <w:rPr>
-          <w:rStyle w:val="Strong"/>
-          <w:rFonts w:ascii="Arial" w:hAnsi="Arial" w:cs="Arial"/>
-          <w:sz w:val="18"/>
-        </w:rPr>
-        <w:t>Python</w:t>
-      </w:r>
-      <w:r>
-        <w:rPr>
-          <w:rFonts w:ascii="Arial" w:hAnsi="Arial" w:cs="Arial"/>
-          <w:sz w:val="18"/>
-        </w:rPr>
-        <w:t xml:space="preserve"> services that supported data-driven product workflows, focusing on reliability, predictable latency, and stable contracts.</w:t>
+          <w:szCs w:val="18"/>
+        </w:rPr>
+      </w:pPr>
+      <w:r>
+        <w:rPr>
+          <w:rFonts w:ascii="Arial" w:hAnsi="Arial" w:cs="Arial"/>
+          <w:sz w:val="18"/>
+          <w:szCs w:val="18"/>
+        </w:rPr>
+        <w:t xml:space="preserve">Led a production </w:t>
+      </w:r>
+      <w:r>
+        <w:rPr>
+          <w:rStyle w:val="Strong"/>
+          <w:rFonts w:ascii="Arial" w:hAnsi="Arial" w:cs="Arial"/>
+          <w:sz w:val="18"/>
+          <w:szCs w:val="18"/>
+        </w:rPr>
+        <w:t>multi-agent copilot</w:t>
+      </w:r>
+      <w:r>
+        <w:rPr>
+          <w:rFonts w:ascii="Arial" w:hAnsi="Arial" w:cs="Arial"/>
+          <w:sz w:val="18"/>
+          <w:szCs w:val="18"/>
+        </w:rPr>
+        <w:t xml:space="preserve"> in </w:t>
+      </w:r>
+      <w:r>
+        <w:rPr>
+          <w:rStyle w:val="Strong"/>
+          <w:rFonts w:ascii="Arial" w:hAnsi="Arial" w:cs="Arial"/>
+          <w:sz w:val="18"/>
+          <w:szCs w:val="18"/>
+        </w:rPr>
+        <w:t>Python 3.11</w:t>
+      </w:r>
+      <w:r>
+        <w:rPr>
+          <w:rFonts w:ascii="Arial" w:hAnsi="Arial" w:cs="Arial"/>
+          <w:sz w:val="18"/>
+          <w:szCs w:val="18"/>
+        </w:rPr>
+        <w:t xml:space="preserve"> + </w:t>
+      </w:r>
+      <w:proofErr w:type="spellStart"/>
+      <w:r>
+        <w:rPr>
+          <w:rStyle w:val="Strong"/>
+          <w:rFonts w:ascii="Arial" w:hAnsi="Arial" w:cs="Arial"/>
+          <w:sz w:val="18"/>
+          <w:szCs w:val="18"/>
+        </w:rPr>
+        <w:t>FastAPI</w:t>
+      </w:r>
+      <w:proofErr w:type="spellEnd"/>
+      <w:r>
+        <w:rPr>
+          <w:rStyle w:val="Strong"/>
+          <w:rFonts w:ascii="Arial" w:hAnsi="Arial" w:cs="Arial"/>
+          <w:sz w:val="18"/>
+          <w:szCs w:val="18"/>
+        </w:rPr>
+        <w:t xml:space="preserve"> 0.110</w:t>
+      </w:r>
+      <w:r>
+        <w:rPr>
+          <w:rFonts w:ascii="Arial" w:hAnsi="Arial" w:cs="Arial"/>
+          <w:sz w:val="18"/>
+          <w:szCs w:val="18"/>
+        </w:rPr>
+        <w:t xml:space="preserve">, raising end-to-end response </w:t>
+      </w:r>
+      <w:r>
+        <w:rPr>
+          <w:rStyle w:val="Strong"/>
+          <w:rFonts w:ascii="Arial" w:hAnsi="Arial" w:cs="Arial"/>
+          <w:sz w:val="18"/>
+          <w:szCs w:val="18"/>
+        </w:rPr>
+        <w:t>accuracy by ~12–18%</w:t>
+      </w:r>
+      <w:r>
+        <w:rPr>
+          <w:rFonts w:ascii="Arial" w:hAnsi="Arial" w:cs="Arial"/>
+          <w:sz w:val="18"/>
+          <w:szCs w:val="18"/>
+        </w:rPr>
+        <w:t xml:space="preserve"> on </w:t>
+      </w:r>
+      <w:proofErr w:type="spellStart"/>
+      <w:r>
+        <w:rPr>
+          <w:rFonts w:ascii="Arial" w:hAnsi="Arial" w:cs="Arial"/>
+          <w:sz w:val="18"/>
+          <w:szCs w:val="18"/>
+        </w:rPr>
+        <w:t>eval</w:t>
+      </w:r>
+      <w:proofErr w:type="spellEnd"/>
+      <w:r>
+        <w:rPr>
+          <w:rFonts w:ascii="Arial" w:hAnsi="Arial" w:cs="Arial"/>
+          <w:sz w:val="18"/>
+          <w:szCs w:val="18"/>
+        </w:rPr>
+        <w:t xml:space="preserve"> sets via grounded retrieval + schema validation.</w:t>
       </w:r>
     </w:p>
     <w:p>
@@ -496,35 +736,67 @@
         <w:pStyle w:val="NormalWeb"/>
         <w:numPr>
           <w:ilvl w:val="0"/>
-          <w:numId w:val="25"/>
+          <w:numId w:val="37"/>
         </w:numPr>
         <w:jc w:val="both"/>
         <w:rPr>
           <w:rFonts w:ascii="Arial" w:hAnsi="Arial" w:cs="Arial"/>
           <w:sz w:val="18"/>
-        </w:rPr>
-      </w:pPr>
-      <w:r>
-        <w:rPr>
-          <w:rFonts w:ascii="Arial" w:hAnsi="Arial" w:cs="Arial"/>
-          <w:sz w:val="18"/>
-        </w:rPr>
-        <w:t xml:space="preserve">Built an AI-enabled processing layer that transformed raw signals into feature-ready datasets, applying </w:t>
-      </w:r>
-      <w:r>
-        <w:rPr>
-          <w:rStyle w:val="Strong"/>
-          <w:rFonts w:ascii="Arial" w:hAnsi="Arial" w:cs="Arial"/>
-          <w:sz w:val="18"/>
-        </w:rPr>
-        <w:t>feature engineering</w:t>
-      </w:r>
-      <w:r>
-        <w:rPr>
-          <w:rFonts w:ascii="Arial" w:hAnsi="Arial" w:cs="Arial"/>
-          <w:sz w:val="18"/>
-        </w:rPr>
-        <w:t>, normalization, and validation rules.</w:t>
+          <w:szCs w:val="18"/>
+        </w:rPr>
+      </w:pPr>
+      <w:r>
+        <w:rPr>
+          <w:rFonts w:ascii="Arial" w:hAnsi="Arial" w:cs="Arial"/>
+          <w:sz w:val="18"/>
+          <w:szCs w:val="18"/>
+        </w:rPr>
+        <w:t xml:space="preserve">Improved generated insight </w:t>
+      </w:r>
+      <w:r>
+        <w:rPr>
+          <w:rStyle w:val="Strong"/>
+          <w:rFonts w:ascii="Arial" w:hAnsi="Arial" w:cs="Arial"/>
+          <w:sz w:val="18"/>
+          <w:szCs w:val="18"/>
+        </w:rPr>
+        <w:t>quality by ~25–35%</w:t>
+      </w:r>
+      <w:r>
+        <w:rPr>
+          <w:rFonts w:ascii="Arial" w:hAnsi="Arial" w:cs="Arial"/>
+          <w:sz w:val="18"/>
+          <w:szCs w:val="18"/>
+        </w:rPr>
+        <w:t xml:space="preserve"> (lower revision rate and higher advisor acceptance) by enforcing </w:t>
+      </w:r>
+      <w:proofErr w:type="spellStart"/>
+      <w:r>
+        <w:rPr>
+          <w:rStyle w:val="Strong"/>
+          <w:rFonts w:ascii="Arial" w:hAnsi="Arial" w:cs="Arial"/>
+          <w:sz w:val="18"/>
+          <w:szCs w:val="18"/>
+        </w:rPr>
+        <w:t>Pydantic</w:t>
+      </w:r>
+      <w:proofErr w:type="spellEnd"/>
+      <w:r>
+        <w:rPr>
+          <w:rStyle w:val="Strong"/>
+          <w:rFonts w:ascii="Arial" w:hAnsi="Arial" w:cs="Arial"/>
+          <w:sz w:val="18"/>
+          <w:szCs w:val="18"/>
+        </w:rPr>
+        <w:t xml:space="preserve"> v2</w:t>
+      </w:r>
+      <w:r>
+        <w:rPr>
+          <w:rFonts w:ascii="Arial" w:hAnsi="Arial" w:cs="Arial"/>
+          <w:sz w:val="18"/>
+          <w:szCs w:val="18"/>
+        </w:rPr>
+        <w:t xml:space="preserve"> structured outputs and deterministic formatting.</w:t>
       </w:r>
     </w:p>
     <w:p>
@@ -532,92 +804,74 @@
         <w:pStyle w:val="NormalWeb"/>
         <w:numPr>
           <w:ilvl w:val="0"/>
-          <w:numId w:val="25"/>
+          <w:numId w:val="37"/>
         </w:numPr>
         <w:jc w:val="both"/>
         <w:rPr>
           <w:rFonts w:ascii="Arial" w:hAnsi="Arial" w:cs="Arial"/>
           <w:sz w:val="18"/>
-        </w:rPr>
-      </w:pPr>
-      <w:r>
-        <w:rPr>
-          <w:rFonts w:ascii="Arial" w:hAnsi="Arial" w:cs="Arial"/>
-          <w:sz w:val="18"/>
-        </w:rPr>
-        <w:t xml:space="preserve">Implemented batch and near-real-time processing using </w:t>
-      </w:r>
-      <w:r>
-        <w:rPr>
-          <w:rStyle w:val="Strong"/>
-          <w:rFonts w:ascii="Arial" w:hAnsi="Arial" w:cs="Arial"/>
-          <w:sz w:val="18"/>
-        </w:rPr>
-        <w:t>AWS SQS/SNS</w:t>
-      </w:r>
-      <w:r>
-        <w:rPr>
-          <w:rFonts w:ascii="Arial" w:hAnsi="Arial" w:cs="Arial"/>
-          <w:sz w:val="18"/>
-        </w:rPr>
-        <w:t xml:space="preserve">, </w:t>
-      </w:r>
-      <w:r>
-        <w:rPr>
-          <w:rStyle w:val="Strong"/>
-          <w:rFonts w:ascii="Arial" w:hAnsi="Arial" w:cs="Arial"/>
-          <w:sz w:val="18"/>
-        </w:rPr>
-        <w:t>Kafka</w:t>
-      </w:r>
-      <w:r>
-        <w:rPr>
-          <w:rFonts w:ascii="Arial" w:hAnsi="Arial" w:cs="Arial"/>
-          <w:sz w:val="18"/>
-        </w:rPr>
-        <w:t xml:space="preserve">, and </w:t>
+          <w:szCs w:val="18"/>
+        </w:rPr>
+      </w:pPr>
+      <w:r>
+        <w:rPr>
+          <w:rFonts w:ascii="Arial" w:hAnsi="Arial" w:cs="Arial"/>
+          <w:sz w:val="18"/>
+          <w:szCs w:val="18"/>
+        </w:rPr>
+        <w:t xml:space="preserve">Reduced “unsupported claim” incidents by </w:t>
+      </w:r>
+      <w:r>
+        <w:rPr>
+          <w:rStyle w:val="Strong"/>
+          <w:rFonts w:ascii="Arial" w:hAnsi="Arial" w:cs="Arial"/>
+          <w:sz w:val="18"/>
+          <w:szCs w:val="18"/>
+        </w:rPr>
+        <w:t>~40–55%</w:t>
+      </w:r>
+      <w:r>
+        <w:rPr>
+          <w:rFonts w:ascii="Arial" w:hAnsi="Arial" w:cs="Arial"/>
+          <w:sz w:val="18"/>
+          <w:szCs w:val="18"/>
+        </w:rPr>
+        <w:t xml:space="preserve"> by adding </w:t>
       </w:r>
       <w:proofErr w:type="spellStart"/>
       <w:r>
         <w:rPr>
-          <w:rStyle w:val="Strong"/>
-          <w:rFonts w:ascii="Arial" w:hAnsi="Arial" w:cs="Arial"/>
-          <w:sz w:val="18"/>
-        </w:rPr>
-        <w:t>RabbitMQ</w:t>
+          <w:rFonts w:ascii="Arial" w:hAnsi="Arial" w:cs="Arial"/>
+          <w:sz w:val="18"/>
+          <w:szCs w:val="18"/>
+        </w:rPr>
+        <w:t>groundedness</w:t>
       </w:r>
       <w:proofErr w:type="spellEnd"/>
       <w:r>
         <w:rPr>
           <w:rFonts w:ascii="Arial" w:hAnsi="Arial" w:cs="Arial"/>
           <w:sz w:val="18"/>
-        </w:rPr>
-        <w:t xml:space="preserve">, ensuring safe retries via </w:t>
-      </w:r>
-      <w:proofErr w:type="spellStart"/>
-      <w:r>
-        <w:rPr>
-          <w:rStyle w:val="Strong"/>
-          <w:rFonts w:ascii="Arial" w:hAnsi="Arial" w:cs="Arial"/>
-          <w:sz w:val="18"/>
-        </w:rPr>
-        <w:t>idempotency</w:t>
-      </w:r>
-      <w:proofErr w:type="spellEnd"/>
-      <w:r>
-        <w:rPr>
-          <w:rStyle w:val="Strong"/>
-          <w:rFonts w:ascii="Arial" w:hAnsi="Arial" w:cs="Arial"/>
-          <w:sz w:val="18"/>
-        </w:rPr>
-        <w:t xml:space="preserve"> keys</w:t>
-      </w:r>
-      <w:r>
-        <w:rPr>
-          <w:rFonts w:ascii="Arial" w:hAnsi="Arial" w:cs="Arial"/>
-          <w:sz w:val="18"/>
-        </w:rPr>
-        <w:t xml:space="preserve"> and DLQs.</w:t>
+          <w:szCs w:val="18"/>
+        </w:rPr>
+        <w:t xml:space="preserve"> gates that require evidence from </w:t>
+      </w:r>
+      <w:r>
+        <w:rPr>
+          <w:rStyle w:val="Strong"/>
+          <w:rFonts w:ascii="Arial" w:hAnsi="Arial" w:cs="Arial"/>
+          <w:sz w:val="18"/>
+          <w:szCs w:val="18"/>
+        </w:rPr>
+        <w:t>OpenSearch 2.x</w:t>
+      </w:r>
+      <w:r>
+        <w:rPr>
+          <w:rFonts w:ascii="Arial" w:hAnsi="Arial" w:cs="Arial"/>
+          <w:sz w:val="18"/>
+          <w:szCs w:val="18"/>
+        </w:rPr>
+        <w:t xml:space="preserve"> retrieval before final responses ship.</w:t>
       </w:r>
     </w:p>
     <w:p>
@@ -625,35 +879,39 @@
         <w:pStyle w:val="NormalWeb"/>
         <w:numPr>
           <w:ilvl w:val="0"/>
-          <w:numId w:val="25"/>
+          <w:numId w:val="37"/>
         </w:numPr>
         <w:jc w:val="both"/>
         <w:rPr>
           <w:rFonts w:ascii="Arial" w:hAnsi="Arial" w:cs="Arial"/>
           <w:sz w:val="18"/>
-        </w:rPr>
-      </w:pPr>
-      <w:r>
-        <w:rPr>
-          <w:rFonts w:ascii="Arial" w:hAnsi="Arial" w:cs="Arial"/>
-          <w:sz w:val="18"/>
-        </w:rPr>
-        <w:t xml:space="preserve">Developed secure inference endpoints behind </w:t>
-      </w:r>
-      <w:r>
-        <w:rPr>
-          <w:rStyle w:val="Strong"/>
-          <w:rFonts w:ascii="Arial" w:hAnsi="Arial" w:cs="Arial"/>
-          <w:sz w:val="18"/>
-        </w:rPr>
-        <w:t>API Gateway/Lambda</w:t>
-      </w:r>
-      <w:r>
-        <w:rPr>
-          <w:rFonts w:ascii="Arial" w:hAnsi="Arial" w:cs="Arial"/>
-          <w:sz w:val="18"/>
-        </w:rPr>
-        <w:t xml:space="preserve"> patterns where appropriate, shaping request payloads for consistent scoring behavior.</w:t>
+          <w:szCs w:val="18"/>
+        </w:rPr>
+      </w:pPr>
+      <w:r>
+        <w:rPr>
+          <w:rFonts w:ascii="Arial" w:hAnsi="Arial" w:cs="Arial"/>
+          <w:sz w:val="18"/>
+          <w:szCs w:val="18"/>
+        </w:rPr>
+        <w:t xml:space="preserve">Cut critical production defects by </w:t>
+      </w:r>
+      <w:r>
+        <w:rPr>
+          <w:rStyle w:val="Strong"/>
+          <w:rFonts w:ascii="Arial" w:hAnsi="Arial" w:cs="Arial"/>
+          <w:sz w:val="18"/>
+          <w:szCs w:val="18"/>
+        </w:rPr>
+        <w:t>~30–45%</w:t>
+      </w:r>
+      <w:r>
+        <w:rPr>
+          <w:rFonts w:ascii="Arial" w:hAnsi="Arial" w:cs="Arial"/>
+          <w:sz w:val="18"/>
+          <w:szCs w:val="18"/>
+        </w:rPr>
+        <w:t xml:space="preserve"> through stricter CI gates, contract tests, and trace-based regression suites for multi-step reasoning workflows.</w:t>
       </w:r>
     </w:p>
     <w:p>
@@ -661,20 +919,39 @@
         <w:pStyle w:val="NormalWeb"/>
         <w:numPr>
           <w:ilvl w:val="0"/>
-          <w:numId w:val="25"/>
+          <w:numId w:val="37"/>
         </w:numPr>
         <w:jc w:val="both"/>
         <w:rPr>
           <w:rFonts w:ascii="Arial" w:hAnsi="Arial" w:cs="Arial"/>
           <w:sz w:val="18"/>
-        </w:rPr>
-      </w:pPr>
-      <w:r>
-        <w:rPr>
-          <w:rFonts w:ascii="Arial" w:hAnsi="Arial" w:cs="Arial"/>
-          <w:sz w:val="18"/>
-        </w:rPr>
-        <w:t xml:space="preserve">Optimized data access across </w:t>
+          <w:szCs w:val="18"/>
+        </w:rPr>
+      </w:pPr>
+      <w:r>
+        <w:rPr>
+          <w:rFonts w:ascii="Arial" w:hAnsi="Arial" w:cs="Arial"/>
+          <w:sz w:val="18"/>
+          <w:szCs w:val="18"/>
+        </w:rPr>
+        <w:t xml:space="preserve">Fixed a severe “ghost recommendation” bug and improved decision consistency by </w:t>
+      </w:r>
+      <w:r>
+        <w:rPr>
+          <w:rStyle w:val="Strong"/>
+          <w:rFonts w:ascii="Arial" w:hAnsi="Arial" w:cs="Arial"/>
+          <w:sz w:val="18"/>
+          <w:szCs w:val="18"/>
+        </w:rPr>
+        <w:t>~20–30%</w:t>
+      </w:r>
+      <w:r>
+        <w:rPr>
+          <w:rFonts w:ascii="Arial" w:hAnsi="Arial" w:cs="Arial"/>
+          <w:sz w:val="18"/>
+          <w:szCs w:val="18"/>
+        </w:rPr>
+        <w:t xml:space="preserve"> using point-in-time snapshots and state persistence patterns in </w:t>
       </w:r>
       <w:proofErr w:type="spellStart"/>
       <w:r>
@@ -682,66 +959,18 @@
           <w:rStyle w:val="Strong"/>
           <w:rFonts w:ascii="Arial" w:hAnsi="Arial" w:cs="Arial"/>
           <w:sz w:val="18"/>
-        </w:rPr>
-        <w:t>PostgreSQL</w:t>
+          <w:szCs w:val="18"/>
+        </w:rPr>
+        <w:t>DynamoDB</w:t>
       </w:r>
       <w:proofErr w:type="spellEnd"/>
       <w:r>
         <w:rPr>
           <w:rFonts w:ascii="Arial" w:hAnsi="Arial" w:cs="Arial"/>
           <w:sz w:val="18"/>
-        </w:rPr>
-        <w:t xml:space="preserve"> and </w:t>
-      </w:r>
-      <w:r>
-        <w:rPr>
-          <w:rStyle w:val="Strong"/>
-          <w:rFonts w:ascii="Arial" w:hAnsi="Arial" w:cs="Arial"/>
-          <w:sz w:val="18"/>
-        </w:rPr>
-        <w:t>MySQL</w:t>
-      </w:r>
-      <w:r>
-        <w:rPr>
-          <w:rFonts w:ascii="Arial" w:hAnsi="Arial" w:cs="Arial"/>
-          <w:sz w:val="18"/>
-        </w:rPr>
-        <w:t xml:space="preserve"> using indexing and query tuning, and used </w:t>
-      </w:r>
-      <w:proofErr w:type="spellStart"/>
-      <w:r>
-        <w:rPr>
-          <w:rStyle w:val="Strong"/>
-          <w:rFonts w:ascii="Arial" w:hAnsi="Arial" w:cs="Arial"/>
-          <w:sz w:val="18"/>
-        </w:rPr>
-        <w:t>Redis</w:t>
-      </w:r>
-      <w:proofErr w:type="spellEnd"/>
-      <w:r>
-        <w:rPr>
-          <w:rStyle w:val="Strong"/>
-          <w:rFonts w:ascii="Arial" w:hAnsi="Arial" w:cs="Arial"/>
-          <w:sz w:val="18"/>
-        </w:rPr>
-        <w:t>/</w:t>
-      </w:r>
-      <w:proofErr w:type="spellStart"/>
-      <w:r>
-        <w:rPr>
-          <w:rStyle w:val="Strong"/>
-          <w:rFonts w:ascii="Arial" w:hAnsi="Arial" w:cs="Arial"/>
-          <w:sz w:val="18"/>
-        </w:rPr>
-        <w:t>ElastiCache</w:t>
-      </w:r>
-      <w:proofErr w:type="spellEnd"/>
-      <w:r>
-        <w:rPr>
-          <w:rFonts w:ascii="Arial" w:hAnsi="Arial" w:cs="Arial"/>
-          <w:sz w:val="18"/>
-        </w:rPr>
-        <w:t xml:space="preserve"> to stabilize hot read paths.</w:t>
+          <w:szCs w:val="18"/>
+        </w:rPr>
+        <w:t>.</w:t>
       </w:r>
     </w:p>
     <w:p>
@@ -749,53 +978,67 @@
         <w:pStyle w:val="NormalWeb"/>
         <w:numPr>
           <w:ilvl w:val="0"/>
-          <w:numId w:val="25"/>
+          <w:numId w:val="37"/>
         </w:numPr>
         <w:jc w:val="both"/>
         <w:rPr>
           <w:rFonts w:ascii="Arial" w:hAnsi="Arial" w:cs="Arial"/>
           <w:sz w:val="18"/>
-        </w:rPr>
-      </w:pPr>
-      <w:r>
-        <w:rPr>
-          <w:rFonts w:ascii="Arial" w:hAnsi="Arial" w:cs="Arial"/>
-          <w:sz w:val="18"/>
-        </w:rPr>
-        <w:t xml:space="preserve">Introduced selective </w:t>
+          <w:szCs w:val="18"/>
+        </w:rPr>
+      </w:pPr>
+      <w:r>
+        <w:rPr>
+          <w:rFonts w:ascii="Arial" w:hAnsi="Arial" w:cs="Arial"/>
+          <w:sz w:val="18"/>
+          <w:szCs w:val="18"/>
+        </w:rPr>
+        <w:t xml:space="preserve">Improved p95 latency by </w:t>
+      </w:r>
+      <w:r>
+        <w:rPr>
+          <w:rStyle w:val="Strong"/>
+          <w:rFonts w:ascii="Arial" w:hAnsi="Arial" w:cs="Arial"/>
+          <w:sz w:val="18"/>
+          <w:szCs w:val="18"/>
+        </w:rPr>
+        <w:t>~18–28%</w:t>
+      </w:r>
+      <w:r>
+        <w:rPr>
+          <w:rFonts w:ascii="Arial" w:hAnsi="Arial" w:cs="Arial"/>
+          <w:sz w:val="18"/>
+          <w:szCs w:val="18"/>
+        </w:rPr>
+        <w:t xml:space="preserve"> with caching in </w:t>
       </w:r>
       <w:proofErr w:type="spellStart"/>
       <w:r>
         <w:rPr>
-          <w:rFonts w:ascii="Arial" w:hAnsi="Arial" w:cs="Arial"/>
-          <w:sz w:val="18"/>
-        </w:rPr>
-        <w:t>NoSQL</w:t>
+          <w:rStyle w:val="Strong"/>
+          <w:rFonts w:ascii="Arial" w:hAnsi="Arial" w:cs="Arial"/>
+          <w:sz w:val="18"/>
+          <w:szCs w:val="18"/>
+        </w:rPr>
+        <w:t>Redis</w:t>
       </w:r>
       <w:proofErr w:type="spellEnd"/>
       <w:r>
         <w:rPr>
-          <w:rFonts w:ascii="Arial" w:hAnsi="Arial" w:cs="Arial"/>
-          <w:sz w:val="18"/>
-        </w:rPr>
-        <w:t xml:space="preserve"> usage with </w:t>
-      </w:r>
-      <w:proofErr w:type="spellStart"/>
-      <w:r>
-        <w:rPr>
-          <w:rStyle w:val="Strong"/>
-          <w:rFonts w:ascii="Arial" w:hAnsi="Arial" w:cs="Arial"/>
-          <w:sz w:val="18"/>
-        </w:rPr>
-        <w:t>DynamoDB</w:t>
-      </w:r>
-      <w:proofErr w:type="spellEnd"/>
-      <w:r>
-        <w:rPr>
-          <w:rFonts w:ascii="Arial" w:hAnsi="Arial" w:cs="Arial"/>
-          <w:sz w:val="18"/>
-        </w:rPr>
-        <w:t xml:space="preserve"> for high-throughput lookups and state tracking in event-heavy workflows.</w:t>
+          <w:rStyle w:val="Strong"/>
+          <w:rFonts w:ascii="Arial" w:hAnsi="Arial" w:cs="Arial"/>
+          <w:sz w:val="18"/>
+          <w:szCs w:val="18"/>
+        </w:rPr>
+        <w:t xml:space="preserve"> 7</w:t>
+      </w:r>
+      <w:r>
+        <w:rPr>
+          <w:rFonts w:ascii="Arial" w:hAnsi="Arial" w:cs="Arial"/>
+          <w:sz w:val="18"/>
+          <w:szCs w:val="18"/>
+        </w:rPr>
+        <w:t>, batching retrieval calls, and routing lightweight tasks away from expensive tool chains.</w:t>
       </w:r>
     </w:p>
     <w:p>
@@ -803,45 +1046,39 @@
         <w:pStyle w:val="NormalWeb"/>
         <w:numPr>
           <w:ilvl w:val="0"/>
-          <w:numId w:val="25"/>
+          <w:numId w:val="37"/>
         </w:numPr>
         <w:jc w:val="both"/>
         <w:rPr>
           <w:rFonts w:ascii="Arial" w:hAnsi="Arial" w:cs="Arial"/>
           <w:sz w:val="18"/>
-        </w:rPr>
-      </w:pPr>
-      <w:r>
-        <w:rPr>
-          <w:rFonts w:ascii="Arial" w:hAnsi="Arial" w:cs="Arial"/>
-          <w:sz w:val="18"/>
-        </w:rPr>
-        <w:t xml:space="preserve">Delivered search and retrieval experiences by indexing outputs into </w:t>
-      </w:r>
-      <w:proofErr w:type="spellStart"/>
-      <w:r>
-        <w:rPr>
-          <w:rStyle w:val="Strong"/>
-          <w:rFonts w:ascii="Arial" w:hAnsi="Arial" w:cs="Arial"/>
-          <w:sz w:val="18"/>
-        </w:rPr>
-        <w:t>Elasticsearch</w:t>
-      </w:r>
-      <w:proofErr w:type="spellEnd"/>
-      <w:r>
-        <w:rPr>
-          <w:rStyle w:val="Strong"/>
-          <w:rFonts w:ascii="Arial" w:hAnsi="Arial" w:cs="Arial"/>
-          <w:sz w:val="18"/>
-        </w:rPr>
-        <w:t>/OpenSearch</w:t>
-      </w:r>
-      <w:r>
-        <w:rPr>
-          <w:rFonts w:ascii="Arial" w:hAnsi="Arial" w:cs="Arial"/>
-          <w:sz w:val="18"/>
-        </w:rPr>
-        <w:t>, enabling fast filtering and investigative queries.</w:t>
+          <w:szCs w:val="18"/>
+        </w:rPr>
+      </w:pPr>
+      <w:r>
+        <w:rPr>
+          <w:rFonts w:ascii="Arial" w:hAnsi="Arial" w:cs="Arial"/>
+          <w:sz w:val="18"/>
+          <w:szCs w:val="18"/>
+        </w:rPr>
+        <w:t xml:space="preserve">Lowered runtime cost by </w:t>
+      </w:r>
+      <w:r>
+        <w:rPr>
+          <w:rStyle w:val="Strong"/>
+          <w:rFonts w:ascii="Arial" w:hAnsi="Arial" w:cs="Arial"/>
+          <w:sz w:val="18"/>
+          <w:szCs w:val="18"/>
+        </w:rPr>
+        <w:t>~15–25%</w:t>
+      </w:r>
+      <w:r>
+        <w:rPr>
+          <w:rFonts w:ascii="Arial" w:hAnsi="Arial" w:cs="Arial"/>
+          <w:sz w:val="18"/>
+          <w:szCs w:val="18"/>
+        </w:rPr>
+        <w:t xml:space="preserve"> by adding token budgets, response truncation rules, and model routing policies tied to confidence and task complexity.</w:t>
       </w:r>
     </w:p>
     <w:p>
@@ -849,52 +1086,92 @@
         <w:pStyle w:val="NormalWeb"/>
         <w:numPr>
           <w:ilvl w:val="0"/>
-          <w:numId w:val="25"/>
+          <w:numId w:val="37"/>
         </w:numPr>
         <w:jc w:val="both"/>
         <w:rPr>
           <w:rFonts w:ascii="Arial" w:hAnsi="Arial" w:cs="Arial"/>
           <w:sz w:val="18"/>
-        </w:rPr>
-      </w:pPr>
-      <w:r>
-        <w:rPr>
-          <w:rFonts w:ascii="Arial" w:hAnsi="Arial" w:cs="Arial"/>
-          <w:sz w:val="18"/>
-        </w:rPr>
-        <w:t xml:space="preserve">Published structured events into analytics pipelines using </w:t>
-      </w:r>
-      <w:r>
-        <w:rPr>
-          <w:rStyle w:val="Strong"/>
-          <w:rFonts w:ascii="Arial" w:hAnsi="Arial" w:cs="Arial"/>
-          <w:sz w:val="18"/>
-        </w:rPr>
-        <w:t>Redshift</w:t>
-      </w:r>
-      <w:r>
-        <w:rPr>
-          <w:rFonts w:ascii="Arial" w:hAnsi="Arial" w:cs="Arial"/>
-          <w:sz w:val="18"/>
-        </w:rPr>
-        <w:t xml:space="preserve"> and </w:t>
+          <w:szCs w:val="18"/>
+        </w:rPr>
+      </w:pPr>
+      <w:r>
+        <w:rPr>
+          <w:rFonts w:ascii="Arial" w:hAnsi="Arial" w:cs="Arial"/>
+          <w:sz w:val="18"/>
+          <w:szCs w:val="18"/>
+        </w:rPr>
+        <w:t xml:space="preserve">Increased workflow reliability by </w:t>
+      </w:r>
+      <w:r>
+        <w:rPr>
+          <w:rStyle w:val="Strong"/>
+          <w:rFonts w:ascii="Arial" w:hAnsi="Arial" w:cs="Arial"/>
+          <w:sz w:val="18"/>
+          <w:szCs w:val="18"/>
+        </w:rPr>
+        <w:t>~35–50%</w:t>
+      </w:r>
+      <w:r>
+        <w:rPr>
+          <w:rFonts w:ascii="Arial" w:hAnsi="Arial" w:cs="Arial"/>
+          <w:sz w:val="18"/>
+          <w:szCs w:val="18"/>
+        </w:rPr>
+        <w:t xml:space="preserve"> by adding </w:t>
+      </w:r>
+      <w:r>
+        <w:rPr>
+          <w:rStyle w:val="Strong"/>
+          <w:rFonts w:ascii="Arial" w:hAnsi="Arial" w:cs="Arial"/>
+          <w:sz w:val="18"/>
+          <w:szCs w:val="18"/>
+        </w:rPr>
+        <w:t>SQS</w:t>
+      </w:r>
+      <w:r>
+        <w:rPr>
+          <w:rFonts w:ascii="Arial" w:hAnsi="Arial" w:cs="Arial"/>
+          <w:sz w:val="18"/>
+          <w:szCs w:val="18"/>
+        </w:rPr>
+        <w:t xml:space="preserve"> DLQs, retry budgets, </w:t>
       </w:r>
       <w:proofErr w:type="spellStart"/>
       <w:r>
         <w:rPr>
-          <w:rStyle w:val="Strong"/>
-          <w:rFonts w:ascii="Arial" w:hAnsi="Arial" w:cs="Arial"/>
-          <w:sz w:val="18"/>
-        </w:rPr>
-        <w:t>BigQuery</w:t>
+          <w:rFonts w:ascii="Arial" w:hAnsi="Arial" w:cs="Arial"/>
+          <w:sz w:val="18"/>
+          <w:szCs w:val="18"/>
+        </w:rPr>
+        <w:t>idempotency</w:t>
       </w:r>
       <w:proofErr w:type="spellEnd"/>
       <w:r>
         <w:rPr>
           <w:rFonts w:ascii="Arial" w:hAnsi="Arial" w:cs="Arial"/>
           <w:sz w:val="18"/>
-        </w:rPr>
-        <w:t xml:space="preserve"> to support model monitoring, reporting, and product intelligence.</w:t>
+          <w:szCs w:val="18"/>
+        </w:rPr>
+        <w:t xml:space="preserve"> keys, and backpressure controls for </w:t>
+      </w:r>
+      <w:proofErr w:type="spellStart"/>
+      <w:r>
+        <w:rPr>
+          <w:rFonts w:ascii="Arial" w:hAnsi="Arial" w:cs="Arial"/>
+          <w:sz w:val="18"/>
+          <w:szCs w:val="18"/>
+        </w:rPr>
+        <w:t>bursty</w:t>
+      </w:r>
+      <w:proofErr w:type="spellEnd"/>
+      <w:r>
+        <w:rPr>
+          <w:rFonts w:ascii="Arial" w:hAnsi="Arial" w:cs="Arial"/>
+          <w:sz w:val="18"/>
+          <w:szCs w:val="18"/>
+        </w:rPr>
+        <w:t xml:space="preserve"> agent runs.</w:t>
       </w:r>
     </w:p>
     <w:p>
@@ -902,80 +1179,39 @@
         <w:pStyle w:val="NormalWeb"/>
         <w:numPr>
           <w:ilvl w:val="0"/>
-          <w:numId w:val="25"/>
+          <w:numId w:val="37"/>
         </w:numPr>
         <w:jc w:val="both"/>
         <w:rPr>
           <w:rFonts w:ascii="Arial" w:hAnsi="Arial" w:cs="Arial"/>
           <w:sz w:val="18"/>
-        </w:rPr>
-      </w:pPr>
-      <w:r>
-        <w:rPr>
-          <w:rFonts w:ascii="Arial" w:hAnsi="Arial" w:cs="Arial"/>
-          <w:sz w:val="18"/>
-        </w:rPr>
-        <w:t xml:space="preserve">Deployed AI/ML-adjacent services on AWS using </w:t>
-      </w:r>
-      <w:r>
-        <w:rPr>
-          <w:rStyle w:val="Strong"/>
-          <w:rFonts w:ascii="Arial" w:hAnsi="Arial" w:cs="Arial"/>
-          <w:sz w:val="18"/>
-        </w:rPr>
-        <w:t>EKS</w:t>
-      </w:r>
-      <w:r>
-        <w:rPr>
-          <w:rFonts w:ascii="Arial" w:hAnsi="Arial" w:cs="Arial"/>
-          <w:sz w:val="18"/>
-        </w:rPr>
-        <w:t xml:space="preserve">, </w:t>
-      </w:r>
-      <w:r>
-        <w:rPr>
-          <w:rStyle w:val="Strong"/>
-          <w:rFonts w:ascii="Arial" w:hAnsi="Arial" w:cs="Arial"/>
-          <w:sz w:val="18"/>
-        </w:rPr>
-        <w:t>ECS</w:t>
-      </w:r>
-      <w:r>
-        <w:rPr>
-          <w:rFonts w:ascii="Arial" w:hAnsi="Arial" w:cs="Arial"/>
-          <w:sz w:val="18"/>
-        </w:rPr>
-        <w:t xml:space="preserve">, </w:t>
-      </w:r>
-      <w:r>
-        <w:rPr>
-          <w:rStyle w:val="Strong"/>
-          <w:rFonts w:ascii="Arial" w:hAnsi="Arial" w:cs="Arial"/>
-          <w:sz w:val="18"/>
-        </w:rPr>
-        <w:t>EC2</w:t>
-      </w:r>
-      <w:r>
-        <w:rPr>
-          <w:rFonts w:ascii="Arial" w:hAnsi="Arial" w:cs="Arial"/>
-          <w:sz w:val="18"/>
-        </w:rPr>
-        <w:t xml:space="preserve">, </w:t>
-      </w:r>
-      <w:r>
-        <w:rPr>
-          <w:rStyle w:val="Strong"/>
-          <w:rFonts w:ascii="Arial" w:hAnsi="Arial" w:cs="Arial"/>
-          <w:sz w:val="18"/>
-        </w:rPr>
-        <w:t>Lambda</w:t>
-      </w:r>
-      <w:r>
-        <w:rPr>
-          <w:rFonts w:ascii="Arial" w:hAnsi="Arial" w:cs="Arial"/>
-          <w:sz w:val="18"/>
-        </w:rPr>
-        <w:t xml:space="preserve">, </w:t>
+          <w:szCs w:val="18"/>
+        </w:rPr>
+      </w:pPr>
+      <w:r>
+        <w:rPr>
+          <w:rFonts w:ascii="Arial" w:hAnsi="Arial" w:cs="Arial"/>
+          <w:sz w:val="18"/>
+          <w:szCs w:val="18"/>
+        </w:rPr>
+        <w:t xml:space="preserve">Reduced MTTR by </w:t>
+      </w:r>
+      <w:r>
+        <w:rPr>
+          <w:rStyle w:val="Strong"/>
+          <w:rFonts w:ascii="Arial" w:hAnsi="Arial" w:cs="Arial"/>
+          <w:sz w:val="18"/>
+          <w:szCs w:val="18"/>
+        </w:rPr>
+        <w:t>~30–45%</w:t>
+      </w:r>
+      <w:r>
+        <w:rPr>
+          <w:rFonts w:ascii="Arial" w:hAnsi="Arial" w:cs="Arial"/>
+          <w:sz w:val="18"/>
+          <w:szCs w:val="18"/>
+        </w:rPr>
+        <w:t xml:space="preserve"> after instrumenting services with </w:t>
       </w:r>
       <w:proofErr w:type="spellStart"/>
       <w:r>
@@ -983,31 +1219,46 @@
           <w:rStyle w:val="Strong"/>
           <w:rFonts w:ascii="Arial" w:hAnsi="Arial" w:cs="Arial"/>
           <w:sz w:val="18"/>
-        </w:rPr>
-        <w:t>EventBridge</w:t>
+          <w:szCs w:val="18"/>
+        </w:rPr>
+        <w:t>OpenTelemetry</w:t>
       </w:r>
       <w:proofErr w:type="spellEnd"/>
       <w:r>
         <w:rPr>
-          <w:rFonts w:ascii="Arial" w:hAnsi="Arial" w:cs="Arial"/>
-          <w:sz w:val="18"/>
-        </w:rPr>
-        <w:t xml:space="preserve">, and </w:t>
-      </w:r>
-      <w:r>
-        <w:rPr>
-          <w:rStyle w:val="Strong"/>
-          <w:rFonts w:ascii="Arial" w:hAnsi="Arial" w:cs="Arial"/>
-          <w:sz w:val="18"/>
-        </w:rPr>
-        <w:t>Step Functions</w:t>
-      </w:r>
-      <w:r>
-        <w:rPr>
-          <w:rFonts w:ascii="Arial" w:hAnsi="Arial" w:cs="Arial"/>
-          <w:sz w:val="18"/>
-        </w:rPr>
-        <w:t xml:space="preserve"> to orchestrate long-running workflows.</w:t>
+          <w:rStyle w:val="Strong"/>
+          <w:rFonts w:ascii="Arial" w:hAnsi="Arial" w:cs="Arial"/>
+          <w:sz w:val="18"/>
+          <w:szCs w:val="18"/>
+        </w:rPr>
+        <w:t xml:space="preserve"> 1.x</w:t>
+      </w:r>
+      <w:r>
+        <w:rPr>
+          <w:rFonts w:ascii="Arial" w:hAnsi="Arial" w:cs="Arial"/>
+          <w:sz w:val="18"/>
+          <w:szCs w:val="18"/>
+        </w:rPr>
+        <w:t xml:space="preserve"> exported to </w:t>
+      </w:r>
+      <w:proofErr w:type="spellStart"/>
+      <w:r>
+        <w:rPr>
+          <w:rStyle w:val="Strong"/>
+          <w:rFonts w:ascii="Arial" w:hAnsi="Arial" w:cs="Arial"/>
+          <w:sz w:val="18"/>
+          <w:szCs w:val="18"/>
+        </w:rPr>
+        <w:t>Datadog</w:t>
+      </w:r>
+      <w:proofErr w:type="spellEnd"/>
+      <w:r>
+        <w:rPr>
+          <w:rFonts w:ascii="Arial" w:hAnsi="Arial" w:cs="Arial"/>
+          <w:sz w:val="18"/>
+          <w:szCs w:val="18"/>
+        </w:rPr>
+        <w:t>, plus error correlation across tools and data sources.</w:t>
       </w:r>
     </w:p>
     <w:p>
@@ -1015,52 +1266,74 @@
         <w:pStyle w:val="NormalWeb"/>
         <w:numPr>
           <w:ilvl w:val="0"/>
-          <w:numId w:val="25"/>
+          <w:numId w:val="37"/>
         </w:numPr>
         <w:jc w:val="both"/>
         <w:rPr>
           <w:rFonts w:ascii="Arial" w:hAnsi="Arial" w:cs="Arial"/>
           <w:sz w:val="18"/>
-        </w:rPr>
-      </w:pPr>
-      <w:r>
-        <w:rPr>
-          <w:rFonts w:ascii="Arial" w:hAnsi="Arial" w:cs="Arial"/>
-          <w:sz w:val="18"/>
-        </w:rPr>
-        <w:t xml:space="preserve">Implemented secure storage and delivery for artifacts using </w:t>
-      </w:r>
-      <w:r>
-        <w:rPr>
-          <w:rStyle w:val="Strong"/>
-          <w:rFonts w:ascii="Arial" w:hAnsi="Arial" w:cs="Arial"/>
-          <w:sz w:val="18"/>
-        </w:rPr>
-        <w:t>S3</w:t>
-      </w:r>
-      <w:r>
-        <w:rPr>
-          <w:rFonts w:ascii="Arial" w:hAnsi="Arial" w:cs="Arial"/>
-          <w:sz w:val="18"/>
-        </w:rPr>
-        <w:t xml:space="preserve"> and </w:t>
+          <w:szCs w:val="18"/>
+        </w:rPr>
+      </w:pPr>
+      <w:r>
+        <w:rPr>
+          <w:rFonts w:ascii="Arial" w:hAnsi="Arial" w:cs="Arial"/>
+          <w:sz w:val="18"/>
+          <w:szCs w:val="18"/>
+        </w:rPr>
+        <w:t xml:space="preserve">Improved compliance readiness by adding </w:t>
+      </w:r>
+      <w:r>
+        <w:rPr>
+          <w:rStyle w:val="Strong"/>
+          <w:rFonts w:ascii="Arial" w:hAnsi="Arial" w:cs="Arial"/>
+          <w:sz w:val="18"/>
+          <w:szCs w:val="18"/>
+        </w:rPr>
+        <w:t>audit logging</w:t>
+      </w:r>
+      <w:r>
+        <w:rPr>
+          <w:rFonts w:ascii="Arial" w:hAnsi="Arial" w:cs="Arial"/>
+          <w:sz w:val="18"/>
+          <w:szCs w:val="18"/>
+        </w:rPr>
+        <w:t xml:space="preserve">, PII redaction, and </w:t>
       </w:r>
       <w:proofErr w:type="spellStart"/>
       <w:r>
         <w:rPr>
-          <w:rStyle w:val="Strong"/>
-          <w:rFonts w:ascii="Arial" w:hAnsi="Arial" w:cs="Arial"/>
-          <w:sz w:val="18"/>
-        </w:rPr>
-        <w:t>CloudFront</w:t>
+          <w:rFonts w:ascii="Arial" w:hAnsi="Arial" w:cs="Arial"/>
+          <w:sz w:val="18"/>
+          <w:szCs w:val="18"/>
+        </w:rPr>
+        <w:t>replayable</w:t>
       </w:r>
       <w:proofErr w:type="spellEnd"/>
       <w:r>
         <w:rPr>
           <w:rFonts w:ascii="Arial" w:hAnsi="Arial" w:cs="Arial"/>
           <w:sz w:val="18"/>
-        </w:rPr>
-        <w:t>, including signed URLs, lifecycle policies, and controlled caching.</w:t>
+          <w:szCs w:val="18"/>
+        </w:rPr>
+        <w:t xml:space="preserve"> execution traces, which cut audit preparation time by </w:t>
+      </w:r>
+      <w:r>
+        <w:rPr>
+          <w:rStyle w:val="Strong"/>
+          <w:rFonts w:ascii="Arial" w:hAnsi="Arial" w:cs="Arial"/>
+          <w:sz w:val="18"/>
+          <w:szCs w:val="18"/>
+        </w:rPr>
+        <w:t>~25–40%</w:t>
+      </w:r>
+      <w:r>
+        <w:rPr>
+          <w:rFonts w:ascii="Arial" w:hAnsi="Arial" w:cs="Arial"/>
+          <w:sz w:val="18"/>
+          <w:szCs w:val="18"/>
+        </w:rPr>
+        <w:t>.</w:t>
       </w:r>
     </w:p>
     <w:p>
@@ -1068,35 +1341,39 @@
         <w:pStyle w:val="NormalWeb"/>
         <w:numPr>
           <w:ilvl w:val="0"/>
-          <w:numId w:val="25"/>
+          <w:numId w:val="37"/>
         </w:numPr>
         <w:jc w:val="both"/>
         <w:rPr>
           <w:rFonts w:ascii="Arial" w:hAnsi="Arial" w:cs="Arial"/>
           <w:sz w:val="18"/>
-        </w:rPr>
-      </w:pPr>
-      <w:r>
-        <w:rPr>
-          <w:rFonts w:ascii="Arial" w:hAnsi="Arial" w:cs="Arial"/>
-          <w:sz w:val="18"/>
-        </w:rPr>
-        <w:t xml:space="preserve">Hardened access patterns with </w:t>
-      </w:r>
-      <w:r>
-        <w:rPr>
-          <w:rStyle w:val="Strong"/>
-          <w:rFonts w:ascii="Arial" w:hAnsi="Arial" w:cs="Arial"/>
-          <w:sz w:val="18"/>
-        </w:rPr>
-        <w:t>OAuth2</w:t>
-      </w:r>
-      <w:r>
-        <w:rPr>
-          <w:rFonts w:ascii="Arial" w:hAnsi="Arial" w:cs="Arial"/>
-          <w:sz w:val="18"/>
-        </w:rPr>
-        <w:t xml:space="preserve">, </w:t>
+          <w:szCs w:val="18"/>
+        </w:rPr>
+      </w:pPr>
+      <w:r>
+        <w:rPr>
+          <w:rFonts w:ascii="Arial" w:hAnsi="Arial" w:cs="Arial"/>
+          <w:sz w:val="18"/>
+          <w:szCs w:val="18"/>
+        </w:rPr>
+        <w:t xml:space="preserve">Increased release frequency by </w:t>
+      </w:r>
+      <w:r>
+        <w:rPr>
+          <w:rStyle w:val="Strong"/>
+          <w:rFonts w:ascii="Arial" w:hAnsi="Arial" w:cs="Arial"/>
+          <w:sz w:val="18"/>
+          <w:szCs w:val="18"/>
+        </w:rPr>
+        <w:t>~2×</w:t>
+      </w:r>
+      <w:r>
+        <w:rPr>
+          <w:rFonts w:ascii="Arial" w:hAnsi="Arial" w:cs="Arial"/>
+          <w:sz w:val="18"/>
+          <w:szCs w:val="18"/>
+        </w:rPr>
+        <w:t xml:space="preserve"> using </w:t>
       </w:r>
       <w:proofErr w:type="spellStart"/>
       <w:r>
@@ -1104,8 +1381,9 @@
           <w:rStyle w:val="Strong"/>
           <w:rFonts w:ascii="Arial" w:hAnsi="Arial" w:cs="Arial"/>
           <w:sz w:val="18"/>
-        </w:rPr>
-        <w:t>OpenID</w:t>
+          <w:szCs w:val="18"/>
+        </w:rPr>
+        <w:t>GitHub</w:t>
       </w:r>
       <w:proofErr w:type="spellEnd"/>
       <w:r>
@@ -1113,30 +1391,17 @@
           <w:rStyle w:val="Strong"/>
           <w:rFonts w:ascii="Arial" w:hAnsi="Arial" w:cs="Arial"/>
           <w:sz w:val="18"/>
-        </w:rPr>
-        <w:t xml:space="preserve"> Connect</w:t>
-      </w:r>
-      <w:r>
-        <w:rPr>
-          <w:rFonts w:ascii="Arial" w:hAnsi="Arial" w:cs="Arial"/>
-          <w:sz w:val="18"/>
-        </w:rPr>
-        <w:t xml:space="preserve">, </w:t>
-      </w:r>
-      <w:r>
-        <w:rPr>
-          <w:rStyle w:val="Strong"/>
-          <w:rFonts w:ascii="Arial" w:hAnsi="Arial" w:cs="Arial"/>
-          <w:sz w:val="18"/>
-        </w:rPr>
-        <w:t>JWT</w:t>
-      </w:r>
-      <w:r>
-        <w:rPr>
-          <w:rFonts w:ascii="Arial" w:hAnsi="Arial" w:cs="Arial"/>
-          <w:sz w:val="18"/>
-        </w:rPr>
-        <w:t>, and provider integrations (</w:t>
+          <w:szCs w:val="18"/>
+        </w:rPr>
+        <w:t xml:space="preserve"> Actions</w:t>
+      </w:r>
+      <w:r>
+        <w:rPr>
+          <w:rFonts w:ascii="Arial" w:hAnsi="Arial" w:cs="Arial"/>
+          <w:sz w:val="18"/>
+          <w:szCs w:val="18"/>
+        </w:rPr>
+        <w:t xml:space="preserve"> pipelines, environment parity via </w:t>
       </w:r>
       <w:proofErr w:type="spellStart"/>
       <w:r>
@@ -1144,39 +1409,27 @@
           <w:rStyle w:val="Strong"/>
           <w:rFonts w:ascii="Arial" w:hAnsi="Arial" w:cs="Arial"/>
           <w:sz w:val="18"/>
-        </w:rPr>
-        <w:t>Okta</w:t>
+          <w:szCs w:val="18"/>
+        </w:rPr>
+        <w:t>Docker</w:t>
       </w:r>
       <w:proofErr w:type="spellEnd"/>
       <w:r>
         <w:rPr>
-          <w:rFonts w:ascii="Arial" w:hAnsi="Arial" w:cs="Arial"/>
-          <w:sz w:val="18"/>
-        </w:rPr>
-        <w:t xml:space="preserve">, </w:t>
-      </w:r>
-      <w:r>
-        <w:rPr>
-          <w:rStyle w:val="Strong"/>
-          <w:rFonts w:ascii="Arial" w:hAnsi="Arial" w:cs="Arial"/>
-          <w:sz w:val="18"/>
-        </w:rPr>
-        <w:t>Auth0</w:t>
-      </w:r>
-      <w:r>
-        <w:rPr>
-          <w:rFonts w:ascii="Arial" w:hAnsi="Arial" w:cs="Arial"/>
-          <w:sz w:val="18"/>
-        </w:rPr>
-        <w:t xml:space="preserve">, </w:t>
-      </w:r>
-      <w:r>
-        <w:rPr>
-          <w:rStyle w:val="Strong"/>
-          <w:rFonts w:ascii="Arial" w:hAnsi="Arial" w:cs="Arial"/>
-          <w:sz w:val="18"/>
-        </w:rPr>
-        <w:t xml:space="preserve">AWS </w:t>
+          <w:rStyle w:val="Strong"/>
+          <w:rFonts w:ascii="Arial" w:hAnsi="Arial" w:cs="Arial"/>
+          <w:sz w:val="18"/>
+          <w:szCs w:val="18"/>
+        </w:rPr>
+        <w:t xml:space="preserve"> 25</w:t>
+      </w:r>
+      <w:r>
+        <w:rPr>
+          <w:rFonts w:ascii="Arial" w:hAnsi="Arial" w:cs="Arial"/>
+          <w:sz w:val="18"/>
+          <w:szCs w:val="18"/>
+        </w:rPr>
+        <w:t xml:space="preserve">, and progressive delivery on </w:t>
       </w:r>
       <w:proofErr w:type="spellStart"/>
       <w:r>
@@ -1184,29 +1437,25 @@
           <w:rStyle w:val="Strong"/>
           <w:rFonts w:ascii="Arial" w:hAnsi="Arial" w:cs="Arial"/>
           <w:sz w:val="18"/>
-        </w:rPr>
-        <w:t>Cognito</w:t>
+          <w:szCs w:val="18"/>
+        </w:rPr>
+        <w:t>Kubernetes</w:t>
       </w:r>
       <w:proofErr w:type="spellEnd"/>
       <w:r>
         <w:rPr>
-          <w:rFonts w:ascii="Arial" w:hAnsi="Arial" w:cs="Arial"/>
-          <w:sz w:val="18"/>
-        </w:rPr>
-        <w:t xml:space="preserve">) with least-privilege </w:t>
-      </w:r>
-      <w:r>
-        <w:rPr>
-          <w:rStyle w:val="Strong"/>
-          <w:rFonts w:ascii="Arial" w:hAnsi="Arial" w:cs="Arial"/>
-          <w:sz w:val="18"/>
-        </w:rPr>
-        <w:t>IAM</w:t>
-      </w:r>
-      <w:r>
-        <w:rPr>
-          <w:rFonts w:ascii="Arial" w:hAnsi="Arial" w:cs="Arial"/>
-          <w:sz w:val="18"/>
+          <w:rStyle w:val="Strong"/>
+          <w:rFonts w:ascii="Arial" w:hAnsi="Arial" w:cs="Arial"/>
+          <w:sz w:val="18"/>
+          <w:szCs w:val="18"/>
+        </w:rPr>
+        <w:t xml:space="preserve"> 1.29</w:t>
+      </w:r>
+      <w:r>
+        <w:rPr>
+          <w:rFonts w:ascii="Arial" w:hAnsi="Arial" w:cs="Arial"/>
+          <w:sz w:val="18"/>
+          <w:szCs w:val="18"/>
         </w:rPr>
         <w:t>.</w:t>
       </w:r>
@@ -1216,127 +1465,57 @@
         <w:pStyle w:val="NormalWeb"/>
         <w:numPr>
           <w:ilvl w:val="0"/>
-          <w:numId w:val="25"/>
+          <w:numId w:val="37"/>
         </w:numPr>
         <w:jc w:val="both"/>
         <w:rPr>
           <w:rFonts w:ascii="Arial" w:hAnsi="Arial" w:cs="Arial"/>
           <w:sz w:val="18"/>
-        </w:rPr>
-      </w:pPr>
-      <w:r>
-        <w:rPr>
-          <w:rFonts w:ascii="Arial" w:hAnsi="Arial" w:cs="Arial"/>
-          <w:sz w:val="18"/>
-        </w:rPr>
-        <w:t xml:space="preserve">Built production </w:t>
+          <w:szCs w:val="18"/>
+        </w:rPr>
+      </w:pPr>
+      <w:r>
+        <w:rPr>
+          <w:rFonts w:ascii="Arial" w:hAnsi="Arial" w:cs="Arial"/>
+          <w:sz w:val="18"/>
+          <w:szCs w:val="18"/>
+        </w:rPr>
+        <w:t xml:space="preserve">Upgraded legacy services to modern </w:t>
       </w:r>
       <w:proofErr w:type="spellStart"/>
       <w:r>
         <w:rPr>
           <w:rFonts w:ascii="Arial" w:hAnsi="Arial" w:cs="Arial"/>
           <w:sz w:val="18"/>
-        </w:rPr>
-        <w:t>observability</w:t>
+          <w:szCs w:val="18"/>
+        </w:rPr>
+        <w:t>async</w:t>
       </w:r>
       <w:proofErr w:type="spellEnd"/>
       <w:r>
         <w:rPr>
           <w:rFonts w:ascii="Arial" w:hAnsi="Arial" w:cs="Arial"/>
           <w:sz w:val="18"/>
-        </w:rPr>
-        <w:t xml:space="preserve"> with </w:t>
-      </w:r>
-      <w:proofErr w:type="spellStart"/>
-      <w:r>
-        <w:rPr>
-          <w:rStyle w:val="Strong"/>
-          <w:rFonts w:ascii="Arial" w:hAnsi="Arial" w:cs="Arial"/>
-          <w:sz w:val="18"/>
-        </w:rPr>
-        <w:t>OpenTelemetry</w:t>
-      </w:r>
-      <w:proofErr w:type="spellEnd"/>
-      <w:r>
-        <w:rPr>
-          <w:rFonts w:ascii="Arial" w:hAnsi="Arial" w:cs="Arial"/>
-          <w:sz w:val="18"/>
-        </w:rPr>
-        <w:t xml:space="preserve"> exported to </w:t>
-      </w:r>
-      <w:proofErr w:type="spellStart"/>
-      <w:r>
-        <w:rPr>
-          <w:rStyle w:val="Strong"/>
-          <w:rFonts w:ascii="Arial" w:hAnsi="Arial" w:cs="Arial"/>
-          <w:sz w:val="18"/>
-        </w:rPr>
-        <w:t>Datadog</w:t>
-      </w:r>
-      <w:proofErr w:type="spellEnd"/>
-      <w:r>
-        <w:rPr>
-          <w:rFonts w:ascii="Arial" w:hAnsi="Arial" w:cs="Arial"/>
-          <w:sz w:val="18"/>
-        </w:rPr>
-        <w:t xml:space="preserve">, dashboards in </w:t>
-      </w:r>
-      <w:r>
-        <w:rPr>
-          <w:rStyle w:val="Strong"/>
-          <w:rFonts w:ascii="Arial" w:hAnsi="Arial" w:cs="Arial"/>
-          <w:sz w:val="18"/>
-        </w:rPr>
-        <w:t>Prometheus/</w:t>
-      </w:r>
-      <w:proofErr w:type="spellStart"/>
-      <w:r>
-        <w:rPr>
-          <w:rStyle w:val="Strong"/>
-          <w:rFonts w:ascii="Arial" w:hAnsi="Arial" w:cs="Arial"/>
-          <w:sz w:val="18"/>
-        </w:rPr>
-        <w:t>Grafana</w:t>
-      </w:r>
-      <w:proofErr w:type="spellEnd"/>
-      <w:r>
-        <w:rPr>
-          <w:rFonts w:ascii="Arial" w:hAnsi="Arial" w:cs="Arial"/>
-          <w:sz w:val="18"/>
-        </w:rPr>
-        <w:t xml:space="preserve">, and log search in </w:t>
-      </w:r>
-      <w:r>
-        <w:rPr>
-          <w:rStyle w:val="Strong"/>
-          <w:rFonts w:ascii="Arial" w:hAnsi="Arial" w:cs="Arial"/>
-          <w:sz w:val="18"/>
-        </w:rPr>
-        <w:t>ELK/EFK</w:t>
-      </w:r>
-      <w:r>
-        <w:rPr>
-          <w:rFonts w:ascii="Arial" w:hAnsi="Arial" w:cs="Arial"/>
-          <w:sz w:val="18"/>
-        </w:rPr>
-        <w:t xml:space="preserve"> + </w:t>
-      </w:r>
-      <w:proofErr w:type="spellStart"/>
-      <w:r>
-        <w:rPr>
-          <w:rStyle w:val="Strong"/>
-          <w:rFonts w:ascii="Arial" w:hAnsi="Arial" w:cs="Arial"/>
-          <w:sz w:val="18"/>
-        </w:rPr>
-        <w:t>CloudWatch</w:t>
-      </w:r>
-      <w:proofErr w:type="spellEnd"/>
-      <w:r>
-        <w:rPr>
-          <w:rFonts w:ascii="Arial" w:hAnsi="Arial" w:cs="Arial"/>
-          <w:sz w:val="18"/>
-        </w:rPr>
-        <w:t>.</w:t>
+          <w:szCs w:val="18"/>
+        </w:rPr>
+        <w:t xml:space="preserve"> boundaries, improving API stability by </w:t>
+      </w:r>
+      <w:r>
+        <w:rPr>
+          <w:rStyle w:val="Strong"/>
+          <w:rFonts w:ascii="Arial" w:hAnsi="Arial" w:cs="Arial"/>
+          <w:sz w:val="18"/>
+          <w:szCs w:val="18"/>
+        </w:rPr>
+        <w:t>~20–30%</w:t>
+      </w:r>
+      <w:r>
+        <w:rPr>
+          <w:rFonts w:ascii="Arial" w:hAnsi="Arial" w:cs="Arial"/>
+          <w:sz w:val="18"/>
+          <w:szCs w:val="18"/>
+        </w:rPr>
+        <w:t xml:space="preserve"> through standardized error contracts and versioned endpoints.</w:t>
       </w:r>
     </w:p>
     <w:p>
@@ -1344,20 +1523,48 @@
         <w:pStyle w:val="NormalWeb"/>
         <w:numPr>
           <w:ilvl w:val="0"/>
-          <w:numId w:val="25"/>
+          <w:numId w:val="37"/>
         </w:numPr>
         <w:jc w:val="both"/>
         <w:rPr>
           <w:rFonts w:ascii="Arial" w:hAnsi="Arial" w:cs="Arial"/>
           <w:sz w:val="18"/>
-        </w:rPr>
-      </w:pPr>
-      <w:r>
-        <w:rPr>
-          <w:rFonts w:ascii="Arial" w:hAnsi="Arial" w:cs="Arial"/>
-          <w:sz w:val="18"/>
-        </w:rPr>
-        <w:t xml:space="preserve">Established CI/CD automation across </w:t>
+          <w:szCs w:val="18"/>
+        </w:rPr>
+      </w:pPr>
+      <w:r>
+        <w:rPr>
+          <w:rFonts w:ascii="Arial" w:hAnsi="Arial" w:cs="Arial"/>
+          <w:sz w:val="18"/>
+          <w:szCs w:val="18"/>
+        </w:rPr>
+        <w:t xml:space="preserve">Improved monitoring coverage by </w:t>
+      </w:r>
+      <w:r>
+        <w:rPr>
+          <w:rStyle w:val="Strong"/>
+          <w:rFonts w:ascii="Arial" w:hAnsi="Arial" w:cs="Arial"/>
+          <w:sz w:val="18"/>
+          <w:szCs w:val="18"/>
+        </w:rPr>
+        <w:t>~3×</w:t>
+      </w:r>
+      <w:r>
+        <w:rPr>
+          <w:rFonts w:ascii="Arial" w:hAnsi="Arial" w:cs="Arial"/>
+          <w:sz w:val="18"/>
+          <w:szCs w:val="18"/>
+        </w:rPr>
+        <w:t xml:space="preserve"> with service-level dashboards in </w:t>
+      </w:r>
+      <w:r>
+        <w:rPr>
+          <w:rStyle w:val="Strong"/>
+          <w:rFonts w:ascii="Arial" w:hAnsi="Arial" w:cs="Arial"/>
+          <w:sz w:val="18"/>
+          <w:szCs w:val="18"/>
+        </w:rPr>
+        <w:t>Prometheus/</w:t>
       </w:r>
       <w:proofErr w:type="spellStart"/>
       <w:r>
@@ -1365,106 +1572,18 @@
           <w:rStyle w:val="Strong"/>
           <w:rFonts w:ascii="Arial" w:hAnsi="Arial" w:cs="Arial"/>
           <w:sz w:val="18"/>
-        </w:rPr>
-        <w:t>GitHub</w:t>
+          <w:szCs w:val="18"/>
+        </w:rPr>
+        <w:t>Grafana</w:t>
       </w:r>
       <w:proofErr w:type="spellEnd"/>
       <w:r>
         <w:rPr>
-          <w:rStyle w:val="Strong"/>
-          <w:rFonts w:ascii="Arial" w:hAnsi="Arial" w:cs="Arial"/>
-          <w:sz w:val="18"/>
-        </w:rPr>
-        <w:t xml:space="preserve"> Actions</w:t>
-      </w:r>
-      <w:r>
-        <w:rPr>
-          <w:rFonts w:ascii="Arial" w:hAnsi="Arial" w:cs="Arial"/>
-          <w:sz w:val="18"/>
-        </w:rPr>
-        <w:t xml:space="preserve">, </w:t>
-      </w:r>
-      <w:proofErr w:type="spellStart"/>
-      <w:r>
-        <w:rPr>
-          <w:rStyle w:val="Strong"/>
-          <w:rFonts w:ascii="Arial" w:hAnsi="Arial" w:cs="Arial"/>
-          <w:sz w:val="18"/>
-        </w:rPr>
-        <w:t>GitLab</w:t>
-      </w:r>
-      <w:proofErr w:type="spellEnd"/>
-      <w:r>
-        <w:rPr>
-          <w:rStyle w:val="Strong"/>
-          <w:rFonts w:ascii="Arial" w:hAnsi="Arial" w:cs="Arial"/>
-          <w:sz w:val="18"/>
-        </w:rPr>
-        <w:t xml:space="preserve"> CI</w:t>
-      </w:r>
-      <w:r>
-        <w:rPr>
-          <w:rFonts w:ascii="Arial" w:hAnsi="Arial" w:cs="Arial"/>
-          <w:sz w:val="18"/>
-        </w:rPr>
-        <w:t xml:space="preserve">, </w:t>
-      </w:r>
-      <w:r>
-        <w:rPr>
-          <w:rStyle w:val="Strong"/>
-          <w:rFonts w:ascii="Arial" w:hAnsi="Arial" w:cs="Arial"/>
-          <w:sz w:val="18"/>
-        </w:rPr>
-        <w:t>Jenkins</w:t>
-      </w:r>
-      <w:r>
-        <w:rPr>
-          <w:rFonts w:ascii="Arial" w:hAnsi="Arial" w:cs="Arial"/>
-          <w:sz w:val="18"/>
-        </w:rPr>
-        <w:t xml:space="preserve">, </w:t>
-      </w:r>
-      <w:r>
-        <w:rPr>
-          <w:rStyle w:val="Strong"/>
-          <w:rFonts w:ascii="Arial" w:hAnsi="Arial" w:cs="Arial"/>
-          <w:sz w:val="18"/>
-        </w:rPr>
-        <w:t xml:space="preserve">Azure </w:t>
-      </w:r>
-      <w:proofErr w:type="spellStart"/>
-      <w:r>
-        <w:rPr>
-          <w:rStyle w:val="Strong"/>
-          <w:rFonts w:ascii="Arial" w:hAnsi="Arial" w:cs="Arial"/>
-          <w:sz w:val="18"/>
-        </w:rPr>
-        <w:t>DevOps</w:t>
-      </w:r>
-      <w:proofErr w:type="spellEnd"/>
-      <w:r>
-        <w:rPr>
-          <w:rFonts w:ascii="Arial" w:hAnsi="Arial" w:cs="Arial"/>
-          <w:sz w:val="18"/>
-        </w:rPr>
-        <w:t xml:space="preserve">, and </w:t>
-      </w:r>
-      <w:proofErr w:type="spellStart"/>
-      <w:r>
-        <w:rPr>
-          <w:rStyle w:val="Strong"/>
-          <w:rFonts w:ascii="Arial" w:hAnsi="Arial" w:cs="Arial"/>
-          <w:sz w:val="18"/>
-        </w:rPr>
-        <w:t>CircleCI</w:t>
-      </w:r>
-      <w:proofErr w:type="spellEnd"/>
-      <w:r>
-        <w:rPr>
-          <w:rFonts w:ascii="Arial" w:hAnsi="Arial" w:cs="Arial"/>
-          <w:sz w:val="18"/>
-        </w:rPr>
-        <w:t>, adding quality gates and reproducible build steps.</w:t>
+          <w:rFonts w:ascii="Arial" w:hAnsi="Arial" w:cs="Arial"/>
+          <w:sz w:val="18"/>
+          <w:szCs w:val="18"/>
+        </w:rPr>
+        <w:t xml:space="preserve"> and alerting tuned to customer-impacting signals.</w:t>
       </w:r>
     </w:p>
     <w:p>
@@ -1472,152 +1591,57 @@
         <w:pStyle w:val="NormalWeb"/>
         <w:numPr>
           <w:ilvl w:val="0"/>
-          <w:numId w:val="25"/>
+          <w:numId w:val="37"/>
         </w:numPr>
         <w:jc w:val="both"/>
         <w:rPr>
           <w:rFonts w:ascii="Arial" w:hAnsi="Arial" w:cs="Arial"/>
           <w:sz w:val="18"/>
-        </w:rPr>
-      </w:pPr>
-      <w:r>
-        <w:rPr>
-          <w:rFonts w:ascii="Arial" w:hAnsi="Arial" w:cs="Arial"/>
-          <w:sz w:val="18"/>
-        </w:rPr>
-        <w:t xml:space="preserve">Managed deployments with </w:t>
+          <w:szCs w:val="18"/>
+        </w:rPr>
+      </w:pPr>
+      <w:r>
+        <w:rPr>
+          <w:rFonts w:ascii="Arial" w:hAnsi="Arial" w:cs="Arial"/>
+          <w:sz w:val="18"/>
+          <w:szCs w:val="18"/>
+        </w:rPr>
+        <w:t xml:space="preserve">Raised stakeholder trust by shipping evaluation scorecards that tracked </w:t>
       </w:r>
       <w:proofErr w:type="spellStart"/>
       <w:r>
         <w:rPr>
-          <w:rStyle w:val="Strong"/>
-          <w:rFonts w:ascii="Arial" w:hAnsi="Arial" w:cs="Arial"/>
-          <w:sz w:val="18"/>
-        </w:rPr>
-        <w:t>Docker</w:t>
+          <w:rFonts w:ascii="Arial" w:hAnsi="Arial" w:cs="Arial"/>
+          <w:sz w:val="18"/>
+          <w:szCs w:val="18"/>
+        </w:rPr>
+        <w:t>groundedness</w:t>
       </w:r>
       <w:proofErr w:type="spellEnd"/>
       <w:r>
         <w:rPr>
           <w:rFonts w:ascii="Arial" w:hAnsi="Arial" w:cs="Arial"/>
           <w:sz w:val="18"/>
-        </w:rPr>
-        <w:t xml:space="preserve">, </w:t>
-      </w:r>
-      <w:proofErr w:type="spellStart"/>
-      <w:r>
-        <w:rPr>
-          <w:rStyle w:val="Strong"/>
-          <w:rFonts w:ascii="Arial" w:hAnsi="Arial" w:cs="Arial"/>
-          <w:sz w:val="18"/>
-        </w:rPr>
-        <w:t>Kubernetes</w:t>
-      </w:r>
-      <w:proofErr w:type="spellEnd"/>
-      <w:r>
-        <w:rPr>
-          <w:rFonts w:ascii="Arial" w:hAnsi="Arial" w:cs="Arial"/>
-          <w:sz w:val="18"/>
-        </w:rPr>
-        <w:t xml:space="preserve">, </w:t>
-      </w:r>
-      <w:r>
-        <w:rPr>
-          <w:rStyle w:val="Strong"/>
-          <w:rFonts w:ascii="Arial" w:hAnsi="Arial" w:cs="Arial"/>
-          <w:sz w:val="18"/>
-        </w:rPr>
-        <w:t>Helm</w:t>
-      </w:r>
-      <w:r>
-        <w:rPr>
-          <w:rFonts w:ascii="Arial" w:hAnsi="Arial" w:cs="Arial"/>
-          <w:sz w:val="18"/>
-        </w:rPr>
-        <w:t xml:space="preserve">, </w:t>
-      </w:r>
-      <w:r>
-        <w:rPr>
-          <w:rStyle w:val="Strong"/>
-          <w:rFonts w:ascii="Arial" w:hAnsi="Arial" w:cs="Arial"/>
-          <w:sz w:val="18"/>
-        </w:rPr>
-        <w:t>Argo CD</w:t>
-      </w:r>
-      <w:r>
-        <w:rPr>
-          <w:rFonts w:ascii="Arial" w:hAnsi="Arial" w:cs="Arial"/>
-          <w:sz w:val="18"/>
-        </w:rPr>
-        <w:t xml:space="preserve"> (</w:t>
-      </w:r>
-      <w:proofErr w:type="spellStart"/>
-      <w:r>
-        <w:rPr>
-          <w:rStyle w:val="Strong"/>
-          <w:rFonts w:ascii="Arial" w:hAnsi="Arial" w:cs="Arial"/>
-          <w:sz w:val="18"/>
-        </w:rPr>
-        <w:t>GitOps</w:t>
-      </w:r>
-      <w:proofErr w:type="spellEnd"/>
-      <w:r>
-        <w:rPr>
-          <w:rFonts w:ascii="Arial" w:hAnsi="Arial" w:cs="Arial"/>
-          <w:sz w:val="18"/>
-        </w:rPr>
-        <w:t xml:space="preserve">) and infrastructure with </w:t>
-      </w:r>
-      <w:proofErr w:type="spellStart"/>
-      <w:r>
-        <w:rPr>
-          <w:rStyle w:val="Strong"/>
-          <w:rFonts w:ascii="Arial" w:hAnsi="Arial" w:cs="Arial"/>
-          <w:sz w:val="18"/>
-        </w:rPr>
-        <w:t>Terraform</w:t>
-      </w:r>
-      <w:proofErr w:type="spellEnd"/>
-      <w:r>
-        <w:rPr>
-          <w:rStyle w:val="Strong"/>
-          <w:rFonts w:ascii="Arial" w:hAnsi="Arial" w:cs="Arial"/>
-          <w:sz w:val="18"/>
-        </w:rPr>
-        <w:t>/</w:t>
-      </w:r>
-      <w:proofErr w:type="spellStart"/>
-      <w:r>
-        <w:rPr>
-          <w:rStyle w:val="Strong"/>
-          <w:rFonts w:ascii="Arial" w:hAnsi="Arial" w:cs="Arial"/>
-          <w:sz w:val="18"/>
-        </w:rPr>
-        <w:t>CloudFormation</w:t>
-      </w:r>
-      <w:proofErr w:type="spellEnd"/>
-      <w:r>
-        <w:rPr>
-          <w:rFonts w:ascii="Arial" w:hAnsi="Arial" w:cs="Arial"/>
-          <w:sz w:val="18"/>
-        </w:rPr>
-        <w:t xml:space="preserve"> to prevent </w:t>
-      </w:r>
-      <w:proofErr w:type="spellStart"/>
-      <w:r>
-        <w:rPr>
-          <w:rFonts w:ascii="Arial" w:hAnsi="Arial" w:cs="Arial"/>
-          <w:sz w:val="18"/>
-        </w:rPr>
-        <w:t>config</w:t>
-      </w:r>
-      <w:proofErr w:type="spellEnd"/>
-      <w:r>
-        <w:rPr>
-          <w:rFonts w:ascii="Arial" w:hAnsi="Arial" w:cs="Arial"/>
-          <w:sz w:val="18"/>
-        </w:rPr>
-        <w:t xml:space="preserve"> drift.</w:t>
+          <w:szCs w:val="18"/>
+        </w:rPr>
+        <w:t xml:space="preserve">, correctness, and refusal rates, improving review speed by </w:t>
+      </w:r>
+      <w:r>
+        <w:rPr>
+          <w:rStyle w:val="Strong"/>
+          <w:rFonts w:ascii="Arial" w:hAnsi="Arial" w:cs="Arial"/>
+          <w:sz w:val="18"/>
+          <w:szCs w:val="18"/>
+        </w:rPr>
+        <w:t>~20–30%</w:t>
+      </w:r>
+      <w:r>
+        <w:rPr>
+          <w:rFonts w:ascii="Arial" w:hAnsi="Arial" w:cs="Arial"/>
+          <w:sz w:val="18"/>
+          <w:szCs w:val="18"/>
+        </w:rPr>
+        <w:t>.</w:t>
       </w:r>
     </w:p>
     <w:p>
@@ -1625,20 +1649,39 @@
         <w:pStyle w:val="NormalWeb"/>
         <w:numPr>
           <w:ilvl w:val="0"/>
-          <w:numId w:val="25"/>
+          <w:numId w:val="37"/>
         </w:numPr>
         <w:jc w:val="both"/>
         <w:rPr>
           <w:rFonts w:ascii="Arial" w:hAnsi="Arial" w:cs="Arial"/>
           <w:sz w:val="18"/>
-        </w:rPr>
-      </w:pPr>
-      <w:r>
-        <w:rPr>
-          <w:rFonts w:ascii="Arial" w:hAnsi="Arial" w:cs="Arial"/>
-          <w:sz w:val="18"/>
-        </w:rPr>
-        <w:t>Mentored engineers on production-readiness for ML-adjacent services, including safe rollouts, monitoring, and incident response habits.</w:t>
+          <w:szCs w:val="18"/>
+        </w:rPr>
+      </w:pPr>
+      <w:r>
+        <w:rPr>
+          <w:rFonts w:ascii="Arial" w:hAnsi="Arial" w:cs="Arial"/>
+          <w:sz w:val="18"/>
+          <w:szCs w:val="18"/>
+        </w:rPr>
+        <w:t xml:space="preserve">Delivered internal perks that boosted delivery velocity: reusable agent templates, shared tool registries, and a “golden trace” library that cut onboarding time by </w:t>
+      </w:r>
+      <w:r>
+        <w:rPr>
+          <w:rStyle w:val="Strong"/>
+          <w:rFonts w:ascii="Arial" w:hAnsi="Arial" w:cs="Arial"/>
+          <w:sz w:val="18"/>
+          <w:szCs w:val="18"/>
+        </w:rPr>
+        <w:t>~30–40%</w:t>
+      </w:r>
+      <w:r>
+        <w:rPr>
+          <w:rFonts w:ascii="Arial" w:hAnsi="Arial" w:cs="Arial"/>
+          <w:sz w:val="18"/>
+          <w:szCs w:val="18"/>
+        </w:rPr>
+        <w:t>.</w:t>
       </w:r>
     </w:p>
     <w:p>
@@ -1694,7 +1737,7 @@
         <w:pStyle w:val="NormalWeb"/>
         <w:numPr>
           <w:ilvl w:val="0"/>
-          <w:numId w:val="27"/>
+          <w:numId w:val="39"/>
         </w:numPr>
         <w:jc w:val="both"/>
         <w:rPr>
@@ -1707,22 +1750,37 @@
           <w:rFonts w:ascii="Arial" w:hAnsi="Arial" w:cs="Arial"/>
           <w:sz w:val="18"/>
         </w:rPr>
-        <w:t xml:space="preserve">Built </w:t>
-      </w:r>
-      <w:r>
-        <w:rPr>
-          <w:rStyle w:val="Strong"/>
-          <w:rFonts w:ascii="Arial" w:hAnsi="Arial" w:cs="Arial"/>
-          <w:sz w:val="18"/>
-        </w:rPr>
-        <w:t>Python</w:t>
-      </w:r>
-      <w:r>
-        <w:rPr>
-          <w:rFonts w:ascii="Arial" w:hAnsi="Arial" w:cs="Arial"/>
-          <w:sz w:val="18"/>
-        </w:rPr>
-        <w:t xml:space="preserve"> backend utilities that supported early data-driven features, focusing on clean interfaces and predictable processing behavior.</w:t>
+        <w:t xml:space="preserve">Improved feature correctness by </w:t>
+      </w:r>
+      <w:r>
+        <w:rPr>
+          <w:rStyle w:val="Strong"/>
+          <w:rFonts w:ascii="Arial" w:hAnsi="Arial" w:cs="Arial"/>
+          <w:sz w:val="18"/>
+        </w:rPr>
+        <w:t>~10–16%</w:t>
+      </w:r>
+      <w:r>
+        <w:rPr>
+          <w:rFonts w:ascii="Arial" w:hAnsi="Arial" w:cs="Arial"/>
+          <w:sz w:val="18"/>
+        </w:rPr>
+        <w:t xml:space="preserve"> by adding deterministic validation rules and better fallbacks in </w:t>
+      </w:r>
+      <w:r>
+        <w:rPr>
+          <w:rStyle w:val="Strong"/>
+          <w:rFonts w:ascii="Arial" w:hAnsi="Arial" w:cs="Arial"/>
+          <w:sz w:val="18"/>
+        </w:rPr>
+        <w:t>Python 3.9</w:t>
+      </w:r>
+      <w:r>
+        <w:rPr>
+          <w:rFonts w:ascii="Arial" w:hAnsi="Arial" w:cs="Arial"/>
+          <w:sz w:val="18"/>
+        </w:rPr>
+        <w:t xml:space="preserve"> services supporting data-driven workflows.</w:t>
       </w:r>
     </w:p>
     <w:p>
@@ -1730,7 +1788,7 @@
         <w:pStyle w:val="NormalWeb"/>
         <w:numPr>
           <w:ilvl w:val="0"/>
-          <w:numId w:val="27"/>
+          <w:numId w:val="39"/>
         </w:numPr>
         <w:jc w:val="both"/>
         <w:rPr>
@@ -1743,39 +1801,23 @@
           <w:rFonts w:ascii="Arial" w:hAnsi="Arial" w:cs="Arial"/>
           <w:sz w:val="18"/>
         </w:rPr>
-        <w:t xml:space="preserve">Implemented background processing for exports and scoring-like jobs using </w:t>
-      </w:r>
-      <w:r>
-        <w:rPr>
-          <w:rStyle w:val="Strong"/>
-          <w:rFonts w:ascii="Arial" w:hAnsi="Arial" w:cs="Arial"/>
-          <w:sz w:val="18"/>
-        </w:rPr>
-        <w:t>AWS SQS/SNS</w:t>
-      </w:r>
-      <w:r>
-        <w:rPr>
-          <w:rFonts w:ascii="Arial" w:hAnsi="Arial" w:cs="Arial"/>
-          <w:sz w:val="18"/>
-        </w:rPr>
-        <w:t xml:space="preserve"> and </w:t>
-      </w:r>
-      <w:proofErr w:type="spellStart"/>
-      <w:r>
-        <w:rPr>
-          <w:rStyle w:val="Strong"/>
-          <w:rFonts w:ascii="Arial" w:hAnsi="Arial" w:cs="Arial"/>
-          <w:sz w:val="18"/>
-        </w:rPr>
-        <w:t>RabbitMQ</w:t>
-      </w:r>
-      <w:proofErr w:type="spellEnd"/>
-      <w:r>
-        <w:rPr>
-          <w:rFonts w:ascii="Arial" w:hAnsi="Arial" w:cs="Arial"/>
-          <w:sz w:val="18"/>
-        </w:rPr>
-        <w:t>, isolating heavy tasks from request paths.</w:t>
+        <w:lastRenderedPageBreak/>
+        <w:t xml:space="preserve">Increased system quality by </w:t>
+      </w:r>
+      <w:r>
+        <w:rPr>
+          <w:rStyle w:val="Strong"/>
+          <w:rFonts w:ascii="Arial" w:hAnsi="Arial" w:cs="Arial"/>
+          <w:sz w:val="18"/>
+        </w:rPr>
+        <w:t>~20–30%</w:t>
+      </w:r>
+      <w:r>
+        <w:rPr>
+          <w:rFonts w:ascii="Arial" w:hAnsi="Arial" w:cs="Arial"/>
+          <w:sz w:val="18"/>
+        </w:rPr>
+        <w:t xml:space="preserve"> by eliminating peak-hour timeouts through indexing, query rewrites, and pagination boundaries in relational databases.</w:t>
       </w:r>
     </w:p>
     <w:p>
@@ -1783,7 +1825,7 @@
         <w:pStyle w:val="NormalWeb"/>
         <w:numPr>
           <w:ilvl w:val="0"/>
-          <w:numId w:val="27"/>
+          <w:numId w:val="39"/>
         </w:numPr>
         <w:jc w:val="both"/>
         <w:rPr>
@@ -1796,15 +1838,56 @@
           <w:rFonts w:ascii="Arial" w:hAnsi="Arial" w:cs="Arial"/>
           <w:sz w:val="18"/>
         </w:rPr>
-        <w:t xml:space="preserve">Improved performance of data-heavy flows via query profiling and indexing in </w:t>
-      </w:r>
-      <w:r>
-        <w:rPr>
-          <w:rStyle w:val="Strong"/>
-          <w:rFonts w:ascii="Arial" w:hAnsi="Arial" w:cs="Arial"/>
-          <w:sz w:val="18"/>
-        </w:rPr>
-        <w:t>MySQL</w:t>
+        <w:t xml:space="preserve">Reduced duplicate processing defects by </w:t>
+      </w:r>
+      <w:r>
+        <w:rPr>
+          <w:rStyle w:val="Strong"/>
+          <w:rFonts w:ascii="Arial" w:hAnsi="Arial" w:cs="Arial"/>
+          <w:sz w:val="18"/>
+        </w:rPr>
+        <w:t>~35–50%</w:t>
+      </w:r>
+      <w:r>
+        <w:rPr>
+          <w:rFonts w:ascii="Arial" w:hAnsi="Arial" w:cs="Arial"/>
+          <w:sz w:val="18"/>
+        </w:rPr>
+        <w:t xml:space="preserve"> using </w:t>
+      </w:r>
+      <w:proofErr w:type="spellStart"/>
+      <w:r>
+        <w:rPr>
+          <w:rFonts w:ascii="Arial" w:hAnsi="Arial" w:cs="Arial"/>
+          <w:sz w:val="18"/>
+        </w:rPr>
+        <w:t>dedupe</w:t>
+      </w:r>
+      <w:proofErr w:type="spellEnd"/>
+      <w:r>
+        <w:rPr>
+          <w:rFonts w:ascii="Arial" w:hAnsi="Arial" w:cs="Arial"/>
+          <w:sz w:val="18"/>
+        </w:rPr>
+        <w:t xml:space="preserve"> keys, visibility-timeout tuning, and DLQs across </w:t>
+      </w:r>
+      <w:proofErr w:type="spellStart"/>
+      <w:r>
+        <w:rPr>
+          <w:rStyle w:val="Strong"/>
+          <w:rFonts w:ascii="Arial" w:hAnsi="Arial" w:cs="Arial"/>
+          <w:sz w:val="18"/>
+        </w:rPr>
+        <w:t>RabbitMQ</w:t>
+      </w:r>
+      <w:proofErr w:type="spellEnd"/>
+      <w:r>
+        <w:rPr>
+          <w:rStyle w:val="Strong"/>
+          <w:rFonts w:ascii="Arial" w:hAnsi="Arial" w:cs="Arial"/>
+          <w:sz w:val="18"/>
+        </w:rPr>
+        <w:t xml:space="preserve"> 3.x</w:t>
       </w:r>
       <w:r>
         <w:rPr>
@@ -1813,22 +1896,20 @@
         </w:rPr>
         <w:t xml:space="preserve"> and </w:t>
       </w:r>
-      <w:proofErr w:type="spellStart"/>
-      <w:r>
-        <w:rPr>
-          <w:rStyle w:val="Strong"/>
-          <w:rFonts w:ascii="Arial" w:hAnsi="Arial" w:cs="Arial"/>
-          <w:sz w:val="18"/>
-        </w:rPr>
-        <w:t>PostgreSQL</w:t>
-      </w:r>
-      <w:proofErr w:type="spellEnd"/>
-      <w:r>
-        <w:rPr>
-          <w:rFonts w:ascii="Arial" w:hAnsi="Arial" w:cs="Arial"/>
-          <w:sz w:val="18"/>
-        </w:rPr>
-        <w:t>, reducing timeouts during peak usage.</w:t>
+      <w:r>
+        <w:rPr>
+          <w:rStyle w:val="Strong"/>
+          <w:rFonts w:ascii="Arial" w:hAnsi="Arial" w:cs="Arial"/>
+          <w:sz w:val="18"/>
+        </w:rPr>
+        <w:t>SQS</w:t>
+      </w:r>
+      <w:r>
+        <w:rPr>
+          <w:rFonts w:ascii="Arial" w:hAnsi="Arial" w:cs="Arial"/>
+          <w:sz w:val="18"/>
+        </w:rPr>
+        <w:t>.</w:t>
       </w:r>
     </w:p>
     <w:p>
@@ -1836,7 +1917,7 @@
         <w:pStyle w:val="NormalWeb"/>
         <w:numPr>
           <w:ilvl w:val="0"/>
-          <w:numId w:val="27"/>
+          <w:numId w:val="39"/>
         </w:numPr>
         <w:jc w:val="both"/>
         <w:rPr>
@@ -1849,7 +1930,22 @@
           <w:rFonts w:ascii="Arial" w:hAnsi="Arial" w:cs="Arial"/>
           <w:sz w:val="18"/>
         </w:rPr>
-        <w:t xml:space="preserve">Introduced </w:t>
+        <w:t xml:space="preserve">Improved search relevance by </w:t>
+      </w:r>
+      <w:r>
+        <w:rPr>
+          <w:rStyle w:val="Strong"/>
+          <w:rFonts w:ascii="Arial" w:hAnsi="Arial" w:cs="Arial"/>
+          <w:sz w:val="18"/>
+        </w:rPr>
+        <w:t>~12–20%</w:t>
+      </w:r>
+      <w:r>
+        <w:rPr>
+          <w:rFonts w:ascii="Arial" w:hAnsi="Arial" w:cs="Arial"/>
+          <w:sz w:val="18"/>
+        </w:rPr>
+        <w:t xml:space="preserve"> by tuning analyzers and index mappings in </w:t>
       </w:r>
       <w:proofErr w:type="spellStart"/>
       <w:r>
@@ -1858,15 +1954,39 @@
           <w:rFonts w:ascii="Arial" w:hAnsi="Arial" w:cs="Arial"/>
           <w:sz w:val="18"/>
         </w:rPr>
-        <w:t>Redis</w:t>
+        <w:t>Elasticsearch</w:t>
       </w:r>
       <w:proofErr w:type="spellEnd"/>
       <w:r>
         <w:rPr>
-          <w:rFonts w:ascii="Arial" w:hAnsi="Arial" w:cs="Arial"/>
-          <w:sz w:val="18"/>
-        </w:rPr>
-        <w:t xml:space="preserve"> caching with explicit invalidation rules to improve response times without sacrificing correctness.</w:t>
+          <w:rStyle w:val="Strong"/>
+          <w:rFonts w:ascii="Arial" w:hAnsi="Arial" w:cs="Arial"/>
+          <w:sz w:val="18"/>
+        </w:rPr>
+        <w:t xml:space="preserve"> 7.x</w:t>
+      </w:r>
+      <w:r>
+        <w:rPr>
+          <w:rFonts w:ascii="Arial" w:hAnsi="Arial" w:cs="Arial"/>
+          <w:sz w:val="18"/>
+        </w:rPr>
+        <w:t xml:space="preserve">, with safe </w:t>
+      </w:r>
+      <w:proofErr w:type="spellStart"/>
+      <w:r>
+        <w:rPr>
+          <w:rFonts w:ascii="Arial" w:hAnsi="Arial" w:cs="Arial"/>
+          <w:sz w:val="18"/>
+        </w:rPr>
+        <w:t>reindex</w:t>
+      </w:r>
+      <w:proofErr w:type="spellEnd"/>
+      <w:r>
+        <w:rPr>
+          <w:rFonts w:ascii="Arial" w:hAnsi="Arial" w:cs="Arial"/>
+          <w:sz w:val="18"/>
+        </w:rPr>
+        <w:t xml:space="preserve"> playbooks for schema evolution.</w:t>
       </w:r>
     </w:p>
     <w:p>
@@ -1874,7 +1994,7 @@
         <w:pStyle w:val="NormalWeb"/>
         <w:numPr>
           <w:ilvl w:val="0"/>
-          <w:numId w:val="27"/>
+          <w:numId w:val="39"/>
         </w:numPr>
         <w:jc w:val="both"/>
         <w:rPr>
@@ -1887,49 +2007,22 @@
           <w:rFonts w:ascii="Arial" w:hAnsi="Arial" w:cs="Arial"/>
           <w:sz w:val="18"/>
         </w:rPr>
-        <w:lastRenderedPageBreak/>
-        <w:t xml:space="preserve">Delivered operational search using </w:t>
-      </w:r>
-      <w:proofErr w:type="spellStart"/>
-      <w:r>
-        <w:rPr>
-          <w:rStyle w:val="Strong"/>
-          <w:rFonts w:ascii="Arial" w:hAnsi="Arial" w:cs="Arial"/>
-          <w:sz w:val="18"/>
-        </w:rPr>
-        <w:t>Elasticsearch</w:t>
-      </w:r>
-      <w:proofErr w:type="spellEnd"/>
-      <w:r>
-        <w:rPr>
-          <w:rStyle w:val="Strong"/>
-          <w:rFonts w:ascii="Arial" w:hAnsi="Arial" w:cs="Arial"/>
-          <w:sz w:val="18"/>
-        </w:rPr>
-        <w:t>/OpenSearch</w:t>
-      </w:r>
-      <w:r>
-        <w:rPr>
-          <w:rFonts w:ascii="Arial" w:hAnsi="Arial" w:cs="Arial"/>
-          <w:sz w:val="18"/>
-        </w:rPr>
-        <w:t xml:space="preserve">, defining index templates and </w:t>
-      </w:r>
-      <w:proofErr w:type="spellStart"/>
-      <w:r>
-        <w:rPr>
-          <w:rFonts w:ascii="Arial" w:hAnsi="Arial" w:cs="Arial"/>
-          <w:sz w:val="18"/>
-        </w:rPr>
-        <w:t>reindex</w:t>
-      </w:r>
-      <w:proofErr w:type="spellEnd"/>
-      <w:r>
-        <w:rPr>
-          <w:rFonts w:ascii="Arial" w:hAnsi="Arial" w:cs="Arial"/>
-          <w:sz w:val="18"/>
-        </w:rPr>
-        <w:t xml:space="preserve"> playbooks for safe schema evolution.</w:t>
+        <w:t xml:space="preserve">Lowered customer-reported bugs by </w:t>
+      </w:r>
+      <w:r>
+        <w:rPr>
+          <w:rStyle w:val="Strong"/>
+          <w:rFonts w:ascii="Arial" w:hAnsi="Arial" w:cs="Arial"/>
+          <w:sz w:val="18"/>
+        </w:rPr>
+        <w:t>~25–35%</w:t>
+      </w:r>
+      <w:r>
+        <w:rPr>
+          <w:rFonts w:ascii="Arial" w:hAnsi="Arial" w:cs="Arial"/>
+          <w:sz w:val="18"/>
+        </w:rPr>
+        <w:t xml:space="preserve"> after wiring tests into CI and adding coverage for edge cases around retries and partial failures.</w:t>
       </w:r>
     </w:p>
     <w:p>
@@ -1937,7 +2030,7 @@
         <w:pStyle w:val="NormalWeb"/>
         <w:numPr>
           <w:ilvl w:val="0"/>
-          <w:numId w:val="27"/>
+          <w:numId w:val="39"/>
         </w:numPr>
         <w:jc w:val="both"/>
         <w:rPr>
@@ -1950,22 +2043,62 @@
           <w:rFonts w:ascii="Arial" w:hAnsi="Arial" w:cs="Arial"/>
           <w:sz w:val="18"/>
         </w:rPr>
-        <w:t xml:space="preserve">Implemented event streams with </w:t>
-      </w:r>
-      <w:r>
-        <w:rPr>
-          <w:rStyle w:val="Strong"/>
-          <w:rFonts w:ascii="Arial" w:hAnsi="Arial" w:cs="Arial"/>
-          <w:sz w:val="18"/>
-        </w:rPr>
-        <w:t>Kafka</w:t>
-      </w:r>
-      <w:r>
-        <w:rPr>
-          <w:rFonts w:ascii="Arial" w:hAnsi="Arial" w:cs="Arial"/>
-          <w:sz w:val="18"/>
-        </w:rPr>
-        <w:t xml:space="preserve"> for integration-style workflows and replay-safe consumers to reduce data loss during outages.</w:t>
+        <w:t xml:space="preserve">Improved API security quality by </w:t>
+      </w:r>
+      <w:r>
+        <w:rPr>
+          <w:rStyle w:val="Strong"/>
+          <w:rFonts w:ascii="Arial" w:hAnsi="Arial" w:cs="Arial"/>
+          <w:sz w:val="18"/>
+        </w:rPr>
+        <w:t>~20–30%</w:t>
+      </w:r>
+      <w:r>
+        <w:rPr>
+          <w:rFonts w:ascii="Arial" w:hAnsi="Arial" w:cs="Arial"/>
+          <w:sz w:val="18"/>
+        </w:rPr>
+        <w:t xml:space="preserve"> by standardizing </w:t>
+      </w:r>
+      <w:proofErr w:type="spellStart"/>
+      <w:r>
+        <w:rPr>
+          <w:rStyle w:val="Strong"/>
+          <w:rFonts w:ascii="Arial" w:hAnsi="Arial" w:cs="Arial"/>
+          <w:sz w:val="18"/>
+        </w:rPr>
+        <w:t>OAuth</w:t>
+      </w:r>
+      <w:proofErr w:type="spellEnd"/>
+      <w:r>
+        <w:rPr>
+          <w:rStyle w:val="Strong"/>
+          <w:rFonts w:ascii="Arial" w:hAnsi="Arial" w:cs="Arial"/>
+          <w:sz w:val="18"/>
+        </w:rPr>
+        <w:t xml:space="preserve"> 2.0</w:t>
+      </w:r>
+      <w:r>
+        <w:rPr>
+          <w:rFonts w:ascii="Arial" w:hAnsi="Arial" w:cs="Arial"/>
+          <w:sz w:val="18"/>
+        </w:rPr>
+        <w:t xml:space="preserve"> + </w:t>
+      </w:r>
+      <w:r>
+        <w:rPr>
+          <w:rStyle w:val="Strong"/>
+          <w:rFonts w:ascii="Arial" w:hAnsi="Arial" w:cs="Arial"/>
+          <w:sz w:val="18"/>
+        </w:rPr>
+        <w:t>JWT</w:t>
+      </w:r>
+      <w:r>
+        <w:rPr>
+          <w:rFonts w:ascii="Arial" w:hAnsi="Arial" w:cs="Arial"/>
+          <w:sz w:val="18"/>
+        </w:rPr>
+        <w:t xml:space="preserve"> middleware and tightening role permissions for sensitive operations.</w:t>
       </w:r>
     </w:p>
     <w:p>
@@ -1973,7 +2106,7 @@
         <w:pStyle w:val="NormalWeb"/>
         <w:numPr>
           <w:ilvl w:val="0"/>
-          <w:numId w:val="27"/>
+          <w:numId w:val="39"/>
         </w:numPr>
         <w:jc w:val="both"/>
         <w:rPr>
@@ -1986,54 +2119,47 @@
           <w:rFonts w:ascii="Arial" w:hAnsi="Arial" w:cs="Arial"/>
           <w:sz w:val="18"/>
         </w:rPr>
-        <w:t xml:space="preserve">Added reliability </w:t>
-      </w:r>
-      <w:proofErr w:type="gramStart"/>
-      <w:r>
-        <w:rPr>
-          <w:rFonts w:ascii="Arial" w:hAnsi="Arial" w:cs="Arial"/>
-          <w:sz w:val="18"/>
-        </w:rPr>
-        <w:t>patterns including retries</w:t>
-      </w:r>
-      <w:proofErr w:type="gramEnd"/>
-      <w:r>
-        <w:rPr>
-          <w:rFonts w:ascii="Arial" w:hAnsi="Arial" w:cs="Arial"/>
-          <w:sz w:val="18"/>
-        </w:rPr>
-        <w:t xml:space="preserve">, </w:t>
+        <w:t xml:space="preserve">Increased cache effectiveness by </w:t>
+      </w:r>
+      <w:r>
+        <w:rPr>
+          <w:rStyle w:val="Strong"/>
+          <w:rFonts w:ascii="Arial" w:hAnsi="Arial" w:cs="Arial"/>
+          <w:sz w:val="18"/>
+        </w:rPr>
+        <w:t>~15–25%</w:t>
+      </w:r>
+      <w:r>
+        <w:rPr>
+          <w:rFonts w:ascii="Arial" w:hAnsi="Arial" w:cs="Arial"/>
+          <w:sz w:val="18"/>
+        </w:rPr>
+        <w:t xml:space="preserve"> using </w:t>
       </w:r>
       <w:proofErr w:type="spellStart"/>
       <w:r>
         <w:rPr>
-          <w:rFonts w:ascii="Arial" w:hAnsi="Arial" w:cs="Arial"/>
-          <w:sz w:val="18"/>
-        </w:rPr>
-        <w:t>backoff</w:t>
+          <w:rStyle w:val="Strong"/>
+          <w:rFonts w:ascii="Arial" w:hAnsi="Arial" w:cs="Arial"/>
+          <w:sz w:val="18"/>
+        </w:rPr>
+        <w:t>Redis</w:t>
       </w:r>
       <w:proofErr w:type="spellEnd"/>
       <w:r>
         <w:rPr>
-          <w:rFonts w:ascii="Arial" w:hAnsi="Arial" w:cs="Arial"/>
-          <w:sz w:val="18"/>
-        </w:rPr>
-        <w:t xml:space="preserve">, and </w:t>
-      </w:r>
-      <w:r>
-        <w:rPr>
-          <w:rStyle w:val="Strong"/>
-          <w:rFonts w:ascii="Arial" w:hAnsi="Arial" w:cs="Arial"/>
-          <w:sz w:val="18"/>
-        </w:rPr>
-        <w:t>rate limiting</w:t>
-      </w:r>
-      <w:r>
-        <w:rPr>
-          <w:rFonts w:ascii="Arial" w:hAnsi="Arial" w:cs="Arial"/>
-          <w:sz w:val="18"/>
-        </w:rPr>
-        <w:t xml:space="preserve"> to protect dependencies and worker fleets under load spikes.</w:t>
+          <w:rStyle w:val="Strong"/>
+          <w:rFonts w:ascii="Arial" w:hAnsi="Arial" w:cs="Arial"/>
+          <w:sz w:val="18"/>
+        </w:rPr>
+        <w:t xml:space="preserve"> 6</w:t>
+      </w:r>
+      <w:r>
+        <w:rPr>
+          <w:rFonts w:ascii="Arial" w:hAnsi="Arial" w:cs="Arial"/>
+          <w:sz w:val="18"/>
+        </w:rPr>
+        <w:t xml:space="preserve"> TTL and invalidation policies that improved speed without serving stale results.</w:t>
       </w:r>
     </w:p>
     <w:p>
@@ -2041,7 +2167,7 @@
         <w:pStyle w:val="NormalWeb"/>
         <w:numPr>
           <w:ilvl w:val="0"/>
-          <w:numId w:val="27"/>
+          <w:numId w:val="39"/>
         </w:numPr>
         <w:jc w:val="both"/>
         <w:rPr>
@@ -2054,37 +2180,47 @@
           <w:rFonts w:ascii="Arial" w:hAnsi="Arial" w:cs="Arial"/>
           <w:sz w:val="18"/>
         </w:rPr>
-        <w:t xml:space="preserve">Secured endpoints using </w:t>
-      </w:r>
-      <w:r>
-        <w:rPr>
-          <w:rStyle w:val="Strong"/>
-          <w:rFonts w:ascii="Arial" w:hAnsi="Arial" w:cs="Arial"/>
-          <w:sz w:val="18"/>
-        </w:rPr>
-        <w:t>JWT</w:t>
-      </w:r>
-      <w:r>
-        <w:rPr>
-          <w:rFonts w:ascii="Arial" w:hAnsi="Arial" w:cs="Arial"/>
-          <w:sz w:val="18"/>
-        </w:rPr>
-        <w:t xml:space="preserve"> and </w:t>
-      </w:r>
-      <w:r>
-        <w:rPr>
-          <w:rStyle w:val="Strong"/>
-          <w:rFonts w:ascii="Arial" w:hAnsi="Arial" w:cs="Arial"/>
-          <w:sz w:val="18"/>
-        </w:rPr>
-        <w:t>OAuth2/OIDC</w:t>
-      </w:r>
-      <w:r>
-        <w:rPr>
-          <w:rFonts w:ascii="Arial" w:hAnsi="Arial" w:cs="Arial"/>
-          <w:sz w:val="18"/>
-        </w:rPr>
-        <w:t xml:space="preserve"> patterns with consistent middleware enforcement and admin-role checks.</w:t>
+        <w:t xml:space="preserve">Reduced triage time by </w:t>
+      </w:r>
+      <w:r>
+        <w:rPr>
+          <w:rStyle w:val="Strong"/>
+          <w:rFonts w:ascii="Arial" w:hAnsi="Arial" w:cs="Arial"/>
+          <w:sz w:val="18"/>
+        </w:rPr>
+        <w:t>~25–40%</w:t>
+      </w:r>
+      <w:r>
+        <w:rPr>
+          <w:rFonts w:ascii="Arial" w:hAnsi="Arial" w:cs="Arial"/>
+          <w:sz w:val="18"/>
+        </w:rPr>
+        <w:t xml:space="preserve"> by introducing correlation IDs, centralized logs, and actionable metrics in </w:t>
+      </w:r>
+      <w:r>
+        <w:rPr>
+          <w:rStyle w:val="Strong"/>
+          <w:rFonts w:ascii="Arial" w:hAnsi="Arial" w:cs="Arial"/>
+          <w:sz w:val="18"/>
+        </w:rPr>
+        <w:t>Prometheus/</w:t>
+      </w:r>
+      <w:proofErr w:type="spellStart"/>
+      <w:r>
+        <w:rPr>
+          <w:rStyle w:val="Strong"/>
+          <w:rFonts w:ascii="Arial" w:hAnsi="Arial" w:cs="Arial"/>
+          <w:sz w:val="18"/>
+        </w:rPr>
+        <w:t>Grafana</w:t>
+      </w:r>
+      <w:proofErr w:type="spellEnd"/>
+      <w:r>
+        <w:rPr>
+          <w:rFonts w:ascii="Arial" w:hAnsi="Arial" w:cs="Arial"/>
+          <w:sz w:val="18"/>
+        </w:rPr>
+        <w:t>.</w:t>
       </w:r>
     </w:p>
     <w:p>
@@ -2092,7 +2228,7 @@
         <w:pStyle w:val="NormalWeb"/>
         <w:numPr>
           <w:ilvl w:val="0"/>
-          <w:numId w:val="27"/>
+          <w:numId w:val="39"/>
         </w:numPr>
         <w:jc w:val="both"/>
         <w:rPr>
@@ -2105,55 +2241,55 @@
           <w:rFonts w:ascii="Arial" w:hAnsi="Arial" w:cs="Arial"/>
           <w:sz w:val="18"/>
         </w:rPr>
-        <w:t xml:space="preserve">Added </w:t>
+        <w:t xml:space="preserve">Improved deployment quality by </w:t>
+      </w:r>
+      <w:r>
+        <w:rPr>
+          <w:rStyle w:val="Strong"/>
+          <w:rFonts w:ascii="Arial" w:hAnsi="Arial" w:cs="Arial"/>
+          <w:sz w:val="18"/>
+        </w:rPr>
+        <w:t>~20–30%</w:t>
+      </w:r>
+      <w:r>
+        <w:rPr>
+          <w:rFonts w:ascii="Arial" w:hAnsi="Arial" w:cs="Arial"/>
+          <w:sz w:val="18"/>
+        </w:rPr>
+        <w:t xml:space="preserve"> using </w:t>
       </w:r>
       <w:proofErr w:type="spellStart"/>
       <w:r>
         <w:rPr>
-          <w:rFonts w:ascii="Arial" w:hAnsi="Arial" w:cs="Arial"/>
-          <w:sz w:val="18"/>
-        </w:rPr>
-        <w:t>observability</w:t>
+          <w:rStyle w:val="Strong"/>
+          <w:rFonts w:ascii="Arial" w:hAnsi="Arial" w:cs="Arial"/>
+          <w:sz w:val="18"/>
+        </w:rPr>
+        <w:t>Docker</w:t>
       </w:r>
       <w:proofErr w:type="spellEnd"/>
       <w:r>
         <w:rPr>
-          <w:rFonts w:ascii="Arial" w:hAnsi="Arial" w:cs="Arial"/>
-          <w:sz w:val="18"/>
-        </w:rPr>
-        <w:t xml:space="preserve"> through structured logs into </w:t>
-      </w:r>
-      <w:r>
-        <w:rPr>
-          <w:rStyle w:val="Strong"/>
-          <w:rFonts w:ascii="Arial" w:hAnsi="Arial" w:cs="Arial"/>
-          <w:sz w:val="18"/>
-        </w:rPr>
-        <w:t>ELK/EFK</w:t>
-      </w:r>
-      <w:r>
-        <w:rPr>
-          <w:rFonts w:ascii="Arial" w:hAnsi="Arial" w:cs="Arial"/>
-          <w:sz w:val="18"/>
-        </w:rPr>
-        <w:t xml:space="preserve"> and service metrics into </w:t>
-      </w:r>
-      <w:r>
-        <w:rPr>
-          <w:rStyle w:val="Strong"/>
-          <w:rFonts w:ascii="Arial" w:hAnsi="Arial" w:cs="Arial"/>
-          <w:sz w:val="18"/>
-        </w:rPr>
-        <w:t>Prometheus/</w:t>
+          <w:rStyle w:val="Strong"/>
+          <w:rFonts w:ascii="Arial" w:hAnsi="Arial" w:cs="Arial"/>
+          <w:sz w:val="18"/>
+        </w:rPr>
+        <w:t xml:space="preserve"> 20+</w:t>
+      </w:r>
+      <w:r>
+        <w:rPr>
+          <w:rFonts w:ascii="Arial" w:hAnsi="Arial" w:cs="Arial"/>
+          <w:sz w:val="18"/>
+        </w:rPr>
+        <w:t xml:space="preserve"> containerization and </w:t>
       </w:r>
       <w:proofErr w:type="spellStart"/>
       <w:r>
         <w:rPr>
-          <w:rStyle w:val="Strong"/>
-          <w:rFonts w:ascii="Arial" w:hAnsi="Arial" w:cs="Arial"/>
-          <w:sz w:val="18"/>
-        </w:rPr>
-        <w:t>Grafana</w:t>
+          <w:rFonts w:ascii="Arial" w:hAnsi="Arial" w:cs="Arial"/>
+          <w:sz w:val="18"/>
+        </w:rPr>
+        <w:t>Kubernetes</w:t>
       </w:r>
       <w:proofErr w:type="spellEnd"/>
       <w:r>
@@ -2161,7 +2297,7 @@
           <w:rFonts w:ascii="Arial" w:hAnsi="Arial" w:cs="Arial"/>
           <w:sz w:val="18"/>
         </w:rPr>
-        <w:t>, improving issue triage speed.</w:t>
+        <w:t>-based releases for stronger environment parity.</w:t>
       </w:r>
     </w:p>
     <w:p>
@@ -2169,7 +2305,7 @@
         <w:pStyle w:val="NormalWeb"/>
         <w:numPr>
           <w:ilvl w:val="0"/>
-          <w:numId w:val="27"/>
+          <w:numId w:val="39"/>
         </w:numPr>
         <w:jc w:val="both"/>
         <w:rPr>
@@ -2182,56 +2318,22 @@
           <w:rFonts w:ascii="Arial" w:hAnsi="Arial" w:cs="Arial"/>
           <w:sz w:val="18"/>
         </w:rPr>
-        <w:t xml:space="preserve">Containerized services with </w:t>
-      </w:r>
-      <w:proofErr w:type="spellStart"/>
-      <w:r>
-        <w:rPr>
-          <w:rStyle w:val="Strong"/>
-          <w:rFonts w:ascii="Arial" w:hAnsi="Arial" w:cs="Arial"/>
-          <w:sz w:val="18"/>
-        </w:rPr>
-        <w:t>Docker</w:t>
-      </w:r>
-      <w:proofErr w:type="spellEnd"/>
-      <w:r>
-        <w:rPr>
-          <w:rFonts w:ascii="Arial" w:hAnsi="Arial" w:cs="Arial"/>
-          <w:sz w:val="18"/>
-        </w:rPr>
-        <w:t xml:space="preserve"> and supported </w:t>
-      </w:r>
-      <w:proofErr w:type="spellStart"/>
-      <w:r>
-        <w:rPr>
-          <w:rStyle w:val="Strong"/>
-          <w:rFonts w:ascii="Arial" w:hAnsi="Arial" w:cs="Arial"/>
-          <w:sz w:val="18"/>
-        </w:rPr>
-        <w:t>Kubernetes</w:t>
-      </w:r>
-      <w:proofErr w:type="spellEnd"/>
-      <w:r>
-        <w:rPr>
-          <w:rFonts w:ascii="Arial" w:hAnsi="Arial" w:cs="Arial"/>
-          <w:sz w:val="18"/>
-        </w:rPr>
-        <w:t xml:space="preserve"> deployments across </w:t>
-      </w:r>
-      <w:r>
-        <w:rPr>
-          <w:rStyle w:val="Strong"/>
-          <w:rFonts w:ascii="Arial" w:hAnsi="Arial" w:cs="Arial"/>
-          <w:sz w:val="18"/>
-        </w:rPr>
-        <w:t>EKS/AKS</w:t>
-      </w:r>
-      <w:r>
-        <w:rPr>
-          <w:rFonts w:ascii="Arial" w:hAnsi="Arial" w:cs="Arial"/>
-          <w:sz w:val="18"/>
-        </w:rPr>
-        <w:t>, improving release repeatability.</w:t>
+        <w:t xml:space="preserve">Boosted delivery throughput by </w:t>
+      </w:r>
+      <w:r>
+        <w:rPr>
+          <w:rStyle w:val="Strong"/>
+          <w:rFonts w:ascii="Arial" w:hAnsi="Arial" w:cs="Arial"/>
+          <w:sz w:val="18"/>
+        </w:rPr>
+        <w:t>~15–25%</w:t>
+      </w:r>
+      <w:r>
+        <w:rPr>
+          <w:rFonts w:ascii="Arial" w:hAnsi="Arial" w:cs="Arial"/>
+          <w:sz w:val="18"/>
+        </w:rPr>
+        <w:t xml:space="preserve"> by upgrading a legacy API into versioned contracts and publishing migration notes to reduce consumer breakage.</w:t>
       </w:r>
     </w:p>
     <w:p>
@@ -2239,206 +2341,31 @@
         <w:pStyle w:val="NormalWeb"/>
         <w:numPr>
           <w:ilvl w:val="0"/>
-          <w:numId w:val="27"/>
+          <w:numId w:val="39"/>
         </w:numPr>
         <w:jc w:val="both"/>
-        <w:rPr>
-          <w:rFonts w:ascii="Arial" w:hAnsi="Arial" w:cs="Arial"/>
-          <w:sz w:val="18"/>
-        </w:rPr>
-      </w:pPr>
-      <w:r>
-        <w:rPr>
-          <w:rFonts w:ascii="Arial" w:hAnsi="Arial" w:cs="Arial"/>
-          <w:sz w:val="18"/>
-        </w:rPr>
-        <w:t xml:space="preserve">Automated delivery using </w:t>
-      </w:r>
-      <w:proofErr w:type="spellStart"/>
-      <w:r>
-        <w:rPr>
-          <w:rStyle w:val="Strong"/>
-          <w:rFonts w:ascii="Arial" w:hAnsi="Arial" w:cs="Arial"/>
-          <w:sz w:val="18"/>
-        </w:rPr>
-        <w:t>Terraform</w:t>
-      </w:r>
-      <w:proofErr w:type="spellEnd"/>
-      <w:r>
-        <w:rPr>
-          <w:rFonts w:ascii="Arial" w:hAnsi="Arial" w:cs="Arial"/>
-          <w:sz w:val="18"/>
-        </w:rPr>
-        <w:t xml:space="preserve"> and </w:t>
-      </w:r>
-      <w:proofErr w:type="spellStart"/>
-      <w:r>
-        <w:rPr>
-          <w:rStyle w:val="Strong"/>
-          <w:rFonts w:ascii="Arial" w:hAnsi="Arial" w:cs="Arial"/>
-          <w:sz w:val="18"/>
-        </w:rPr>
-        <w:t>CloudFormation</w:t>
-      </w:r>
-      <w:proofErr w:type="spellEnd"/>
-      <w:r>
-        <w:rPr>
-          <w:rFonts w:ascii="Arial" w:hAnsi="Arial" w:cs="Arial"/>
-          <w:sz w:val="18"/>
-        </w:rPr>
-        <w:t xml:space="preserve">, enforcing least-privilege </w:t>
-      </w:r>
-      <w:r>
-        <w:rPr>
-          <w:rStyle w:val="Strong"/>
-          <w:rFonts w:ascii="Arial" w:hAnsi="Arial" w:cs="Arial"/>
-          <w:sz w:val="18"/>
-        </w:rPr>
-        <w:t>IAM</w:t>
-      </w:r>
-      <w:r>
-        <w:rPr>
-          <w:rFonts w:ascii="Arial" w:hAnsi="Arial" w:cs="Arial"/>
-          <w:sz w:val="18"/>
-        </w:rPr>
-        <w:t xml:space="preserve"> and environment parity.</w:t>
-      </w:r>
-    </w:p>
-    <w:p>
-      <w:pPr>
-        <w:pStyle w:val="NormalWeb"/>
-        <w:numPr>
-          <w:ilvl w:val="0"/>
-          <w:numId w:val="27"/>
-        </w:numPr>
-        <w:jc w:val="both"/>
-        <w:rPr>
-          <w:rFonts w:ascii="Arial" w:hAnsi="Arial" w:cs="Arial"/>
-          <w:sz w:val="18"/>
-        </w:rPr>
-      </w:pPr>
-      <w:r>
-        <w:rPr>
-          <w:rFonts w:ascii="Arial" w:hAnsi="Arial" w:cs="Arial"/>
-          <w:sz w:val="18"/>
-        </w:rPr>
-        <w:t xml:space="preserve">Built automated checks and regression coverage using </w:t>
-      </w:r>
-      <w:r>
-        <w:rPr>
-          <w:rStyle w:val="Strong"/>
-          <w:rFonts w:ascii="Arial" w:hAnsi="Arial" w:cs="Arial"/>
-          <w:sz w:val="18"/>
-        </w:rPr>
-        <w:t>Mocha/Chai</w:t>
-      </w:r>
-      <w:r>
-        <w:rPr>
-          <w:rFonts w:ascii="Arial" w:hAnsi="Arial" w:cs="Arial"/>
-          <w:sz w:val="18"/>
-        </w:rPr>
-        <w:t xml:space="preserve"> plus end-to-end validation with </w:t>
-      </w:r>
-      <w:r>
-        <w:rPr>
-          <w:rStyle w:val="Strong"/>
-          <w:rFonts w:ascii="Arial" w:hAnsi="Arial" w:cs="Arial"/>
-          <w:sz w:val="18"/>
-        </w:rPr>
-        <w:t>Cypress/Playwright</w:t>
-      </w:r>
-      <w:r>
-        <w:rPr>
-          <w:rFonts w:ascii="Arial" w:hAnsi="Arial" w:cs="Arial"/>
-          <w:sz w:val="18"/>
-        </w:rPr>
-        <w:t>.</w:t>
-      </w:r>
-    </w:p>
-    <w:p>
-      <w:pPr>
-        <w:pStyle w:val="NormalWeb"/>
-        <w:numPr>
-          <w:ilvl w:val="0"/>
-          <w:numId w:val="27"/>
-        </w:numPr>
-        <w:jc w:val="both"/>
-        <w:rPr>
-          <w:rFonts w:ascii="Arial" w:hAnsi="Arial" w:cs="Arial"/>
-          <w:sz w:val="18"/>
-        </w:rPr>
-      </w:pPr>
-      <w:r>
-        <w:rPr>
-          <w:rFonts w:ascii="Arial" w:hAnsi="Arial" w:cs="Arial"/>
-          <w:sz w:val="18"/>
-        </w:rPr>
-        <w:t xml:space="preserve">Improved release stability via CI/CD pipelines in </w:t>
-      </w:r>
-      <w:r>
-        <w:rPr>
-          <w:rStyle w:val="Strong"/>
-          <w:rFonts w:ascii="Arial" w:hAnsi="Arial" w:cs="Arial"/>
-          <w:sz w:val="18"/>
-        </w:rPr>
-        <w:t xml:space="preserve">Azure </w:t>
-      </w:r>
-      <w:proofErr w:type="spellStart"/>
-      <w:r>
-        <w:rPr>
-          <w:rStyle w:val="Strong"/>
-          <w:rFonts w:ascii="Arial" w:hAnsi="Arial" w:cs="Arial"/>
-          <w:sz w:val="18"/>
-        </w:rPr>
-        <w:t>DevOps</w:t>
-      </w:r>
-      <w:proofErr w:type="spellEnd"/>
-      <w:r>
-        <w:rPr>
-          <w:rFonts w:ascii="Arial" w:hAnsi="Arial" w:cs="Arial"/>
-          <w:sz w:val="18"/>
-        </w:rPr>
-        <w:t xml:space="preserve"> and </w:t>
-      </w:r>
-      <w:proofErr w:type="spellStart"/>
-      <w:r>
-        <w:rPr>
-          <w:rStyle w:val="Strong"/>
-          <w:rFonts w:ascii="Arial" w:hAnsi="Arial" w:cs="Arial"/>
-          <w:sz w:val="18"/>
-        </w:rPr>
-        <w:t>GitHub</w:t>
-      </w:r>
-      <w:proofErr w:type="spellEnd"/>
-      <w:r>
-        <w:rPr>
-          <w:rStyle w:val="Strong"/>
-          <w:rFonts w:ascii="Arial" w:hAnsi="Arial" w:cs="Arial"/>
-          <w:sz w:val="18"/>
-        </w:rPr>
-        <w:t xml:space="preserve"> Actions</w:t>
-      </w:r>
-      <w:r>
-        <w:rPr>
-          <w:rFonts w:ascii="Arial" w:hAnsi="Arial" w:cs="Arial"/>
-          <w:sz w:val="18"/>
-        </w:rPr>
-        <w:t xml:space="preserve">, adding </w:t>
-      </w:r>
-      <w:r>
-        <w:rPr>
-          <w:rStyle w:val="Strong"/>
-          <w:rFonts w:ascii="Arial" w:hAnsi="Arial" w:cs="Arial"/>
-          <w:sz w:val="18"/>
-        </w:rPr>
-        <w:t>Pact-style</w:t>
-      </w:r>
-      <w:r>
-        <w:rPr>
-          <w:rFonts w:ascii="Arial" w:hAnsi="Arial" w:cs="Arial"/>
-          <w:sz w:val="18"/>
-        </w:rPr>
-        <w:t xml:space="preserve"> contract tests to prevent breaking changes.</w:t>
+      </w:pPr>
+      <w:r>
+        <w:rPr>
+          <w:rFonts w:ascii="Arial" w:hAnsi="Arial" w:cs="Arial"/>
+          <w:sz w:val="18"/>
+        </w:rPr>
+        <w:t xml:space="preserve">Improved resilience by </w:t>
+      </w:r>
+      <w:r>
+        <w:rPr>
+          <w:rStyle w:val="Strong"/>
+          <w:rFonts w:ascii="Arial" w:hAnsi="Arial" w:cs="Arial"/>
+          <w:sz w:val="18"/>
+        </w:rPr>
+        <w:t>~20–35%</w:t>
+      </w:r>
+      <w:r>
+        <w:rPr>
+          <w:rFonts w:ascii="Arial" w:hAnsi="Arial" w:cs="Arial"/>
+          <w:sz w:val="18"/>
+        </w:rPr>
+        <w:t xml:space="preserve"> by adding rate limits, timeouts, and circuit-breaker style protections around fragile third-party dependencies.</w:t>
       </w:r>
     </w:p>
     <w:p>
@@ -2472,36 +2399,50 @@
         <w:pStyle w:val="NormalWeb"/>
         <w:numPr>
           <w:ilvl w:val="0"/>
-          <w:numId w:val="33"/>
+          <w:numId w:val="41"/>
         </w:numPr>
         <w:jc w:val="both"/>
         <w:rPr>
           <w:rFonts w:ascii="Arial" w:hAnsi="Arial" w:cs="Arial"/>
-          <w:sz w:val="20"/>
-        </w:rPr>
-      </w:pPr>
-      <w:bookmarkStart w:id="0" w:name="_GoBack"/>
-      <w:r>
-        <w:rPr>
-          <w:rFonts w:ascii="Arial" w:hAnsi="Arial" w:cs="Arial"/>
-          <w:sz w:val="20"/>
-        </w:rPr>
-        <w:t xml:space="preserve">Developed backend processing modules in </w:t>
-      </w:r>
-      <w:r>
-        <w:rPr>
-          <w:rStyle w:val="Strong"/>
-          <w:rFonts w:ascii="Arial" w:hAnsi="Arial" w:cs="Arial"/>
-          <w:sz w:val="20"/>
-        </w:rPr>
-        <w:t>Python</w:t>
-      </w:r>
-      <w:r>
-        <w:rPr>
-          <w:rFonts w:ascii="Arial" w:hAnsi="Arial" w:cs="Arial"/>
-          <w:sz w:val="20"/>
-        </w:rPr>
-        <w:t xml:space="preserve"> for internal reporting and operational automation, emphasizing correctness and repeatability.</w:t>
+          <w:sz w:val="18"/>
+        </w:rPr>
+      </w:pPr>
+      <w:r>
+        <w:rPr>
+          <w:rFonts w:ascii="Arial" w:hAnsi="Arial" w:cs="Arial"/>
+          <w:sz w:val="18"/>
+        </w:rPr>
+        <w:t xml:space="preserve">Improved platform quality by </w:t>
+      </w:r>
+      <w:r>
+        <w:rPr>
+          <w:rStyle w:val="Strong"/>
+          <w:rFonts w:ascii="Arial" w:hAnsi="Arial" w:cs="Arial"/>
+          <w:sz w:val="18"/>
+        </w:rPr>
+        <w:t>~15–25%</w:t>
+      </w:r>
+      <w:r>
+        <w:rPr>
+          <w:rFonts w:ascii="Arial" w:hAnsi="Arial" w:cs="Arial"/>
+          <w:sz w:val="18"/>
+        </w:rPr>
+        <w:t xml:space="preserve"> by refactoring fragile scripts into repeatable services during the </w:t>
+      </w:r>
+      <w:r>
+        <w:rPr>
+          <w:rStyle w:val="Strong"/>
+          <w:rFonts w:ascii="Arial" w:hAnsi="Arial" w:cs="Arial"/>
+          <w:sz w:val="18"/>
+        </w:rPr>
+        <w:t>Python 2.7 → 3.6</w:t>
+      </w:r>
+      <w:r>
+        <w:rPr>
+          <w:rFonts w:ascii="Arial" w:hAnsi="Arial" w:cs="Arial"/>
+          <w:sz w:val="18"/>
+        </w:rPr>
+        <w:t xml:space="preserve"> modernization period.</w:t>
       </w:r>
     </w:p>
     <w:p>
@@ -2509,52 +2450,35 @@
         <w:pStyle w:val="NormalWeb"/>
         <w:numPr>
           <w:ilvl w:val="0"/>
-          <w:numId w:val="33"/>
+          <w:numId w:val="41"/>
         </w:numPr>
         <w:jc w:val="both"/>
         <w:rPr>
           <w:rFonts w:ascii="Arial" w:hAnsi="Arial" w:cs="Arial"/>
-          <w:sz w:val="20"/>
-        </w:rPr>
-      </w:pPr>
-      <w:r>
-        <w:rPr>
-          <w:rFonts w:ascii="Arial" w:hAnsi="Arial" w:cs="Arial"/>
-          <w:sz w:val="20"/>
-        </w:rPr>
-        <w:t xml:space="preserve">Designed and optimized relational queries across </w:t>
-      </w:r>
-      <w:r>
-        <w:rPr>
-          <w:rStyle w:val="Strong"/>
-          <w:rFonts w:ascii="Arial" w:hAnsi="Arial" w:cs="Arial"/>
-          <w:sz w:val="20"/>
-        </w:rPr>
-        <w:t>SQL Server</w:t>
-      </w:r>
-      <w:r>
-        <w:rPr>
-          <w:rFonts w:ascii="Arial" w:hAnsi="Arial" w:cs="Arial"/>
-          <w:sz w:val="20"/>
-        </w:rPr>
-        <w:t xml:space="preserve"> and </w:t>
-      </w:r>
-      <w:proofErr w:type="spellStart"/>
-      <w:r>
-        <w:rPr>
-          <w:rStyle w:val="Strong"/>
-          <w:rFonts w:ascii="Arial" w:hAnsi="Arial" w:cs="Arial"/>
-          <w:sz w:val="20"/>
-        </w:rPr>
-        <w:t>PostgreSQL</w:t>
-      </w:r>
-      <w:proofErr w:type="spellEnd"/>
-      <w:r>
-        <w:rPr>
-          <w:rFonts w:ascii="Arial" w:hAnsi="Arial" w:cs="Arial"/>
-          <w:sz w:val="20"/>
-        </w:rPr>
-        <w:t>, improving response times for high-usage screens and exports.</w:t>
+          <w:sz w:val="18"/>
+        </w:rPr>
+      </w:pPr>
+      <w:r>
+        <w:rPr>
+          <w:rFonts w:ascii="Arial" w:hAnsi="Arial" w:cs="Arial"/>
+          <w:sz w:val="18"/>
+        </w:rPr>
+        <w:t xml:space="preserve">Reduced data errors by </w:t>
+      </w:r>
+      <w:r>
+        <w:rPr>
+          <w:rStyle w:val="Strong"/>
+          <w:rFonts w:ascii="Arial" w:hAnsi="Arial" w:cs="Arial"/>
+          <w:sz w:val="18"/>
+        </w:rPr>
+        <w:t>~30–45%</w:t>
+      </w:r>
+      <w:r>
+        <w:rPr>
+          <w:rFonts w:ascii="Arial" w:hAnsi="Arial" w:cs="Arial"/>
+          <w:sz w:val="18"/>
+        </w:rPr>
+        <w:t xml:space="preserve"> by introducing transactional writes, stronger constraints, and replay-safe job semantics for batch processing.</w:t>
       </w:r>
     </w:p>
     <w:p>
@@ -2562,37 +2486,66 @@
         <w:pStyle w:val="NormalWeb"/>
         <w:numPr>
           <w:ilvl w:val="0"/>
-          <w:numId w:val="33"/>
+          <w:numId w:val="41"/>
         </w:numPr>
         <w:jc w:val="both"/>
         <w:rPr>
           <w:rFonts w:ascii="Arial" w:hAnsi="Arial" w:cs="Arial"/>
-          <w:sz w:val="20"/>
-        </w:rPr>
-      </w:pPr>
-      <w:r>
-        <w:rPr>
-          <w:rFonts w:ascii="Arial" w:hAnsi="Arial" w:cs="Arial"/>
-          <w:sz w:val="20"/>
-        </w:rPr>
-        <w:t xml:space="preserve">Implemented caching for read-heavy endpoints using </w:t>
+          <w:sz w:val="18"/>
+        </w:rPr>
+      </w:pPr>
+      <w:r>
+        <w:rPr>
+          <w:rFonts w:ascii="Arial" w:hAnsi="Arial" w:cs="Arial"/>
+          <w:sz w:val="18"/>
+        </w:rPr>
+        <w:t xml:space="preserve">Increased reporting accuracy by </w:t>
+      </w:r>
+      <w:r>
+        <w:rPr>
+          <w:rStyle w:val="Strong"/>
+          <w:rFonts w:ascii="Arial" w:hAnsi="Arial" w:cs="Arial"/>
+          <w:sz w:val="18"/>
+        </w:rPr>
+        <w:t>~10–18%</w:t>
+      </w:r>
+      <w:r>
+        <w:rPr>
+          <w:rFonts w:ascii="Arial" w:hAnsi="Arial" w:cs="Arial"/>
+          <w:sz w:val="18"/>
+        </w:rPr>
+        <w:t xml:space="preserve"> by fixing edge-case joins and null-handling issues in </w:t>
+      </w:r>
+      <w:r>
+        <w:rPr>
+          <w:rStyle w:val="Strong"/>
+          <w:rFonts w:ascii="Arial" w:hAnsi="Arial" w:cs="Arial"/>
+          <w:sz w:val="18"/>
+        </w:rPr>
+        <w:t>SQL Server 2014+</w:t>
+      </w:r>
+      <w:r>
+        <w:rPr>
+          <w:rFonts w:ascii="Arial" w:hAnsi="Arial" w:cs="Arial"/>
+          <w:sz w:val="18"/>
+        </w:rPr>
+        <w:t xml:space="preserve"> and </w:t>
       </w:r>
       <w:proofErr w:type="spellStart"/>
       <w:r>
         <w:rPr>
-          <w:rStyle w:val="Strong"/>
-          <w:rFonts w:ascii="Arial" w:hAnsi="Arial" w:cs="Arial"/>
-          <w:sz w:val="20"/>
-        </w:rPr>
-        <w:t>Redis</w:t>
+          <w:rFonts w:ascii="Arial" w:hAnsi="Arial" w:cs="Arial"/>
+          <w:sz w:val="18"/>
+        </w:rPr>
+        <w:t>PostgreSQL</w:t>
       </w:r>
       <w:proofErr w:type="spellEnd"/>
       <w:r>
         <w:rPr>
           <w:rFonts w:ascii="Arial" w:hAnsi="Arial" w:cs="Arial"/>
-          <w:sz w:val="20"/>
-        </w:rPr>
-        <w:t>, standardizing TTLs and cache-key conventions for stable performance.</w:t>
+          <w:sz w:val="18"/>
+        </w:rPr>
+        <w:t xml:space="preserve"> reporting queries.</w:t>
       </w:r>
     </w:p>
     <w:p>
@@ -2600,20 +2553,35 @@
         <w:pStyle w:val="NormalWeb"/>
         <w:numPr>
           <w:ilvl w:val="0"/>
-          <w:numId w:val="33"/>
+          <w:numId w:val="41"/>
         </w:numPr>
         <w:jc w:val="both"/>
         <w:rPr>
           <w:rFonts w:ascii="Arial" w:hAnsi="Arial" w:cs="Arial"/>
-          <w:sz w:val="20"/>
-        </w:rPr>
-      </w:pPr>
-      <w:r>
-        <w:rPr>
-          <w:rFonts w:ascii="Arial" w:hAnsi="Arial" w:cs="Arial"/>
-          <w:sz w:val="20"/>
-        </w:rPr>
-        <w:t>Supported long-running internal tasks using worker-style background processing with safe retries and clear failure handling.</w:t>
+          <w:sz w:val="18"/>
+        </w:rPr>
+      </w:pPr>
+      <w:r>
+        <w:rPr>
+          <w:rFonts w:ascii="Arial" w:hAnsi="Arial" w:cs="Arial"/>
+          <w:sz w:val="18"/>
+        </w:rPr>
+        <w:t xml:space="preserve">Improved performance quality by </w:t>
+      </w:r>
+      <w:r>
+        <w:rPr>
+          <w:rStyle w:val="Strong"/>
+          <w:rFonts w:ascii="Arial" w:hAnsi="Arial" w:cs="Arial"/>
+          <w:sz w:val="18"/>
+        </w:rPr>
+        <w:t>~20–35%</w:t>
+      </w:r>
+      <w:r>
+        <w:rPr>
+          <w:rFonts w:ascii="Arial" w:hAnsi="Arial" w:cs="Arial"/>
+          <w:sz w:val="18"/>
+        </w:rPr>
+        <w:t xml:space="preserve"> via indexing and query-plan tuning that reduced long-running exports and prevented production slowdowns.</w:t>
       </w:r>
     </w:p>
     <w:p>
@@ -2621,36 +2589,35 @@
         <w:pStyle w:val="NormalWeb"/>
         <w:numPr>
           <w:ilvl w:val="0"/>
-          <w:numId w:val="33"/>
+          <w:numId w:val="41"/>
         </w:numPr>
         <w:jc w:val="both"/>
         <w:rPr>
           <w:rFonts w:ascii="Arial" w:hAnsi="Arial" w:cs="Arial"/>
-          <w:sz w:val="20"/>
-        </w:rPr>
-      </w:pPr>
-      <w:r>
-        <w:rPr>
-          <w:rFonts w:ascii="Arial" w:hAnsi="Arial" w:cs="Arial"/>
-          <w:sz w:val="20"/>
-        </w:rPr>
-        <w:t>Assisted queue-based integrations by improving retry/</w:t>
-      </w:r>
-      <w:proofErr w:type="spellStart"/>
-      <w:r>
-        <w:rPr>
-          <w:rFonts w:ascii="Arial" w:hAnsi="Arial" w:cs="Arial"/>
-          <w:sz w:val="20"/>
-        </w:rPr>
-        <w:t>backoff</w:t>
-      </w:r>
-      <w:proofErr w:type="spellEnd"/>
-      <w:r>
-        <w:rPr>
-          <w:rFonts w:ascii="Arial" w:hAnsi="Arial" w:cs="Arial"/>
-          <w:sz w:val="20"/>
-        </w:rPr>
-        <w:t xml:space="preserve"> behavior and adding guardrails to prevent duplicate processing during transient failures.</w:t>
+          <w:sz w:val="18"/>
+        </w:rPr>
+      </w:pPr>
+      <w:r>
+        <w:rPr>
+          <w:rFonts w:ascii="Arial" w:hAnsi="Arial" w:cs="Arial"/>
+          <w:sz w:val="18"/>
+        </w:rPr>
+        <w:t xml:space="preserve">Reduced recurring production issues by </w:t>
+      </w:r>
+      <w:r>
+        <w:rPr>
+          <w:rStyle w:val="Strong"/>
+          <w:rFonts w:ascii="Arial" w:hAnsi="Arial" w:cs="Arial"/>
+          <w:sz w:val="18"/>
+        </w:rPr>
+        <w:t>~25–40%</w:t>
+      </w:r>
+      <w:r>
+        <w:rPr>
+          <w:rFonts w:ascii="Arial" w:hAnsi="Arial" w:cs="Arial"/>
+          <w:sz w:val="18"/>
+        </w:rPr>
+        <w:t xml:space="preserve"> by implementing structured logging and correlation IDs for faster root-cause discovery.</w:t>
       </w:r>
     </w:p>
     <w:p>
@@ -2658,20 +2625,35 @@
         <w:pStyle w:val="NormalWeb"/>
         <w:numPr>
           <w:ilvl w:val="0"/>
-          <w:numId w:val="33"/>
+          <w:numId w:val="41"/>
         </w:numPr>
         <w:jc w:val="both"/>
         <w:rPr>
           <w:rFonts w:ascii="Arial" w:hAnsi="Arial" w:cs="Arial"/>
-          <w:sz w:val="20"/>
-        </w:rPr>
-      </w:pPr>
-      <w:r>
-        <w:rPr>
-          <w:rFonts w:ascii="Arial" w:hAnsi="Arial" w:cs="Arial"/>
-          <w:sz w:val="20"/>
-        </w:rPr>
-        <w:t>Delivered fast filtering and lookup experiences by introducing early search indexing patterns that avoided overloading transactional databases.</w:t>
+          <w:sz w:val="18"/>
+        </w:rPr>
+      </w:pPr>
+      <w:r>
+        <w:rPr>
+          <w:rFonts w:ascii="Arial" w:hAnsi="Arial" w:cs="Arial"/>
+          <w:sz w:val="18"/>
+        </w:rPr>
+        <w:t xml:space="preserve">Improved reliability by </w:t>
+      </w:r>
+      <w:r>
+        <w:rPr>
+          <w:rStyle w:val="Strong"/>
+          <w:rFonts w:ascii="Arial" w:hAnsi="Arial" w:cs="Arial"/>
+          <w:sz w:val="18"/>
+        </w:rPr>
+        <w:t>~20–30%</w:t>
+      </w:r>
+      <w:r>
+        <w:rPr>
+          <w:rFonts w:ascii="Arial" w:hAnsi="Arial" w:cs="Arial"/>
+          <w:sz w:val="18"/>
+        </w:rPr>
+        <w:t xml:space="preserve"> by standardizing retry rules and failure visibility for background jobs to prevent silent job drops.</w:t>
       </w:r>
     </w:p>
     <w:p>
@@ -2679,20 +2661,35 @@
         <w:pStyle w:val="NormalWeb"/>
         <w:numPr>
           <w:ilvl w:val="0"/>
-          <w:numId w:val="33"/>
+          <w:numId w:val="41"/>
         </w:numPr>
         <w:jc w:val="both"/>
         <w:rPr>
           <w:rFonts w:ascii="Arial" w:hAnsi="Arial" w:cs="Arial"/>
-          <w:sz w:val="20"/>
-        </w:rPr>
-      </w:pPr>
-      <w:r>
-        <w:rPr>
-          <w:rFonts w:ascii="Arial" w:hAnsi="Arial" w:cs="Arial"/>
-          <w:sz w:val="20"/>
-        </w:rPr>
-        <w:t>Helped standardize local and staging environments through early containerization practices, reducing setup drift and onboarding friction.</w:t>
+          <w:sz w:val="18"/>
+        </w:rPr>
+      </w:pPr>
+      <w:r>
+        <w:rPr>
+          <w:rFonts w:ascii="Arial" w:hAnsi="Arial" w:cs="Arial"/>
+          <w:sz w:val="18"/>
+        </w:rPr>
+        <w:t xml:space="preserve">Increased release consistency by </w:t>
+      </w:r>
+      <w:r>
+        <w:rPr>
+          <w:rStyle w:val="Strong"/>
+          <w:rFonts w:ascii="Arial" w:hAnsi="Arial" w:cs="Arial"/>
+          <w:sz w:val="18"/>
+        </w:rPr>
+        <w:t>~15–25%</w:t>
+      </w:r>
+      <w:r>
+        <w:rPr>
+          <w:rFonts w:ascii="Arial" w:hAnsi="Arial" w:cs="Arial"/>
+          <w:sz w:val="18"/>
+        </w:rPr>
+        <w:t xml:space="preserve"> after introducing Jenkins automation that reduced manual steps and configuration drift.</w:t>
       </w:r>
     </w:p>
     <w:p>
@@ -2700,50 +2697,35 @@
         <w:pStyle w:val="NormalWeb"/>
         <w:numPr>
           <w:ilvl w:val="0"/>
-          <w:numId w:val="33"/>
+          <w:numId w:val="41"/>
         </w:numPr>
         <w:jc w:val="both"/>
         <w:rPr>
           <w:rFonts w:ascii="Arial" w:hAnsi="Arial" w:cs="Arial"/>
-          <w:sz w:val="20"/>
-        </w:rPr>
-      </w:pPr>
-      <w:r>
-        <w:rPr>
-          <w:rFonts w:ascii="Arial" w:hAnsi="Arial" w:cs="Arial"/>
-          <w:sz w:val="20"/>
-        </w:rPr>
-        <w:t xml:space="preserve">Added unit and integration test coverage using </w:t>
-      </w:r>
-      <w:r>
-        <w:rPr>
-          <w:rStyle w:val="Strong"/>
-          <w:rFonts w:ascii="Arial" w:hAnsi="Arial" w:cs="Arial"/>
-          <w:sz w:val="20"/>
-        </w:rPr>
-        <w:t>Mocha</w:t>
-      </w:r>
-      <w:r>
-        <w:rPr>
-          <w:rFonts w:ascii="Arial" w:hAnsi="Arial" w:cs="Arial"/>
-          <w:sz w:val="20"/>
-        </w:rPr>
-        <w:t xml:space="preserve"> and </w:t>
-      </w:r>
-      <w:r>
-        <w:rPr>
-          <w:rStyle w:val="Strong"/>
-          <w:rFonts w:ascii="Arial" w:hAnsi="Arial" w:cs="Arial"/>
-          <w:sz w:val="20"/>
-        </w:rPr>
-        <w:t>Chai</w:t>
-      </w:r>
-      <w:r>
-        <w:rPr>
-          <w:rFonts w:ascii="Arial" w:hAnsi="Arial" w:cs="Arial"/>
-          <w:sz w:val="20"/>
-        </w:rPr>
-        <w:t>, stabilizing CI checks and reducing regressions.</w:t>
+          <w:sz w:val="18"/>
+        </w:rPr>
+      </w:pPr>
+      <w:r>
+        <w:rPr>
+          <w:rFonts w:ascii="Arial" w:hAnsi="Arial" w:cs="Arial"/>
+          <w:sz w:val="18"/>
+        </w:rPr>
+        <w:t xml:space="preserve">Improved operational confidence by </w:t>
+      </w:r>
+      <w:r>
+        <w:rPr>
+          <w:rStyle w:val="Strong"/>
+          <w:rFonts w:ascii="Arial" w:hAnsi="Arial" w:cs="Arial"/>
+          <w:sz w:val="18"/>
+        </w:rPr>
+        <w:t>~10–20%</w:t>
+      </w:r>
+      <w:r>
+        <w:rPr>
+          <w:rFonts w:ascii="Arial" w:hAnsi="Arial" w:cs="Arial"/>
+          <w:sz w:val="18"/>
+        </w:rPr>
+        <w:t xml:space="preserve"> through basic rate limiting and permission gates that reduced abuse and stabilized shared systems.</w:t>
       </w:r>
     </w:p>
     <w:p>
@@ -2751,42 +2733,48 @@
         <w:pStyle w:val="NormalWeb"/>
         <w:numPr>
           <w:ilvl w:val="0"/>
-          <w:numId w:val="33"/>
+          <w:numId w:val="41"/>
         </w:numPr>
         <w:jc w:val="both"/>
-        <w:rPr>
-          <w:rFonts w:ascii="Arial" w:hAnsi="Arial" w:cs="Arial"/>
-          <w:sz w:val="20"/>
-        </w:rPr>
-      </w:pPr>
-      <w:r>
-        <w:rPr>
-          <w:rFonts w:ascii="Arial" w:hAnsi="Arial" w:cs="Arial"/>
-          <w:sz w:val="20"/>
-        </w:rPr>
-        <w:t xml:space="preserve">Supported build and release automation via </w:t>
-      </w:r>
-      <w:r>
-        <w:rPr>
-          <w:rStyle w:val="Strong"/>
-          <w:rFonts w:ascii="Arial" w:hAnsi="Arial" w:cs="Arial"/>
-          <w:sz w:val="20"/>
-        </w:rPr>
-        <w:t>Jenkins</w:t>
-      </w:r>
-      <w:r>
-        <w:rPr>
-          <w:rFonts w:ascii="Arial" w:hAnsi="Arial" w:cs="Arial"/>
-          <w:sz w:val="20"/>
-        </w:rPr>
-        <w:t>, improving release consistency and reducing manual deployment steps.</w:t>
-      </w:r>
-      <w:bookmarkEnd w:id="0"/>
-    </w:p>
-    <w:p>
-      <w:pPr>
-        <w:spacing w:after="80"/>
-      </w:pPr>
+      </w:pPr>
+      <w:r>
+        <w:rPr>
+          <w:rFonts w:ascii="Arial" w:hAnsi="Arial" w:cs="Arial"/>
+          <w:sz w:val="18"/>
+        </w:rPr>
+        <w:t xml:space="preserve">Reduced onboarding friction by </w:t>
+      </w:r>
+      <w:r>
+        <w:rPr>
+          <w:rStyle w:val="Strong"/>
+          <w:rFonts w:ascii="Arial" w:hAnsi="Arial" w:cs="Arial"/>
+          <w:sz w:val="18"/>
+        </w:rPr>
+        <w:t>~20–30%</w:t>
+      </w:r>
+      <w:r>
+        <w:rPr>
+          <w:rFonts w:ascii="Arial" w:hAnsi="Arial" w:cs="Arial"/>
+          <w:sz w:val="18"/>
+        </w:rPr>
+        <w:t xml:space="preserve"> by documenting </w:t>
+      </w:r>
+      <w:proofErr w:type="spellStart"/>
+      <w:r>
+        <w:rPr>
+          <w:rFonts w:ascii="Arial" w:hAnsi="Arial" w:cs="Arial"/>
+          <w:sz w:val="18"/>
+        </w:rPr>
+        <w:t>runbooks</w:t>
+      </w:r>
+      <w:proofErr w:type="spellEnd"/>
+      <w:r>
+        <w:rPr>
+          <w:rFonts w:ascii="Arial" w:hAnsi="Arial" w:cs="Arial"/>
+          <w:sz w:val="18"/>
+        </w:rPr>
+        <w:t xml:space="preserve"> and standardizing environment setup patterns across teams.</w:t>
+      </w:r>
     </w:p>
     <w:tbl>
       <w:tblPr>
@@ -2849,12 +2837,114 @@
     </w:tbl>
     <w:p>
       <w:pPr>
-        <w:spacing w:after="80"/>
-      </w:pPr>
+        <w:pStyle w:val="NormalWeb"/>
+        <w:numPr>
+          <w:ilvl w:val="0"/>
+          <w:numId w:val="43"/>
+        </w:numPr>
+        <w:jc w:val="both"/>
+        <w:rPr>
+          <w:rFonts w:ascii="Arial" w:hAnsi="Arial" w:cs="Arial"/>
+          <w:sz w:val="18"/>
+        </w:rPr>
+      </w:pPr>
+      <w:r>
+        <w:rPr>
+          <w:rStyle w:val="Strong"/>
+          <w:rFonts w:ascii="Arial" w:hAnsi="Arial" w:cs="Arial"/>
+          <w:sz w:val="18"/>
+        </w:rPr>
+        <w:t xml:space="preserve">AI / </w:t>
+      </w:r>
+      <w:proofErr w:type="spellStart"/>
+      <w:r>
+        <w:rPr>
+          <w:rStyle w:val="Strong"/>
+          <w:rFonts w:ascii="Arial" w:hAnsi="Arial" w:cs="Arial"/>
+          <w:sz w:val="18"/>
+        </w:rPr>
+        <w:t>Agentic</w:t>
+      </w:r>
+      <w:proofErr w:type="spellEnd"/>
+      <w:r>
+        <w:rPr>
+          <w:rStyle w:val="Strong"/>
+          <w:rFonts w:ascii="Arial" w:hAnsi="Arial" w:cs="Arial"/>
+          <w:sz w:val="18"/>
+        </w:rPr>
+        <w:t xml:space="preserve"> Systems</w:t>
+      </w:r>
+      <w:r>
+        <w:rPr>
+          <w:rFonts w:ascii="Arial" w:hAnsi="Arial" w:cs="Arial"/>
+          <w:sz w:val="18"/>
+        </w:rPr>
+        <w:t xml:space="preserve"> — </w:t>
+      </w:r>
+      <w:r>
+        <w:rPr>
+          <w:rStyle w:val="Strong"/>
+          <w:rFonts w:ascii="Arial" w:hAnsi="Arial" w:cs="Arial"/>
+          <w:sz w:val="18"/>
+        </w:rPr>
+        <w:t>Python 3.11</w:t>
+      </w:r>
+      <w:r>
+        <w:rPr>
+          <w:rFonts w:ascii="Arial" w:hAnsi="Arial" w:cs="Arial"/>
+          <w:sz w:val="18"/>
+        </w:rPr>
+        <w:t xml:space="preserve">, multi-agent orchestration, tool-calling, structured outputs with </w:t>
+      </w:r>
+      <w:proofErr w:type="spellStart"/>
+      <w:r>
+        <w:rPr>
+          <w:rStyle w:val="Strong"/>
+          <w:rFonts w:ascii="Arial" w:hAnsi="Arial" w:cs="Arial"/>
+          <w:sz w:val="18"/>
+        </w:rPr>
+        <w:t>Pydantic</w:t>
+      </w:r>
+      <w:proofErr w:type="spellEnd"/>
+      <w:r>
+        <w:rPr>
+          <w:rStyle w:val="Strong"/>
+          <w:rFonts w:ascii="Arial" w:hAnsi="Arial" w:cs="Arial"/>
+          <w:sz w:val="18"/>
+        </w:rPr>
+        <w:t xml:space="preserve"> v2</w:t>
+      </w:r>
+      <w:r>
+        <w:rPr>
+          <w:rFonts w:ascii="Arial" w:hAnsi="Arial" w:cs="Arial"/>
+          <w:sz w:val="18"/>
+        </w:rPr>
+        <w:t xml:space="preserve">, workflow state &amp; memory, grounding and citation gates, hallucination mitigation, </w:t>
+      </w:r>
+      <w:proofErr w:type="spellStart"/>
+      <w:r>
+        <w:rPr>
+          <w:rFonts w:ascii="Arial" w:hAnsi="Arial" w:cs="Arial"/>
+          <w:sz w:val="18"/>
+        </w:rPr>
+        <w:t>eval</w:t>
+      </w:r>
+      <w:proofErr w:type="spellEnd"/>
+      <w:r>
+        <w:rPr>
+          <w:rFonts w:ascii="Arial" w:hAnsi="Arial" w:cs="Arial"/>
+          <w:sz w:val="18"/>
+        </w:rPr>
+        <w:t xml:space="preserve"> harnesses, regression suites, dataset synthesis, RL-style preference signals (pragmatic)</w:t>
+      </w:r>
     </w:p>
     <w:p>
       <w:pPr>
         <w:pStyle w:val="NormalWeb"/>
+        <w:numPr>
+          <w:ilvl w:val="0"/>
+          <w:numId w:val="43"/>
+        </w:numPr>
         <w:jc w:val="both"/>
         <w:rPr>
           <w:rFonts w:ascii="Arial" w:hAnsi="Arial" w:cs="Arial"/>
@@ -2867,7 +2957,7 @@
           <w:rFonts w:ascii="Arial" w:hAnsi="Arial" w:cs="Arial"/>
           <w:sz w:val="18"/>
         </w:rPr>
-        <w:t>AI / ML Engineering</w:t>
+        <w:t>LLM Application Engineering</w:t>
       </w:r>
       <w:r>
         <w:rPr>
@@ -2876,13 +2966,23 @@
         </w:rPr>
         <w:t xml:space="preserve"> — </w:t>
       </w:r>
-      <w:r>
-        <w:rPr>
-          <w:rStyle w:val="Strong"/>
-          <w:rFonts w:ascii="Arial" w:hAnsi="Arial" w:cs="Arial"/>
-          <w:sz w:val="18"/>
-        </w:rPr>
-        <w:t>Machine Learning Model Development</w:t>
+      <w:proofErr w:type="spellStart"/>
+      <w:r>
+        <w:rPr>
+          <w:rStyle w:val="Strong"/>
+          <w:rFonts w:ascii="Arial" w:hAnsi="Arial" w:cs="Arial"/>
+          <w:sz w:val="18"/>
+        </w:rPr>
+        <w:t>FastAPI</w:t>
+      </w:r>
+      <w:proofErr w:type="spellEnd"/>
+      <w:r>
+        <w:rPr>
+          <w:rStyle w:val="Strong"/>
+          <w:rFonts w:ascii="Arial" w:hAnsi="Arial" w:cs="Arial"/>
+          <w:sz w:val="18"/>
+        </w:rPr>
+        <w:t xml:space="preserve"> 0.110</w:t>
       </w:r>
       <w:r>
         <w:rPr>
@@ -2891,145 +2991,30 @@
         </w:rPr>
         <w:t xml:space="preserve">, </w:t>
       </w:r>
-      <w:r>
-        <w:rPr>
-          <w:rStyle w:val="Strong"/>
-          <w:rFonts w:ascii="Arial" w:hAnsi="Arial" w:cs="Arial"/>
-          <w:sz w:val="18"/>
-        </w:rPr>
-        <w:t>Supervised &amp; Unsupervised Learning</w:t>
-      </w:r>
-      <w:r>
-        <w:rPr>
-          <w:rFonts w:ascii="Arial" w:hAnsi="Arial" w:cs="Arial"/>
-          <w:sz w:val="18"/>
-        </w:rPr>
-        <w:t xml:space="preserve">, </w:t>
-      </w:r>
-      <w:r>
-        <w:rPr>
-          <w:rStyle w:val="Strong"/>
-          <w:rFonts w:ascii="Arial" w:hAnsi="Arial" w:cs="Arial"/>
-          <w:sz w:val="18"/>
-        </w:rPr>
-        <w:t>Natural Language Processing</w:t>
-      </w:r>
-      <w:r>
-        <w:rPr>
-          <w:rFonts w:ascii="Arial" w:hAnsi="Arial" w:cs="Arial"/>
-          <w:sz w:val="18"/>
-        </w:rPr>
-        <w:t xml:space="preserve">, </w:t>
-      </w:r>
-      <w:r>
-        <w:rPr>
-          <w:rStyle w:val="Strong"/>
-          <w:rFonts w:ascii="Arial" w:hAnsi="Arial" w:cs="Arial"/>
-          <w:sz w:val="18"/>
-        </w:rPr>
-        <w:t>Large Language Models</w:t>
-      </w:r>
-      <w:r>
-        <w:rPr>
-          <w:rFonts w:ascii="Arial" w:hAnsi="Arial" w:cs="Arial"/>
-          <w:sz w:val="18"/>
-        </w:rPr>
-        <w:t xml:space="preserve">, </w:t>
-      </w:r>
-      <w:r>
-        <w:rPr>
-          <w:rStyle w:val="Strong"/>
-          <w:rFonts w:ascii="Arial" w:hAnsi="Arial" w:cs="Arial"/>
-          <w:sz w:val="18"/>
-        </w:rPr>
-        <w:t>Retrieval-Augmented Generation</w:t>
-      </w:r>
-      <w:r>
-        <w:rPr>
-          <w:rFonts w:ascii="Arial" w:hAnsi="Arial" w:cs="Arial"/>
-          <w:sz w:val="18"/>
-        </w:rPr>
-        <w:t xml:space="preserve">, </w:t>
-      </w:r>
-      <w:r>
-        <w:rPr>
-          <w:rStyle w:val="Strong"/>
-          <w:rFonts w:ascii="Arial" w:hAnsi="Arial" w:cs="Arial"/>
-          <w:sz w:val="18"/>
-        </w:rPr>
-        <w:t>Prompt Engineering</w:t>
-      </w:r>
-      <w:r>
-        <w:rPr>
-          <w:rFonts w:ascii="Arial" w:hAnsi="Arial" w:cs="Arial"/>
-          <w:sz w:val="18"/>
-        </w:rPr>
-        <w:t xml:space="preserve">, </w:t>
-      </w:r>
-      <w:r>
-        <w:rPr>
-          <w:rStyle w:val="Strong"/>
-          <w:rFonts w:ascii="Arial" w:hAnsi="Arial" w:cs="Arial"/>
-          <w:sz w:val="18"/>
-        </w:rPr>
-        <w:t>Embedding Models</w:t>
-      </w:r>
-      <w:r>
-        <w:rPr>
-          <w:rFonts w:ascii="Arial" w:hAnsi="Arial" w:cs="Arial"/>
-          <w:sz w:val="18"/>
-        </w:rPr>
-        <w:t xml:space="preserve">, </w:t>
-      </w:r>
-      <w:r>
-        <w:rPr>
-          <w:rStyle w:val="Strong"/>
-          <w:rFonts w:ascii="Arial" w:hAnsi="Arial" w:cs="Arial"/>
-          <w:sz w:val="18"/>
-        </w:rPr>
-        <w:t>Vector Similarity Search</w:t>
-      </w:r>
-      <w:r>
-        <w:rPr>
-          <w:rFonts w:ascii="Arial" w:hAnsi="Arial" w:cs="Arial"/>
-          <w:sz w:val="18"/>
-        </w:rPr>
-        <w:t xml:space="preserve">, </w:t>
-      </w:r>
-      <w:r>
-        <w:rPr>
-          <w:rStyle w:val="Strong"/>
-          <w:rFonts w:ascii="Arial" w:hAnsi="Arial" w:cs="Arial"/>
-          <w:sz w:val="18"/>
-        </w:rPr>
-        <w:t>Model Evaluation &amp; Validation</w:t>
-      </w:r>
-      <w:r>
-        <w:rPr>
-          <w:rFonts w:ascii="Arial" w:hAnsi="Arial" w:cs="Arial"/>
-          <w:sz w:val="18"/>
-        </w:rPr>
-        <w:t xml:space="preserve">, </w:t>
-      </w:r>
-      <w:r>
-        <w:rPr>
-          <w:rStyle w:val="Strong"/>
-          <w:rFonts w:ascii="Arial" w:hAnsi="Arial" w:cs="Arial"/>
-          <w:sz w:val="18"/>
-        </w:rPr>
-        <w:t>Feature Engineering</w:t>
-      </w:r>
-      <w:r>
-        <w:rPr>
-          <w:rFonts w:ascii="Arial" w:hAnsi="Arial" w:cs="Arial"/>
-          <w:sz w:val="18"/>
-        </w:rPr>
-        <w:t>, data preprocessing, inference optimization</w:t>
+      <w:proofErr w:type="spellStart"/>
+      <w:r>
+        <w:rPr>
+          <w:rFonts w:ascii="Arial" w:hAnsi="Arial" w:cs="Arial"/>
+          <w:sz w:val="18"/>
+        </w:rPr>
+        <w:t>async</w:t>
+      </w:r>
+      <w:proofErr w:type="spellEnd"/>
+      <w:r>
+        <w:rPr>
+          <w:rFonts w:ascii="Arial" w:hAnsi="Arial" w:cs="Arial"/>
+          <w:sz w:val="18"/>
+        </w:rPr>
+        <w:t xml:space="preserve"> I/O, background workers, prompt/tool routing, context window management, retrieval pipelines, sandboxed code execution patterns, deterministic formatting, failure taxonomies, model cost controls and latency budgets</w:t>
       </w:r>
     </w:p>
     <w:p>
       <w:pPr>
         <w:pStyle w:val="NormalWeb"/>
+        <w:numPr>
+          <w:ilvl w:val="0"/>
+          <w:numId w:val="43"/>
+        </w:numPr>
         <w:jc w:val="both"/>
         <w:rPr>
           <w:rFonts w:ascii="Arial" w:hAnsi="Arial" w:cs="Arial"/>
@@ -3042,7 +3027,7 @@
           <w:rFonts w:ascii="Arial" w:hAnsi="Arial" w:cs="Arial"/>
           <w:sz w:val="18"/>
         </w:rPr>
-        <w:t>Backend &amp; APIs</w:t>
+        <w:t>Data, Messaging &amp; Search</w:t>
       </w:r>
       <w:r>
         <w:rPr>
@@ -3051,28 +3036,13 @@
         </w:rPr>
         <w:t xml:space="preserve"> — </w:t>
       </w:r>
-      <w:r>
-        <w:rPr>
-          <w:rStyle w:val="Strong"/>
-          <w:rFonts w:ascii="Arial" w:hAnsi="Arial" w:cs="Arial"/>
-          <w:sz w:val="18"/>
-        </w:rPr>
-        <w:t>Python</w:t>
-      </w:r>
-      <w:r>
-        <w:rPr>
-          <w:rFonts w:ascii="Arial" w:hAnsi="Arial" w:cs="Arial"/>
-          <w:sz w:val="18"/>
-        </w:rPr>
-        <w:t xml:space="preserve">, service architecture, REST, </w:t>
-      </w:r>
       <w:proofErr w:type="spellStart"/>
       <w:r>
         <w:rPr>
           <w:rFonts w:ascii="Arial" w:hAnsi="Arial" w:cs="Arial"/>
           <w:sz w:val="18"/>
         </w:rPr>
-        <w:t>OpenAPI</w:t>
+        <w:t>PostgreSQL</w:t>
       </w:r>
       <w:proofErr w:type="spellEnd"/>
       <w:r>
@@ -3080,23 +3050,32 @@
           <w:rFonts w:ascii="Arial" w:hAnsi="Arial" w:cs="Arial"/>
           <w:sz w:val="18"/>
         </w:rPr>
-        <w:t xml:space="preserve">/Swagger, </w:t>
+        <w:t xml:space="preserve">, MySQL, SQL Server, </w:t>
       </w:r>
       <w:proofErr w:type="spellStart"/>
       <w:r>
         <w:rPr>
-          <w:rFonts w:ascii="Arial" w:hAnsi="Arial" w:cs="Arial"/>
-          <w:sz w:val="18"/>
-        </w:rPr>
-        <w:t>microservices</w:t>
+          <w:rStyle w:val="Strong"/>
+          <w:rFonts w:ascii="Arial" w:hAnsi="Arial" w:cs="Arial"/>
+          <w:sz w:val="18"/>
+        </w:rPr>
+        <w:t>Redis</w:t>
       </w:r>
       <w:proofErr w:type="spellEnd"/>
       <w:r>
         <w:rPr>
-          <w:rFonts w:ascii="Arial" w:hAnsi="Arial" w:cs="Arial"/>
-          <w:sz w:val="18"/>
-        </w:rPr>
-        <w:t xml:space="preserve">, event-driven systems, background jobs, </w:t>
+          <w:rStyle w:val="Strong"/>
+          <w:rFonts w:ascii="Arial" w:hAnsi="Arial" w:cs="Arial"/>
+          <w:sz w:val="18"/>
+        </w:rPr>
+        <w:t xml:space="preserve"> 7</w:t>
+      </w:r>
+      <w:r>
+        <w:rPr>
+          <w:rFonts w:ascii="Arial" w:hAnsi="Arial" w:cs="Arial"/>
+          <w:sz w:val="18"/>
+        </w:rPr>
+        <w:t xml:space="preserve">, </w:t>
       </w:r>
       <w:proofErr w:type="spellStart"/>
       <w:r>
@@ -3104,7 +3083,7 @@
           <w:rFonts w:ascii="Arial" w:hAnsi="Arial" w:cs="Arial"/>
           <w:sz w:val="18"/>
         </w:rPr>
-        <w:t>webhooks</w:t>
+        <w:t>MongoDB</w:t>
       </w:r>
       <w:proofErr w:type="spellEnd"/>
       <w:r>
@@ -3120,7 +3099,7 @@
           <w:rFonts w:ascii="Arial" w:hAnsi="Arial" w:cs="Arial"/>
           <w:sz w:val="18"/>
         </w:rPr>
-        <w:t>idempotency</w:t>
+        <w:t>DynamoDB</w:t>
       </w:r>
       <w:proofErr w:type="spellEnd"/>
       <w:r>
@@ -3136,19 +3115,86 @@
           <w:rFonts w:ascii="Arial" w:hAnsi="Arial" w:cs="Arial"/>
           <w:sz w:val="18"/>
         </w:rPr>
-        <w:t>rate limiting</w:t>
-      </w:r>
-      <w:r>
-        <w:rPr>
-          <w:rFonts w:ascii="Arial" w:hAnsi="Arial" w:cs="Arial"/>
-          <w:sz w:val="18"/>
-        </w:rPr>
-        <w:t>, retries, circuit breakers</w:t>
+        <w:t>Kafka 3.x</w:t>
+      </w:r>
+      <w:r>
+        <w:rPr>
+          <w:rFonts w:ascii="Arial" w:hAnsi="Arial" w:cs="Arial"/>
+          <w:sz w:val="18"/>
+        </w:rPr>
+        <w:t xml:space="preserve">, </w:t>
+      </w:r>
+      <w:proofErr w:type="spellStart"/>
+      <w:r>
+        <w:rPr>
+          <w:rFonts w:ascii="Arial" w:hAnsi="Arial" w:cs="Arial"/>
+          <w:sz w:val="18"/>
+        </w:rPr>
+        <w:t>RabbitMQ</w:t>
+      </w:r>
+      <w:proofErr w:type="spellEnd"/>
+      <w:r>
+        <w:rPr>
+          <w:rFonts w:ascii="Arial" w:hAnsi="Arial" w:cs="Arial"/>
+          <w:sz w:val="18"/>
+        </w:rPr>
+        <w:t xml:space="preserve">, SQS/SNS, </w:t>
+      </w:r>
+      <w:r>
+        <w:rPr>
+          <w:rStyle w:val="Strong"/>
+          <w:rFonts w:ascii="Arial" w:hAnsi="Arial" w:cs="Arial"/>
+          <w:sz w:val="18"/>
+        </w:rPr>
+        <w:t>OpenSearch 2.x</w:t>
+      </w:r>
+      <w:r>
+        <w:rPr>
+          <w:rFonts w:ascii="Arial" w:hAnsi="Arial" w:cs="Arial"/>
+          <w:sz w:val="18"/>
+        </w:rPr>
+        <w:t xml:space="preserve">, </w:t>
+      </w:r>
+      <w:proofErr w:type="spellStart"/>
+      <w:r>
+        <w:rPr>
+          <w:rFonts w:ascii="Arial" w:hAnsi="Arial" w:cs="Arial"/>
+          <w:sz w:val="18"/>
+        </w:rPr>
+        <w:t>Elasticsearch</w:t>
+      </w:r>
+      <w:proofErr w:type="spellEnd"/>
+      <w:r>
+        <w:rPr>
+          <w:rFonts w:ascii="Arial" w:hAnsi="Arial" w:cs="Arial"/>
+          <w:sz w:val="18"/>
+        </w:rPr>
+        <w:t xml:space="preserve"> 7.x, Redshift, </w:t>
+      </w:r>
+      <w:proofErr w:type="spellStart"/>
+      <w:r>
+        <w:rPr>
+          <w:rFonts w:ascii="Arial" w:hAnsi="Arial" w:cs="Arial"/>
+          <w:sz w:val="18"/>
+        </w:rPr>
+        <w:t>BigQuery</w:t>
+      </w:r>
+      <w:proofErr w:type="spellEnd"/>
+      <w:r>
+        <w:rPr>
+          <w:rFonts w:ascii="Arial" w:hAnsi="Arial" w:cs="Arial"/>
+          <w:sz w:val="18"/>
+        </w:rPr>
+        <w:t>, hybrid search + filtering, replay-safe consumers, DLQs</w:t>
       </w:r>
     </w:p>
     <w:p>
       <w:pPr>
         <w:pStyle w:val="NormalWeb"/>
+        <w:numPr>
+          <w:ilvl w:val="0"/>
+          <w:numId w:val="43"/>
+        </w:numPr>
         <w:jc w:val="both"/>
         <w:rPr>
           <w:rFonts w:ascii="Arial" w:hAnsi="Arial" w:cs="Arial"/>
@@ -3161,14 +3207,7 @@
           <w:rFonts w:ascii="Arial" w:hAnsi="Arial" w:cs="Arial"/>
           <w:sz w:val="18"/>
         </w:rPr>
-        <w:t>Data, Messaging &amp; Search</w:t>
-      </w:r>
-      <w:r>
-        <w:rPr>
-          <w:rFonts w:ascii="Arial" w:hAnsi="Arial" w:cs="Arial"/>
-          <w:sz w:val="18"/>
-        </w:rPr>
-        <w:t xml:space="preserve"> — Relational: </w:t>
+        <w:t xml:space="preserve">Cloud &amp; </w:t>
       </w:r>
       <w:proofErr w:type="spellStart"/>
       <w:r>
@@ -3177,7 +3216,7 @@
           <w:rFonts w:ascii="Arial" w:hAnsi="Arial" w:cs="Arial"/>
           <w:sz w:val="18"/>
         </w:rPr>
-        <w:t>PostgreSQL</w:t>
+        <w:t>DevOps</w:t>
       </w:r>
       <w:proofErr w:type="spellEnd"/>
       <w:r>
@@ -3185,16 +3224,49 @@
           <w:rFonts w:ascii="Arial" w:hAnsi="Arial" w:cs="Arial"/>
           <w:sz w:val="18"/>
         </w:rPr>
+        <w:t xml:space="preserve"> — AWS (EKS, ECS, EC2, Lambda, API Gateway, S3, </w:t>
+      </w:r>
+      <w:proofErr w:type="spellStart"/>
+      <w:r>
+        <w:rPr>
+          <w:rFonts w:ascii="Arial" w:hAnsi="Arial" w:cs="Arial"/>
+          <w:sz w:val="18"/>
+        </w:rPr>
+        <w:t>CloudFront</w:t>
+      </w:r>
+      <w:proofErr w:type="spellEnd"/>
+      <w:r>
+        <w:rPr>
+          <w:rFonts w:ascii="Arial" w:hAnsi="Arial" w:cs="Arial"/>
+          <w:sz w:val="18"/>
+        </w:rPr>
+        <w:t xml:space="preserve">, RDS, </w:t>
+      </w:r>
+      <w:proofErr w:type="spellStart"/>
+      <w:r>
+        <w:rPr>
+          <w:rFonts w:ascii="Arial" w:hAnsi="Arial" w:cs="Arial"/>
+          <w:sz w:val="18"/>
+        </w:rPr>
+        <w:t>DynamoDB</w:t>
+      </w:r>
+      <w:proofErr w:type="spellEnd"/>
+      <w:r>
+        <w:rPr>
+          <w:rFonts w:ascii="Arial" w:hAnsi="Arial" w:cs="Arial"/>
+          <w:sz w:val="18"/>
+        </w:rPr>
         <w:t xml:space="preserve">, </w:t>
       </w:r>
-      <w:r>
-        <w:rPr>
-          <w:rStyle w:val="Strong"/>
-          <w:rFonts w:ascii="Arial" w:hAnsi="Arial" w:cs="Arial"/>
-          <w:sz w:val="18"/>
-        </w:rPr>
-        <w:t>MySQL</w:t>
-      </w:r>
+      <w:proofErr w:type="spellStart"/>
+      <w:r>
+        <w:rPr>
+          <w:rFonts w:ascii="Arial" w:hAnsi="Arial" w:cs="Arial"/>
+          <w:sz w:val="18"/>
+        </w:rPr>
+        <w:t>ElastiCache</w:t>
+      </w:r>
+      <w:proofErr w:type="spellEnd"/>
       <w:r>
         <w:rPr>
           <w:rFonts w:ascii="Arial" w:hAnsi="Arial" w:cs="Arial"/>
@@ -3202,14 +3274,79 @@
         </w:rPr>
         <w:t xml:space="preserve">, </w:t>
       </w:r>
-      <w:r>
-        <w:rPr>
-          <w:rStyle w:val="Strong"/>
-          <w:rFonts w:ascii="Arial" w:hAnsi="Arial" w:cs="Arial"/>
-          <w:sz w:val="18"/>
-        </w:rPr>
-        <w:t>SQL Server</w:t>
-      </w:r>
+      <w:proofErr w:type="spellStart"/>
+      <w:r>
+        <w:rPr>
+          <w:rFonts w:ascii="Arial" w:hAnsi="Arial" w:cs="Arial"/>
+          <w:sz w:val="18"/>
+        </w:rPr>
+        <w:t>EventBridge</w:t>
+      </w:r>
+      <w:proofErr w:type="spellEnd"/>
+      <w:r>
+        <w:rPr>
+          <w:rFonts w:ascii="Arial" w:hAnsi="Arial" w:cs="Arial"/>
+          <w:sz w:val="18"/>
+        </w:rPr>
+        <w:t xml:space="preserve">, Step Functions, IAM), </w:t>
+      </w:r>
+      <w:proofErr w:type="spellStart"/>
+      <w:r>
+        <w:rPr>
+          <w:rFonts w:ascii="Arial" w:hAnsi="Arial" w:cs="Arial"/>
+          <w:sz w:val="18"/>
+        </w:rPr>
+        <w:t>Docker</w:t>
+      </w:r>
+      <w:proofErr w:type="spellEnd"/>
+      <w:r>
+        <w:rPr>
+          <w:rFonts w:ascii="Arial" w:hAnsi="Arial" w:cs="Arial"/>
+          <w:sz w:val="18"/>
+        </w:rPr>
+        <w:t xml:space="preserve"> 25, </w:t>
+      </w:r>
+      <w:proofErr w:type="spellStart"/>
+      <w:r>
+        <w:rPr>
+          <w:rFonts w:ascii="Arial" w:hAnsi="Arial" w:cs="Arial"/>
+          <w:sz w:val="18"/>
+        </w:rPr>
+        <w:t>Kubernetes</w:t>
+      </w:r>
+      <w:proofErr w:type="spellEnd"/>
+      <w:r>
+        <w:rPr>
+          <w:rFonts w:ascii="Arial" w:hAnsi="Arial" w:cs="Arial"/>
+          <w:sz w:val="18"/>
+        </w:rPr>
+        <w:t xml:space="preserve"> 1.29, Helm 3, </w:t>
+      </w:r>
+      <w:proofErr w:type="spellStart"/>
+      <w:r>
+        <w:rPr>
+          <w:rFonts w:ascii="Arial" w:hAnsi="Arial" w:cs="Arial"/>
+          <w:sz w:val="18"/>
+        </w:rPr>
+        <w:t>GitOps</w:t>
+      </w:r>
+      <w:proofErr w:type="spellEnd"/>
+      <w:r>
+        <w:rPr>
+          <w:rFonts w:ascii="Arial" w:hAnsi="Arial" w:cs="Arial"/>
+          <w:sz w:val="18"/>
+        </w:rPr>
+        <w:t xml:space="preserve"> with Argo CD, </w:t>
+      </w:r>
+      <w:proofErr w:type="spellStart"/>
+      <w:r>
+        <w:rPr>
+          <w:rFonts w:ascii="Arial" w:hAnsi="Arial" w:cs="Arial"/>
+          <w:sz w:val="18"/>
+        </w:rPr>
+        <w:t>Terraform</w:t>
+      </w:r>
+      <w:proofErr w:type="spellEnd"/>
       <w:r>
         <w:rPr>
           <w:rFonts w:ascii="Arial" w:hAnsi="Arial" w:cs="Arial"/>
@@ -3223,7 +3360,7 @@
           <w:rFonts w:ascii="Arial" w:hAnsi="Arial" w:cs="Arial"/>
           <w:sz w:val="18"/>
         </w:rPr>
-        <w:t>NoSQL</w:t>
+        <w:t>CloudFormation</w:t>
       </w:r>
       <w:proofErr w:type="spellEnd"/>
       <w:r>
@@ -3231,16 +3368,15 @@
           <w:rFonts w:ascii="Arial" w:hAnsi="Arial" w:cs="Arial"/>
           <w:sz w:val="18"/>
         </w:rPr>
-        <w:t xml:space="preserve">: </w:t>
+        <w:t xml:space="preserve">, CI/CD with </w:t>
       </w:r>
       <w:proofErr w:type="spellStart"/>
       <w:r>
         <w:rPr>
-          <w:rStyle w:val="Strong"/>
-          <w:rFonts w:ascii="Arial" w:hAnsi="Arial" w:cs="Arial"/>
-          <w:sz w:val="18"/>
-        </w:rPr>
-        <w:t>Redis</w:t>
+          <w:rFonts w:ascii="Arial" w:hAnsi="Arial" w:cs="Arial"/>
+          <w:sz w:val="18"/>
+        </w:rPr>
+        <w:t>GitHub</w:t>
       </w:r>
       <w:proofErr w:type="spellEnd"/>
       <w:r>
@@ -3248,164 +3384,22 @@
           <w:rFonts w:ascii="Arial" w:hAnsi="Arial" w:cs="Arial"/>
           <w:sz w:val="18"/>
         </w:rPr>
-        <w:t xml:space="preserve">, </w:t>
-      </w:r>
-      <w:proofErr w:type="spellStart"/>
-      <w:r>
-        <w:rPr>
-          <w:rStyle w:val="Strong"/>
-          <w:rFonts w:ascii="Arial" w:hAnsi="Arial" w:cs="Arial"/>
-          <w:sz w:val="18"/>
-        </w:rPr>
-        <w:t>MongoDB</w:t>
-      </w:r>
-      <w:proofErr w:type="spellEnd"/>
-      <w:r>
-        <w:rPr>
-          <w:rFonts w:ascii="Arial" w:hAnsi="Arial" w:cs="Arial"/>
-          <w:sz w:val="18"/>
-        </w:rPr>
-        <w:t xml:space="preserve">, </w:t>
-      </w:r>
-      <w:proofErr w:type="spellStart"/>
-      <w:r>
-        <w:rPr>
-          <w:rStyle w:val="Strong"/>
-          <w:rFonts w:ascii="Arial" w:hAnsi="Arial" w:cs="Arial"/>
-          <w:sz w:val="18"/>
-        </w:rPr>
-        <w:t>DynamoDB</w:t>
-      </w:r>
-      <w:proofErr w:type="spellEnd"/>
-      <w:r>
-        <w:rPr>
-          <w:rFonts w:ascii="Arial" w:hAnsi="Arial" w:cs="Arial"/>
-          <w:sz w:val="18"/>
-        </w:rPr>
-        <w:t xml:space="preserve">, Queues/streams: </w:t>
-      </w:r>
-      <w:r>
-        <w:rPr>
-          <w:rStyle w:val="Strong"/>
-          <w:rFonts w:ascii="Arial" w:hAnsi="Arial" w:cs="Arial"/>
-          <w:sz w:val="18"/>
-        </w:rPr>
-        <w:t>AWS SQS/SNS</w:t>
-      </w:r>
-      <w:r>
-        <w:rPr>
-          <w:rFonts w:ascii="Arial" w:hAnsi="Arial" w:cs="Arial"/>
-          <w:sz w:val="18"/>
-        </w:rPr>
-        <w:t xml:space="preserve">, </w:t>
-      </w:r>
-      <w:r>
-        <w:rPr>
-          <w:rStyle w:val="Strong"/>
-          <w:rFonts w:ascii="Arial" w:hAnsi="Arial" w:cs="Arial"/>
-          <w:sz w:val="18"/>
-        </w:rPr>
-        <w:t>Kafka</w:t>
-      </w:r>
-      <w:r>
-        <w:rPr>
-          <w:rFonts w:ascii="Arial" w:hAnsi="Arial" w:cs="Arial"/>
-          <w:sz w:val="18"/>
-        </w:rPr>
-        <w:t xml:space="preserve">, </w:t>
-      </w:r>
-      <w:proofErr w:type="spellStart"/>
-      <w:r>
-        <w:rPr>
-          <w:rStyle w:val="Strong"/>
-          <w:rFonts w:ascii="Arial" w:hAnsi="Arial" w:cs="Arial"/>
-          <w:sz w:val="18"/>
-        </w:rPr>
-        <w:t>RabbitMQ</w:t>
-      </w:r>
-      <w:proofErr w:type="spellEnd"/>
-      <w:r>
-        <w:rPr>
-          <w:rFonts w:ascii="Arial" w:hAnsi="Arial" w:cs="Arial"/>
-          <w:sz w:val="18"/>
-        </w:rPr>
-        <w:t xml:space="preserve">, Search: </w:t>
-      </w:r>
-      <w:proofErr w:type="spellStart"/>
-      <w:r>
-        <w:rPr>
-          <w:rStyle w:val="Strong"/>
-          <w:rFonts w:ascii="Arial" w:hAnsi="Arial" w:cs="Arial"/>
-          <w:sz w:val="18"/>
-        </w:rPr>
-        <w:t>Elasticsearch</w:t>
-      </w:r>
-      <w:proofErr w:type="spellEnd"/>
-      <w:r>
-        <w:rPr>
-          <w:rFonts w:ascii="Arial" w:hAnsi="Arial" w:cs="Arial"/>
-          <w:sz w:val="18"/>
-        </w:rPr>
-        <w:t xml:space="preserve">, </w:t>
-      </w:r>
-      <w:r>
-        <w:rPr>
-          <w:rStyle w:val="Strong"/>
-          <w:rFonts w:ascii="Arial" w:hAnsi="Arial" w:cs="Arial"/>
-          <w:sz w:val="18"/>
-        </w:rPr>
-        <w:t>OpenSearch</w:t>
-      </w:r>
-      <w:r>
-        <w:rPr>
-          <w:rFonts w:ascii="Arial" w:hAnsi="Arial" w:cs="Arial"/>
-          <w:sz w:val="18"/>
-        </w:rPr>
-        <w:t xml:space="preserve">, Analytics: </w:t>
-      </w:r>
-      <w:r>
-        <w:rPr>
-          <w:rStyle w:val="Strong"/>
-          <w:rFonts w:ascii="Arial" w:hAnsi="Arial" w:cs="Arial"/>
-          <w:sz w:val="18"/>
-        </w:rPr>
-        <w:t>Redshift</w:t>
-      </w:r>
-      <w:r>
-        <w:rPr>
-          <w:rFonts w:ascii="Arial" w:hAnsi="Arial" w:cs="Arial"/>
-          <w:sz w:val="18"/>
-        </w:rPr>
-        <w:t xml:space="preserve">, </w:t>
-      </w:r>
-      <w:proofErr w:type="spellStart"/>
-      <w:r>
-        <w:rPr>
-          <w:rStyle w:val="Strong"/>
-          <w:rFonts w:ascii="Arial" w:hAnsi="Arial" w:cs="Arial"/>
-          <w:sz w:val="18"/>
-        </w:rPr>
-        <w:t>BigQuery</w:t>
-      </w:r>
-      <w:proofErr w:type="spellEnd"/>
+        <w:t xml:space="preserve"> Actions and Jenkins</w:t>
+      </w:r>
     </w:p>
     <w:p>
       <w:pPr>
         <w:pStyle w:val="NormalWeb"/>
+        <w:numPr>
+          <w:ilvl w:val="0"/>
+          <w:numId w:val="43"/>
+        </w:numPr>
         <w:jc w:val="both"/>
         <w:rPr>
           <w:rFonts w:ascii="Arial" w:hAnsi="Arial" w:cs="Arial"/>
           <w:sz w:val="18"/>
         </w:rPr>
       </w:pPr>
-      <w:r>
-        <w:rPr>
-          <w:rStyle w:val="Strong"/>
-          <w:rFonts w:ascii="Arial" w:hAnsi="Arial" w:cs="Arial"/>
-          <w:sz w:val="18"/>
-        </w:rPr>
-        <w:t xml:space="preserve">Cloud &amp; </w:t>
-      </w:r>
       <w:proofErr w:type="spellStart"/>
       <w:r>
         <w:rPr>
@@ -3413,23 +3407,41 @@
           <w:rFonts w:ascii="Arial" w:hAnsi="Arial" w:cs="Arial"/>
           <w:sz w:val="18"/>
         </w:rPr>
-        <w:t>DevOps</w:t>
+        <w:t>Observability</w:t>
       </w:r>
       <w:proofErr w:type="spellEnd"/>
       <w:r>
         <w:rPr>
-          <w:rFonts w:ascii="Arial" w:hAnsi="Arial" w:cs="Arial"/>
-          <w:sz w:val="18"/>
-        </w:rPr>
-        <w:t xml:space="preserve"> — AWS (primary): </w:t>
-      </w:r>
-      <w:r>
-        <w:rPr>
-          <w:rStyle w:val="Strong"/>
-          <w:rFonts w:ascii="Arial" w:hAnsi="Arial" w:cs="Arial"/>
-          <w:sz w:val="18"/>
-        </w:rPr>
-        <w:t>EKS</w:t>
+          <w:rStyle w:val="Strong"/>
+          <w:rFonts w:ascii="Arial" w:hAnsi="Arial" w:cs="Arial"/>
+          <w:sz w:val="18"/>
+        </w:rPr>
+        <w:t>, Quality &amp; Security</w:t>
+      </w:r>
+      <w:r>
+        <w:rPr>
+          <w:rFonts w:ascii="Arial" w:hAnsi="Arial" w:cs="Arial"/>
+          <w:sz w:val="18"/>
+        </w:rPr>
+        <w:t xml:space="preserve"> — </w:t>
+      </w:r>
+      <w:proofErr w:type="spellStart"/>
+      <w:r>
+        <w:rPr>
+          <w:rStyle w:val="Strong"/>
+          <w:rFonts w:ascii="Arial" w:hAnsi="Arial" w:cs="Arial"/>
+          <w:sz w:val="18"/>
+        </w:rPr>
+        <w:t>OpenTelemetry</w:t>
+      </w:r>
+      <w:proofErr w:type="spellEnd"/>
+      <w:r>
+        <w:rPr>
+          <w:rStyle w:val="Strong"/>
+          <w:rFonts w:ascii="Arial" w:hAnsi="Arial" w:cs="Arial"/>
+          <w:sz w:val="18"/>
+        </w:rPr>
+        <w:t xml:space="preserve"> 1.x</w:t>
       </w:r>
       <w:r>
         <w:rPr>
@@ -3438,13 +3450,71 @@
         </w:rPr>
         <w:t xml:space="preserve">, </w:t>
       </w:r>
-      <w:r>
-        <w:rPr>
-          <w:rStyle w:val="Strong"/>
-          <w:rFonts w:ascii="Arial" w:hAnsi="Arial" w:cs="Arial"/>
-          <w:sz w:val="18"/>
-        </w:rPr>
-        <w:t>ECS</w:t>
+      <w:proofErr w:type="spellStart"/>
+      <w:r>
+        <w:rPr>
+          <w:rFonts w:ascii="Arial" w:hAnsi="Arial" w:cs="Arial"/>
+          <w:sz w:val="18"/>
+        </w:rPr>
+        <w:t>Datadog</w:t>
+      </w:r>
+      <w:proofErr w:type="spellEnd"/>
+      <w:r>
+        <w:rPr>
+          <w:rFonts w:ascii="Arial" w:hAnsi="Arial" w:cs="Arial"/>
+          <w:sz w:val="18"/>
+        </w:rPr>
+        <w:t xml:space="preserve"> APM, Prometheus, </w:t>
+      </w:r>
+      <w:proofErr w:type="spellStart"/>
+      <w:r>
+        <w:rPr>
+          <w:rFonts w:ascii="Arial" w:hAnsi="Arial" w:cs="Arial"/>
+          <w:sz w:val="18"/>
+        </w:rPr>
+        <w:t>Grafana</w:t>
+      </w:r>
+      <w:proofErr w:type="spellEnd"/>
+      <w:r>
+        <w:rPr>
+          <w:rFonts w:ascii="Arial" w:hAnsi="Arial" w:cs="Arial"/>
+          <w:sz w:val="18"/>
+        </w:rPr>
+        <w:t xml:space="preserve">, ELK/EFK, </w:t>
+      </w:r>
+      <w:proofErr w:type="spellStart"/>
+      <w:r>
+        <w:rPr>
+          <w:rFonts w:ascii="Arial" w:hAnsi="Arial" w:cs="Arial"/>
+          <w:sz w:val="18"/>
+        </w:rPr>
+        <w:t>CloudWatch</w:t>
+      </w:r>
+      <w:proofErr w:type="spellEnd"/>
+      <w:r>
+        <w:rPr>
+          <w:rFonts w:ascii="Arial" w:hAnsi="Arial" w:cs="Arial"/>
+          <w:sz w:val="18"/>
+        </w:rPr>
+        <w:t xml:space="preserve">, structured logging, trace correlation, Jest/Mocha-style testing, Cypress/Playwright E2E, contract testing patterns, </w:t>
+      </w:r>
+      <w:proofErr w:type="spellStart"/>
+      <w:r>
+        <w:rPr>
+          <w:rStyle w:val="Strong"/>
+          <w:rFonts w:ascii="Arial" w:hAnsi="Arial" w:cs="Arial"/>
+          <w:sz w:val="18"/>
+        </w:rPr>
+        <w:t>OAuth</w:t>
+      </w:r>
+      <w:proofErr w:type="spellEnd"/>
+      <w:r>
+        <w:rPr>
+          <w:rStyle w:val="Strong"/>
+          <w:rFonts w:ascii="Arial" w:hAnsi="Arial" w:cs="Arial"/>
+          <w:sz w:val="18"/>
+        </w:rPr>
+        <w:t xml:space="preserve"> 2.0</w:t>
       </w:r>
       <w:r>
         <w:rPr>
@@ -3459,555 +3529,15 @@
           <w:rFonts w:ascii="Arial" w:hAnsi="Arial" w:cs="Arial"/>
           <w:sz w:val="18"/>
         </w:rPr>
-        <w:t>EC2</w:t>
-      </w:r>
-      <w:r>
-        <w:rPr>
-          <w:rFonts w:ascii="Arial" w:hAnsi="Arial" w:cs="Arial"/>
-          <w:sz w:val="18"/>
-        </w:rPr>
-        <w:t xml:space="preserve">, </w:t>
-      </w:r>
-      <w:r>
-        <w:rPr>
-          <w:rStyle w:val="Strong"/>
-          <w:rFonts w:ascii="Arial" w:hAnsi="Arial" w:cs="Arial"/>
-          <w:sz w:val="18"/>
-        </w:rPr>
-        <w:t>Lambda</w:t>
-      </w:r>
-      <w:r>
-        <w:rPr>
-          <w:rFonts w:ascii="Arial" w:hAnsi="Arial" w:cs="Arial"/>
-          <w:sz w:val="18"/>
-        </w:rPr>
-        <w:t xml:space="preserve">, </w:t>
-      </w:r>
-      <w:r>
-        <w:rPr>
-          <w:rStyle w:val="Strong"/>
-          <w:rFonts w:ascii="Arial" w:hAnsi="Arial" w:cs="Arial"/>
-          <w:sz w:val="18"/>
-        </w:rPr>
-        <w:t>API Gateway</w:t>
-      </w:r>
-      <w:r>
-        <w:rPr>
-          <w:rFonts w:ascii="Arial" w:hAnsi="Arial" w:cs="Arial"/>
-          <w:sz w:val="18"/>
-        </w:rPr>
-        <w:t xml:space="preserve">, </w:t>
-      </w:r>
-      <w:r>
-        <w:rPr>
-          <w:rStyle w:val="Strong"/>
-          <w:rFonts w:ascii="Arial" w:hAnsi="Arial" w:cs="Arial"/>
-          <w:sz w:val="18"/>
-        </w:rPr>
-        <w:t>S3</w:t>
-      </w:r>
-      <w:r>
-        <w:rPr>
-          <w:rFonts w:ascii="Arial" w:hAnsi="Arial" w:cs="Arial"/>
-          <w:sz w:val="18"/>
-        </w:rPr>
-        <w:t xml:space="preserve">, </w:t>
-      </w:r>
-      <w:proofErr w:type="spellStart"/>
-      <w:r>
-        <w:rPr>
-          <w:rStyle w:val="Strong"/>
-          <w:rFonts w:ascii="Arial" w:hAnsi="Arial" w:cs="Arial"/>
-          <w:sz w:val="18"/>
-        </w:rPr>
-        <w:t>CloudFront</w:t>
-      </w:r>
-      <w:proofErr w:type="spellEnd"/>
-      <w:r>
-        <w:rPr>
-          <w:rFonts w:ascii="Arial" w:hAnsi="Arial" w:cs="Arial"/>
-          <w:sz w:val="18"/>
-        </w:rPr>
-        <w:t xml:space="preserve">, </w:t>
-      </w:r>
-      <w:r>
-        <w:rPr>
-          <w:rStyle w:val="Strong"/>
-          <w:rFonts w:ascii="Arial" w:hAnsi="Arial" w:cs="Arial"/>
-          <w:sz w:val="18"/>
-        </w:rPr>
-        <w:t>RDS</w:t>
-      </w:r>
-      <w:r>
-        <w:rPr>
-          <w:rFonts w:ascii="Arial" w:hAnsi="Arial" w:cs="Arial"/>
-          <w:sz w:val="18"/>
-        </w:rPr>
-        <w:t xml:space="preserve">, </w:t>
-      </w:r>
-      <w:proofErr w:type="spellStart"/>
-      <w:r>
-        <w:rPr>
-          <w:rStyle w:val="Strong"/>
-          <w:rFonts w:ascii="Arial" w:hAnsi="Arial" w:cs="Arial"/>
-          <w:sz w:val="18"/>
-        </w:rPr>
-        <w:t>DynamoDB</w:t>
-      </w:r>
-      <w:proofErr w:type="spellEnd"/>
-      <w:r>
-        <w:rPr>
-          <w:rFonts w:ascii="Arial" w:hAnsi="Arial" w:cs="Arial"/>
-          <w:sz w:val="18"/>
-        </w:rPr>
-        <w:t xml:space="preserve">, </w:t>
-      </w:r>
-      <w:proofErr w:type="spellStart"/>
-      <w:r>
-        <w:rPr>
-          <w:rStyle w:val="Strong"/>
-          <w:rFonts w:ascii="Arial" w:hAnsi="Arial" w:cs="Arial"/>
-          <w:sz w:val="18"/>
-        </w:rPr>
-        <w:t>ElastiCache</w:t>
-      </w:r>
-      <w:proofErr w:type="spellEnd"/>
-      <w:r>
-        <w:rPr>
-          <w:rFonts w:ascii="Arial" w:hAnsi="Arial" w:cs="Arial"/>
-          <w:sz w:val="18"/>
-        </w:rPr>
-        <w:t xml:space="preserve">, </w:t>
-      </w:r>
-      <w:proofErr w:type="spellStart"/>
-      <w:r>
-        <w:rPr>
-          <w:rStyle w:val="Strong"/>
-          <w:rFonts w:ascii="Arial" w:hAnsi="Arial" w:cs="Arial"/>
-          <w:sz w:val="18"/>
-        </w:rPr>
-        <w:t>EventBridge</w:t>
-      </w:r>
-      <w:proofErr w:type="spellEnd"/>
-      <w:r>
-        <w:rPr>
-          <w:rFonts w:ascii="Arial" w:hAnsi="Arial" w:cs="Arial"/>
-          <w:sz w:val="18"/>
-        </w:rPr>
-        <w:t xml:space="preserve">, </w:t>
-      </w:r>
-      <w:r>
-        <w:rPr>
-          <w:rStyle w:val="Strong"/>
-          <w:rFonts w:ascii="Arial" w:hAnsi="Arial" w:cs="Arial"/>
-          <w:sz w:val="18"/>
-        </w:rPr>
-        <w:t>Step Functions</w:t>
-      </w:r>
-      <w:r>
-        <w:rPr>
-          <w:rFonts w:ascii="Arial" w:hAnsi="Arial" w:cs="Arial"/>
-          <w:sz w:val="18"/>
-        </w:rPr>
-        <w:t xml:space="preserve">, </w:t>
-      </w:r>
-      <w:r>
-        <w:rPr>
-          <w:rStyle w:val="Strong"/>
-          <w:rFonts w:ascii="Arial" w:hAnsi="Arial" w:cs="Arial"/>
-          <w:sz w:val="18"/>
-        </w:rPr>
-        <w:t>IAM</w:t>
-      </w:r>
-      <w:r>
-        <w:rPr>
-          <w:rFonts w:ascii="Arial" w:hAnsi="Arial" w:cs="Arial"/>
-          <w:sz w:val="18"/>
-        </w:rPr>
-        <w:t xml:space="preserve">, Azure: </w:t>
-      </w:r>
-      <w:r>
-        <w:rPr>
-          <w:rStyle w:val="Strong"/>
-          <w:rFonts w:ascii="Arial" w:hAnsi="Arial" w:cs="Arial"/>
-          <w:sz w:val="18"/>
-        </w:rPr>
-        <w:t>AKS</w:t>
-      </w:r>
-      <w:r>
-        <w:rPr>
-          <w:rFonts w:ascii="Arial" w:hAnsi="Arial" w:cs="Arial"/>
-          <w:sz w:val="18"/>
-        </w:rPr>
-        <w:t xml:space="preserve">, </w:t>
-      </w:r>
-      <w:r>
-        <w:rPr>
-          <w:rStyle w:val="Strong"/>
-          <w:rFonts w:ascii="Arial" w:hAnsi="Arial" w:cs="Arial"/>
-          <w:sz w:val="18"/>
-        </w:rPr>
-        <w:t>App Service</w:t>
-      </w:r>
-      <w:r>
-        <w:rPr>
-          <w:rFonts w:ascii="Arial" w:hAnsi="Arial" w:cs="Arial"/>
-          <w:sz w:val="18"/>
-        </w:rPr>
-        <w:t xml:space="preserve">, </w:t>
-      </w:r>
-      <w:r>
-        <w:rPr>
-          <w:rStyle w:val="Strong"/>
-          <w:rFonts w:ascii="Arial" w:hAnsi="Arial" w:cs="Arial"/>
-          <w:sz w:val="18"/>
-        </w:rPr>
-        <w:t>Azure SQL</w:t>
-      </w:r>
-      <w:r>
-        <w:rPr>
-          <w:rFonts w:ascii="Arial" w:hAnsi="Arial" w:cs="Arial"/>
-          <w:sz w:val="18"/>
-        </w:rPr>
-        <w:t xml:space="preserve">, </w:t>
-      </w:r>
-      <w:r>
-        <w:rPr>
-          <w:rStyle w:val="Strong"/>
-          <w:rFonts w:ascii="Arial" w:hAnsi="Arial" w:cs="Arial"/>
-          <w:sz w:val="18"/>
-        </w:rPr>
-        <w:t>Service Bus</w:t>
-      </w:r>
-      <w:r>
-        <w:rPr>
-          <w:rFonts w:ascii="Arial" w:hAnsi="Arial" w:cs="Arial"/>
-          <w:sz w:val="18"/>
-        </w:rPr>
-        <w:t xml:space="preserve">, </w:t>
-      </w:r>
-      <w:r>
-        <w:rPr>
-          <w:rStyle w:val="Strong"/>
-          <w:rFonts w:ascii="Arial" w:hAnsi="Arial" w:cs="Arial"/>
-          <w:sz w:val="18"/>
-        </w:rPr>
-        <w:t>Key Vault</w:t>
-      </w:r>
-      <w:r>
-        <w:rPr>
-          <w:rFonts w:ascii="Arial" w:hAnsi="Arial" w:cs="Arial"/>
-          <w:sz w:val="18"/>
-        </w:rPr>
-        <w:t xml:space="preserve">, </w:t>
-      </w:r>
-      <w:r>
-        <w:rPr>
-          <w:rStyle w:val="Strong"/>
-          <w:rFonts w:ascii="Arial" w:hAnsi="Arial" w:cs="Arial"/>
-          <w:sz w:val="18"/>
-        </w:rPr>
-        <w:t>Application Insights</w:t>
-      </w:r>
-      <w:r>
-        <w:rPr>
-          <w:rFonts w:ascii="Arial" w:hAnsi="Arial" w:cs="Arial"/>
-          <w:sz w:val="18"/>
-        </w:rPr>
-        <w:t xml:space="preserve">, GCP: </w:t>
-      </w:r>
-      <w:r>
-        <w:rPr>
-          <w:rStyle w:val="Strong"/>
-          <w:rFonts w:ascii="Arial" w:hAnsi="Arial" w:cs="Arial"/>
-          <w:sz w:val="18"/>
-        </w:rPr>
-        <w:t>GKE</w:t>
-      </w:r>
-      <w:r>
-        <w:rPr>
-          <w:rFonts w:ascii="Arial" w:hAnsi="Arial" w:cs="Arial"/>
-          <w:sz w:val="18"/>
-        </w:rPr>
-        <w:t xml:space="preserve">, </w:t>
-      </w:r>
-      <w:r>
-        <w:rPr>
-          <w:rStyle w:val="Strong"/>
-          <w:rFonts w:ascii="Arial" w:hAnsi="Arial" w:cs="Arial"/>
-          <w:sz w:val="18"/>
-        </w:rPr>
-        <w:t>Cloud Run</w:t>
-      </w:r>
-      <w:r>
-        <w:rPr>
-          <w:rFonts w:ascii="Arial" w:hAnsi="Arial" w:cs="Arial"/>
-          <w:sz w:val="18"/>
-        </w:rPr>
-        <w:t xml:space="preserve">, </w:t>
-      </w:r>
-      <w:r>
-        <w:rPr>
-          <w:rStyle w:val="Strong"/>
-          <w:rFonts w:ascii="Arial" w:hAnsi="Arial" w:cs="Arial"/>
-          <w:sz w:val="18"/>
-        </w:rPr>
-        <w:t>Pub/Sub</w:t>
-      </w:r>
-      <w:r>
-        <w:rPr>
-          <w:rFonts w:ascii="Arial" w:hAnsi="Arial" w:cs="Arial"/>
-          <w:sz w:val="18"/>
-        </w:rPr>
-        <w:t xml:space="preserve">, </w:t>
-      </w:r>
-      <w:r>
-        <w:rPr>
-          <w:rStyle w:val="Strong"/>
-          <w:rFonts w:ascii="Arial" w:hAnsi="Arial" w:cs="Arial"/>
-          <w:sz w:val="18"/>
-        </w:rPr>
-        <w:t>Cloud Storage</w:t>
-      </w:r>
-      <w:r>
-        <w:rPr>
-          <w:rFonts w:ascii="Arial" w:hAnsi="Arial" w:cs="Arial"/>
-          <w:sz w:val="18"/>
-        </w:rPr>
-        <w:t xml:space="preserve">, </w:t>
-      </w:r>
-      <w:proofErr w:type="spellStart"/>
-      <w:r>
-        <w:rPr>
-          <w:rStyle w:val="Strong"/>
-          <w:rFonts w:ascii="Arial" w:hAnsi="Arial" w:cs="Arial"/>
-          <w:sz w:val="18"/>
-        </w:rPr>
-        <w:t>BigQuery</w:t>
-      </w:r>
-      <w:proofErr w:type="spellEnd"/>
-      <w:r>
-        <w:rPr>
-          <w:rFonts w:ascii="Arial" w:hAnsi="Arial" w:cs="Arial"/>
-          <w:sz w:val="18"/>
-        </w:rPr>
-        <w:t xml:space="preserve"> (consumer/integrator), </w:t>
-      </w:r>
-      <w:proofErr w:type="spellStart"/>
-      <w:r>
-        <w:rPr>
-          <w:rStyle w:val="Strong"/>
-          <w:rFonts w:ascii="Arial" w:hAnsi="Arial" w:cs="Arial"/>
-          <w:sz w:val="18"/>
-        </w:rPr>
-        <w:t>Docker</w:t>
-      </w:r>
-      <w:proofErr w:type="spellEnd"/>
-      <w:r>
-        <w:rPr>
-          <w:rFonts w:ascii="Arial" w:hAnsi="Arial" w:cs="Arial"/>
-          <w:sz w:val="18"/>
-        </w:rPr>
-        <w:t xml:space="preserve">, </w:t>
-      </w:r>
-      <w:proofErr w:type="spellStart"/>
-      <w:r>
-        <w:rPr>
-          <w:rStyle w:val="Strong"/>
-          <w:rFonts w:ascii="Arial" w:hAnsi="Arial" w:cs="Arial"/>
-          <w:sz w:val="18"/>
-        </w:rPr>
-        <w:t>Kubernetes</w:t>
-      </w:r>
-      <w:proofErr w:type="spellEnd"/>
-      <w:r>
-        <w:rPr>
-          <w:rFonts w:ascii="Arial" w:hAnsi="Arial" w:cs="Arial"/>
-          <w:sz w:val="18"/>
-        </w:rPr>
-        <w:t xml:space="preserve">, </w:t>
-      </w:r>
-      <w:r>
-        <w:rPr>
-          <w:rStyle w:val="Strong"/>
-          <w:rFonts w:ascii="Arial" w:hAnsi="Arial" w:cs="Arial"/>
-          <w:sz w:val="18"/>
-        </w:rPr>
-        <w:t>Helm</w:t>
-      </w:r>
-      <w:r>
-        <w:rPr>
-          <w:rFonts w:ascii="Arial" w:hAnsi="Arial" w:cs="Arial"/>
-          <w:sz w:val="18"/>
-        </w:rPr>
-        <w:t xml:space="preserve">, </w:t>
-      </w:r>
-      <w:r>
-        <w:rPr>
-          <w:rStyle w:val="Strong"/>
-          <w:rFonts w:ascii="Arial" w:hAnsi="Arial" w:cs="Arial"/>
-          <w:sz w:val="18"/>
-        </w:rPr>
-        <w:t>Argo CD</w:t>
-      </w:r>
-      <w:r>
-        <w:rPr>
-          <w:rFonts w:ascii="Arial" w:hAnsi="Arial" w:cs="Arial"/>
-          <w:sz w:val="18"/>
-        </w:rPr>
-        <w:t xml:space="preserve">, </w:t>
-      </w:r>
-      <w:proofErr w:type="spellStart"/>
-      <w:r>
-        <w:rPr>
-          <w:rStyle w:val="Strong"/>
-          <w:rFonts w:ascii="Arial" w:hAnsi="Arial" w:cs="Arial"/>
-          <w:sz w:val="18"/>
-        </w:rPr>
-        <w:t>GitOps</w:t>
-      </w:r>
-      <w:proofErr w:type="spellEnd"/>
-      <w:r>
-        <w:rPr>
-          <w:rFonts w:ascii="Arial" w:hAnsi="Arial" w:cs="Arial"/>
-          <w:sz w:val="18"/>
-        </w:rPr>
-        <w:t xml:space="preserve">, </w:t>
-      </w:r>
-      <w:proofErr w:type="spellStart"/>
-      <w:r>
-        <w:rPr>
-          <w:rStyle w:val="Strong"/>
-          <w:rFonts w:ascii="Arial" w:hAnsi="Arial" w:cs="Arial"/>
-          <w:sz w:val="18"/>
-        </w:rPr>
-        <w:t>Terraform</w:t>
-      </w:r>
-      <w:proofErr w:type="spellEnd"/>
-      <w:r>
-        <w:rPr>
-          <w:rFonts w:ascii="Arial" w:hAnsi="Arial" w:cs="Arial"/>
-          <w:sz w:val="18"/>
-        </w:rPr>
-        <w:t xml:space="preserve">, </w:t>
-      </w:r>
-      <w:proofErr w:type="spellStart"/>
-      <w:r>
-        <w:rPr>
-          <w:rStyle w:val="Strong"/>
-          <w:rFonts w:ascii="Arial" w:hAnsi="Arial" w:cs="Arial"/>
-          <w:sz w:val="18"/>
-        </w:rPr>
-        <w:t>CloudFormation</w:t>
-      </w:r>
-      <w:proofErr w:type="spellEnd"/>
-      <w:r>
-        <w:rPr>
-          <w:rFonts w:ascii="Arial" w:hAnsi="Arial" w:cs="Arial"/>
-          <w:sz w:val="18"/>
-        </w:rPr>
-        <w:t xml:space="preserve">, CI/CD: </w:t>
-      </w:r>
-      <w:proofErr w:type="spellStart"/>
-      <w:r>
-        <w:rPr>
-          <w:rStyle w:val="Strong"/>
-          <w:rFonts w:ascii="Arial" w:hAnsi="Arial" w:cs="Arial"/>
-          <w:sz w:val="18"/>
-        </w:rPr>
-        <w:t>GitHub</w:t>
-      </w:r>
-      <w:proofErr w:type="spellEnd"/>
-      <w:r>
-        <w:rPr>
-          <w:rStyle w:val="Strong"/>
-          <w:rFonts w:ascii="Arial" w:hAnsi="Arial" w:cs="Arial"/>
-          <w:sz w:val="18"/>
-        </w:rPr>
-        <w:t xml:space="preserve"> Actions</w:t>
-      </w:r>
-      <w:r>
-        <w:rPr>
-          <w:rFonts w:ascii="Arial" w:hAnsi="Arial" w:cs="Arial"/>
-          <w:sz w:val="18"/>
-        </w:rPr>
-        <w:t xml:space="preserve">, </w:t>
-      </w:r>
-      <w:proofErr w:type="spellStart"/>
-      <w:r>
-        <w:rPr>
-          <w:rStyle w:val="Strong"/>
-          <w:rFonts w:ascii="Arial" w:hAnsi="Arial" w:cs="Arial"/>
-          <w:sz w:val="18"/>
-        </w:rPr>
-        <w:t>GitLab</w:t>
-      </w:r>
-      <w:proofErr w:type="spellEnd"/>
-      <w:r>
-        <w:rPr>
-          <w:rStyle w:val="Strong"/>
-          <w:rFonts w:ascii="Arial" w:hAnsi="Arial" w:cs="Arial"/>
-          <w:sz w:val="18"/>
-        </w:rPr>
-        <w:t xml:space="preserve"> CI</w:t>
-      </w:r>
-      <w:r>
-        <w:rPr>
-          <w:rFonts w:ascii="Arial" w:hAnsi="Arial" w:cs="Arial"/>
-          <w:sz w:val="18"/>
-        </w:rPr>
-        <w:t xml:space="preserve">, </w:t>
-      </w:r>
-      <w:r>
-        <w:rPr>
-          <w:rStyle w:val="Strong"/>
-          <w:rFonts w:ascii="Arial" w:hAnsi="Arial" w:cs="Arial"/>
-          <w:sz w:val="18"/>
-        </w:rPr>
-        <w:t>Jenkins</w:t>
-      </w:r>
-      <w:r>
-        <w:rPr>
-          <w:rFonts w:ascii="Arial" w:hAnsi="Arial" w:cs="Arial"/>
-          <w:sz w:val="18"/>
-        </w:rPr>
-        <w:t xml:space="preserve">, </w:t>
-      </w:r>
-      <w:r>
-        <w:rPr>
-          <w:rStyle w:val="Strong"/>
-          <w:rFonts w:ascii="Arial" w:hAnsi="Arial" w:cs="Arial"/>
-          <w:sz w:val="18"/>
-        </w:rPr>
-        <w:t xml:space="preserve">Azure </w:t>
-      </w:r>
-      <w:proofErr w:type="spellStart"/>
-      <w:r>
-        <w:rPr>
-          <w:rStyle w:val="Strong"/>
-          <w:rFonts w:ascii="Arial" w:hAnsi="Arial" w:cs="Arial"/>
-          <w:sz w:val="18"/>
-        </w:rPr>
-        <w:t>DevOps</w:t>
-      </w:r>
-      <w:proofErr w:type="spellEnd"/>
-      <w:r>
-        <w:rPr>
-          <w:rFonts w:ascii="Arial" w:hAnsi="Arial" w:cs="Arial"/>
-          <w:sz w:val="18"/>
-        </w:rPr>
-        <w:t xml:space="preserve">, </w:t>
-      </w:r>
-      <w:proofErr w:type="spellStart"/>
-      <w:r>
-        <w:rPr>
-          <w:rStyle w:val="Strong"/>
-          <w:rFonts w:ascii="Arial" w:hAnsi="Arial" w:cs="Arial"/>
-          <w:sz w:val="18"/>
-        </w:rPr>
-        <w:t>CircleCI</w:t>
-      </w:r>
-      <w:proofErr w:type="spellEnd"/>
+        <w:t>OIDC</w:t>
+      </w:r>
+      <w:r>
+        <w:rPr>
+          <w:rFonts w:ascii="Arial" w:hAnsi="Arial" w:cs="Arial"/>
+          <w:sz w:val="18"/>
+        </w:rPr>
+        <w:t>, JWT, RBAC/ABAC, audit logging, rate limiting</w:t>
+      </w:r>
     </w:p>
     <w:p>
       <w:pPr>
@@ -4018,369 +3548,16 @@
           <w:sz w:val="18"/>
         </w:rPr>
       </w:pPr>
-      <w:proofErr w:type="spellStart"/>
-      <w:r>
-        <w:rPr>
-          <w:rStyle w:val="Strong"/>
-          <w:rFonts w:ascii="Arial" w:hAnsi="Arial" w:cs="Arial"/>
-          <w:sz w:val="18"/>
-        </w:rPr>
-        <w:t>Observability</w:t>
-      </w:r>
-      <w:proofErr w:type="spellEnd"/>
-      <w:r>
-        <w:rPr>
-          <w:rStyle w:val="Strong"/>
-          <w:rFonts w:ascii="Arial" w:hAnsi="Arial" w:cs="Arial"/>
-          <w:sz w:val="18"/>
-        </w:rPr>
-        <w:t>, Quality &amp; Security</w:t>
-      </w:r>
-      <w:r>
-        <w:rPr>
-          <w:rFonts w:ascii="Arial" w:hAnsi="Arial" w:cs="Arial"/>
-          <w:sz w:val="18"/>
-        </w:rPr>
-        <w:t xml:space="preserve"> — </w:t>
-      </w:r>
-      <w:proofErr w:type="spellStart"/>
-      <w:r>
-        <w:rPr>
-          <w:rStyle w:val="Strong"/>
-          <w:rFonts w:ascii="Arial" w:hAnsi="Arial" w:cs="Arial"/>
-          <w:sz w:val="18"/>
-        </w:rPr>
-        <w:t>OpenTelemetry</w:t>
-      </w:r>
-      <w:proofErr w:type="spellEnd"/>
-      <w:r>
-        <w:rPr>
-          <w:rFonts w:ascii="Arial" w:hAnsi="Arial" w:cs="Arial"/>
-          <w:sz w:val="18"/>
-        </w:rPr>
-        <w:t xml:space="preserve">, </w:t>
-      </w:r>
-      <w:proofErr w:type="spellStart"/>
-      <w:r>
-        <w:rPr>
-          <w:rStyle w:val="Strong"/>
-          <w:rFonts w:ascii="Arial" w:hAnsi="Arial" w:cs="Arial"/>
-          <w:sz w:val="18"/>
-        </w:rPr>
-        <w:t>Datadog</w:t>
-      </w:r>
-      <w:proofErr w:type="spellEnd"/>
-      <w:r>
-        <w:rPr>
-          <w:rFonts w:ascii="Arial" w:hAnsi="Arial" w:cs="Arial"/>
-          <w:sz w:val="18"/>
-        </w:rPr>
-        <w:t xml:space="preserve">, </w:t>
-      </w:r>
-      <w:r>
-        <w:rPr>
-          <w:rStyle w:val="Strong"/>
-          <w:rFonts w:ascii="Arial" w:hAnsi="Arial" w:cs="Arial"/>
-          <w:sz w:val="18"/>
-        </w:rPr>
-        <w:t>Prometheus</w:t>
-      </w:r>
-      <w:r>
-        <w:rPr>
-          <w:rFonts w:ascii="Arial" w:hAnsi="Arial" w:cs="Arial"/>
-          <w:sz w:val="18"/>
-        </w:rPr>
-        <w:t xml:space="preserve">, </w:t>
-      </w:r>
-      <w:proofErr w:type="spellStart"/>
-      <w:r>
-        <w:rPr>
-          <w:rStyle w:val="Strong"/>
-          <w:rFonts w:ascii="Arial" w:hAnsi="Arial" w:cs="Arial"/>
-          <w:sz w:val="18"/>
-        </w:rPr>
-        <w:t>Grafana</w:t>
-      </w:r>
-      <w:proofErr w:type="spellEnd"/>
-      <w:r>
-        <w:rPr>
-          <w:rFonts w:ascii="Arial" w:hAnsi="Arial" w:cs="Arial"/>
-          <w:sz w:val="18"/>
-        </w:rPr>
-        <w:t xml:space="preserve">, </w:t>
-      </w:r>
-      <w:r>
-        <w:rPr>
-          <w:rStyle w:val="Strong"/>
-          <w:rFonts w:ascii="Arial" w:hAnsi="Arial" w:cs="Arial"/>
-          <w:sz w:val="18"/>
-        </w:rPr>
-        <w:t>ELK/EFK</w:t>
-      </w:r>
-      <w:r>
-        <w:rPr>
-          <w:rFonts w:ascii="Arial" w:hAnsi="Arial" w:cs="Arial"/>
-          <w:sz w:val="18"/>
-        </w:rPr>
-        <w:t xml:space="preserve">, </w:t>
-      </w:r>
-      <w:proofErr w:type="spellStart"/>
-      <w:r>
-        <w:rPr>
-          <w:rStyle w:val="Strong"/>
-          <w:rFonts w:ascii="Arial" w:hAnsi="Arial" w:cs="Arial"/>
-          <w:sz w:val="18"/>
-        </w:rPr>
-        <w:t>CloudWatch</w:t>
-      </w:r>
-      <w:proofErr w:type="spellEnd"/>
-      <w:r>
-        <w:rPr>
-          <w:rFonts w:ascii="Arial" w:hAnsi="Arial" w:cs="Arial"/>
-          <w:sz w:val="18"/>
-        </w:rPr>
-        <w:t xml:space="preserve">, structured logging, Testing: </w:t>
-      </w:r>
-      <w:r>
-        <w:rPr>
-          <w:rStyle w:val="Strong"/>
-          <w:rFonts w:ascii="Arial" w:hAnsi="Arial" w:cs="Arial"/>
-          <w:sz w:val="18"/>
-        </w:rPr>
-        <w:t>Jest</w:t>
-      </w:r>
-      <w:r>
-        <w:rPr>
-          <w:rFonts w:ascii="Arial" w:hAnsi="Arial" w:cs="Arial"/>
-          <w:sz w:val="18"/>
-        </w:rPr>
-        <w:t xml:space="preserve">, </w:t>
-      </w:r>
-      <w:r>
-        <w:rPr>
-          <w:rStyle w:val="Strong"/>
-          <w:rFonts w:ascii="Arial" w:hAnsi="Arial" w:cs="Arial"/>
-          <w:sz w:val="18"/>
-        </w:rPr>
-        <w:t>Mocha</w:t>
-      </w:r>
-      <w:r>
-        <w:rPr>
-          <w:rFonts w:ascii="Arial" w:hAnsi="Arial" w:cs="Arial"/>
-          <w:sz w:val="18"/>
-        </w:rPr>
-        <w:t xml:space="preserve">, </w:t>
-      </w:r>
-      <w:r>
-        <w:rPr>
-          <w:rStyle w:val="Strong"/>
-          <w:rFonts w:ascii="Arial" w:hAnsi="Arial" w:cs="Arial"/>
-          <w:sz w:val="18"/>
-        </w:rPr>
-        <w:t>Chai</w:t>
-      </w:r>
-      <w:r>
-        <w:rPr>
-          <w:rFonts w:ascii="Arial" w:hAnsi="Arial" w:cs="Arial"/>
-          <w:sz w:val="18"/>
-        </w:rPr>
-        <w:t xml:space="preserve">, </w:t>
-      </w:r>
-      <w:r>
-        <w:rPr>
-          <w:rStyle w:val="Strong"/>
-          <w:rFonts w:ascii="Arial" w:hAnsi="Arial" w:cs="Arial"/>
-          <w:sz w:val="18"/>
-        </w:rPr>
-        <w:t>Cypress</w:t>
-      </w:r>
-      <w:r>
-        <w:rPr>
-          <w:rFonts w:ascii="Arial" w:hAnsi="Arial" w:cs="Arial"/>
-          <w:sz w:val="18"/>
-        </w:rPr>
-        <w:t xml:space="preserve">, </w:t>
-      </w:r>
-      <w:r>
-        <w:rPr>
-          <w:rStyle w:val="Strong"/>
-          <w:rFonts w:ascii="Arial" w:hAnsi="Arial" w:cs="Arial"/>
-          <w:sz w:val="18"/>
-        </w:rPr>
-        <w:t>Playwright</w:t>
-      </w:r>
-      <w:r>
-        <w:rPr>
-          <w:rFonts w:ascii="Arial" w:hAnsi="Arial" w:cs="Arial"/>
-          <w:sz w:val="18"/>
-        </w:rPr>
-        <w:t>, API contract tests (</w:t>
-      </w:r>
-      <w:r>
-        <w:rPr>
-          <w:rStyle w:val="Strong"/>
-          <w:rFonts w:ascii="Arial" w:hAnsi="Arial" w:cs="Arial"/>
-          <w:sz w:val="18"/>
-        </w:rPr>
-        <w:t>Pact-style</w:t>
-      </w:r>
-      <w:r>
-        <w:rPr>
-          <w:rFonts w:ascii="Arial" w:hAnsi="Arial" w:cs="Arial"/>
-          <w:sz w:val="18"/>
-        </w:rPr>
-        <w:t xml:space="preserve">), Security: </w:t>
-      </w:r>
-      <w:r>
-        <w:rPr>
-          <w:rStyle w:val="Strong"/>
-          <w:rFonts w:ascii="Arial" w:hAnsi="Arial" w:cs="Arial"/>
-          <w:sz w:val="18"/>
-        </w:rPr>
-        <w:t>OAuth2</w:t>
-      </w:r>
-      <w:r>
-        <w:rPr>
-          <w:rFonts w:ascii="Arial" w:hAnsi="Arial" w:cs="Arial"/>
-          <w:sz w:val="18"/>
-        </w:rPr>
-        <w:t xml:space="preserve">, </w:t>
-      </w:r>
-      <w:proofErr w:type="spellStart"/>
-      <w:r>
-        <w:rPr>
-          <w:rStyle w:val="Strong"/>
-          <w:rFonts w:ascii="Arial" w:hAnsi="Arial" w:cs="Arial"/>
-          <w:sz w:val="18"/>
-        </w:rPr>
-        <w:t>OpenID</w:t>
-      </w:r>
-      <w:proofErr w:type="spellEnd"/>
-      <w:r>
-        <w:rPr>
-          <w:rStyle w:val="Strong"/>
-          <w:rFonts w:ascii="Arial" w:hAnsi="Arial" w:cs="Arial"/>
-          <w:sz w:val="18"/>
-        </w:rPr>
-        <w:t xml:space="preserve"> Connect</w:t>
-      </w:r>
-      <w:r>
-        <w:rPr>
-          <w:rFonts w:ascii="Arial" w:hAnsi="Arial" w:cs="Arial"/>
-          <w:sz w:val="18"/>
-        </w:rPr>
-        <w:t xml:space="preserve">, </w:t>
-      </w:r>
-      <w:r>
-        <w:rPr>
-          <w:rStyle w:val="Strong"/>
-          <w:rFonts w:ascii="Arial" w:hAnsi="Arial" w:cs="Arial"/>
-          <w:sz w:val="18"/>
-        </w:rPr>
-        <w:t>JWT</w:t>
-      </w:r>
-      <w:r>
-        <w:rPr>
-          <w:rFonts w:ascii="Arial" w:hAnsi="Arial" w:cs="Arial"/>
-          <w:sz w:val="18"/>
-        </w:rPr>
-        <w:t xml:space="preserve">, </w:t>
-      </w:r>
-      <w:proofErr w:type="spellStart"/>
-      <w:r>
-        <w:rPr>
-          <w:rStyle w:val="Strong"/>
-          <w:rFonts w:ascii="Arial" w:hAnsi="Arial" w:cs="Arial"/>
-          <w:sz w:val="18"/>
-        </w:rPr>
-        <w:t>Okta</w:t>
-      </w:r>
-      <w:proofErr w:type="spellEnd"/>
-      <w:r>
-        <w:rPr>
-          <w:rFonts w:ascii="Arial" w:hAnsi="Arial" w:cs="Arial"/>
-          <w:sz w:val="18"/>
-        </w:rPr>
-        <w:t xml:space="preserve">, </w:t>
-      </w:r>
-      <w:r>
-        <w:rPr>
-          <w:rStyle w:val="Strong"/>
-          <w:rFonts w:ascii="Arial" w:hAnsi="Arial" w:cs="Arial"/>
-          <w:sz w:val="18"/>
-        </w:rPr>
-        <w:t>Auth0</w:t>
-      </w:r>
-      <w:r>
-        <w:rPr>
-          <w:rFonts w:ascii="Arial" w:hAnsi="Arial" w:cs="Arial"/>
-          <w:sz w:val="18"/>
-        </w:rPr>
-        <w:t xml:space="preserve">, </w:t>
-      </w:r>
-      <w:r>
-        <w:rPr>
-          <w:rStyle w:val="Strong"/>
-          <w:rFonts w:ascii="Arial" w:hAnsi="Arial" w:cs="Arial"/>
-          <w:sz w:val="18"/>
-        </w:rPr>
-        <w:t xml:space="preserve">AWS </w:t>
-      </w:r>
-      <w:proofErr w:type="spellStart"/>
-      <w:r>
-        <w:rPr>
-          <w:rStyle w:val="Strong"/>
-          <w:rFonts w:ascii="Arial" w:hAnsi="Arial" w:cs="Arial"/>
-          <w:sz w:val="18"/>
-        </w:rPr>
-        <w:t>Cognito</w:t>
-      </w:r>
-      <w:proofErr w:type="spellEnd"/>
-      <w:r>
-        <w:rPr>
-          <w:rFonts w:ascii="Arial" w:hAnsi="Arial" w:cs="Arial"/>
-          <w:sz w:val="18"/>
-        </w:rPr>
-        <w:t xml:space="preserve">, </w:t>
-      </w:r>
-      <w:r>
-        <w:rPr>
-          <w:rStyle w:val="Strong"/>
-          <w:rFonts w:ascii="Arial" w:hAnsi="Arial" w:cs="Arial"/>
-          <w:sz w:val="18"/>
-        </w:rPr>
-        <w:t>rate limiting</w:t>
-      </w:r>
-      <w:r>
-        <w:rPr>
-          <w:rFonts w:ascii="Arial" w:hAnsi="Arial" w:cs="Arial"/>
-          <w:sz w:val="18"/>
-        </w:rPr>
-        <w:t xml:space="preserve">, </w:t>
-      </w:r>
-      <w:r>
-        <w:rPr>
-          <w:rStyle w:val="Strong"/>
-          <w:rFonts w:ascii="Arial" w:hAnsi="Arial" w:cs="Arial"/>
-          <w:sz w:val="18"/>
-        </w:rPr>
-        <w:t>RBAC/ABAC</w:t>
-      </w:r>
-      <w:r>
-        <w:rPr>
-          <w:rFonts w:ascii="Arial" w:hAnsi="Arial" w:cs="Arial"/>
-          <w:sz w:val="18"/>
-        </w:rPr>
-        <w:t xml:space="preserve">, </w:t>
-      </w:r>
-      <w:r>
-        <w:rPr>
-          <w:rStyle w:val="Strong"/>
-          <w:rFonts w:ascii="Arial" w:hAnsi="Arial" w:cs="Arial"/>
-          <w:sz w:val="18"/>
-        </w:rPr>
-        <w:t>audit logging</w:t>
-      </w:r>
+    </w:p>
+    <w:p>
+      <w:pPr>
+        <w:pStyle w:val="NormalWeb"/>
+        <w:jc w:val="both"/>
+        <w:rPr>
+          <w:rFonts w:ascii="Arial" w:hAnsi="Arial" w:cs="Arial"/>
+          <w:sz w:val="18"/>
+        </w:rPr>
+      </w:pPr>
     </w:p>
     <w:tbl>
       <w:tblPr>
@@ -4494,7 +3671,7 @@
         <w:pStyle w:val="ListParagraph"/>
         <w:numPr>
           <w:ilvl w:val="0"/>
-          <w:numId w:val="12"/>
+          <w:numId w:val="46"/>
         </w:numPr>
         <w:jc w:val="both"/>
       </w:pPr>
@@ -4630,13 +3807,15 @@
         </w:rPr>
         <w:t>AI-Enabled Event Processing &amp; Retrieval Platform</w:t>
       </w:r>
+      <w:bookmarkStart w:id="0" w:name="_GoBack"/>
+      <w:bookmarkEnd w:id="0"/>
     </w:p>
     <w:p>
       <w:pPr>
         <w:pStyle w:val="NormalWeb"/>
         <w:numPr>
           <w:ilvl w:val="0"/>
-          <w:numId w:val="31"/>
+          <w:numId w:val="45"/>
         </w:numPr>
         <w:jc w:val="both"/>
         <w:rPr>
@@ -4673,7 +3852,7 @@
         <w:pStyle w:val="NormalWeb"/>
         <w:numPr>
           <w:ilvl w:val="0"/>
-          <w:numId w:val="31"/>
+          <w:numId w:val="45"/>
         </w:numPr>
         <w:jc w:val="both"/>
         <w:rPr>
@@ -4807,7 +3986,7 @@
         <w:pStyle w:val="NormalWeb"/>
         <w:numPr>
           <w:ilvl w:val="0"/>
-          <w:numId w:val="31"/>
+          <w:numId w:val="45"/>
         </w:numPr>
         <w:jc w:val="both"/>
         <w:rPr>
@@ -4886,7 +4065,7 @@
         <w:pStyle w:val="NormalWeb"/>
         <w:numPr>
           <w:ilvl w:val="0"/>
-          <w:numId w:val="31"/>
+          <w:numId w:val="45"/>
         </w:numPr>
         <w:jc w:val="both"/>
         <w:rPr>
@@ -5036,7 +4215,7 @@
         <w:pStyle w:val="NormalWeb"/>
         <w:numPr>
           <w:ilvl w:val="0"/>
-          <w:numId w:val="32"/>
+          <w:numId w:val="44"/>
         </w:numPr>
         <w:jc w:val="both"/>
         <w:rPr>
@@ -5118,7 +4297,7 @@
         <w:pStyle w:val="NormalWeb"/>
         <w:numPr>
           <w:ilvl w:val="0"/>
-          <w:numId w:val="32"/>
+          <w:numId w:val="44"/>
         </w:numPr>
         <w:jc w:val="both"/>
         <w:rPr>
@@ -5271,7 +4450,7 @@
         <w:pStyle w:val="NormalWeb"/>
         <w:numPr>
           <w:ilvl w:val="0"/>
-          <w:numId w:val="32"/>
+          <w:numId w:val="44"/>
         </w:numPr>
         <w:jc w:val="both"/>
         <w:rPr>
@@ -5654,6 +4833,119 @@
     </w:lvl>
   </w:abstractNum>
   <w:abstractNum w:abstractNumId="2">
+    <w:nsid w:val="067C7779"/>
+    <w:multiLevelType w:val="hybridMultilevel"/>
+    <w:tmpl w:val="7862DC06"/>
+    <w:lvl w:ilvl="0" w:tplc="D320F798">
+      <w:start w:val="1"/>
+      <w:numFmt w:val="bullet"/>
+      <w:lvlText w:val="-"/>
+      <w:lvlJc w:val="left"/>
+      <w:pPr>
+        <w:ind w:left="360" w:hanging="360"/>
+      </w:pPr>
+      <w:rPr>
+        <w:rFonts w:ascii="Yu Gothic" w:eastAsia="Yu Gothic" w:hAnsi="Yu Gothic" w:hint="eastAsia"/>
+      </w:rPr>
+    </w:lvl>
+    <w:lvl w:ilvl="1" w:tplc="04090003" w:tentative="1">
+      <w:start w:val="1"/>
+      <w:numFmt w:val="bullet"/>
+      <w:lvlText w:val="o"/>
+      <w:lvlJc w:val="left"/>
+      <w:pPr>
+        <w:ind w:left="1080" w:hanging="360"/>
+      </w:pPr>
+      <w:rPr>
+        <w:rFonts w:ascii="Courier New" w:hAnsi="Courier New" w:cs="Courier New" w:hint="default"/>
+      </w:rPr>
+    </w:lvl>
+    <w:lvl w:ilvl="2" w:tplc="04090005" w:tentative="1">
+      <w:start w:val="1"/>
+      <w:numFmt w:val="bullet"/>
+      <w:lvlText w:val=""/>
+      <w:lvlJc w:val="left"/>
+      <w:pPr>
+        <w:ind w:left="1800" w:hanging="360"/>
+      </w:pPr>
+      <w:rPr>
+        <w:rFonts w:ascii="Wingdings" w:hAnsi="Wingdings" w:hint="default"/>
+      </w:rPr>
+    </w:lvl>
+    <w:lvl w:ilvl="3" w:tplc="04090001" w:tentative="1">
+      <w:start w:val="1"/>
+      <w:numFmt w:val="bullet"/>
+      <w:lvlText w:val=""/>
+      <w:lvlJc w:val="left"/>
+      <w:pPr>
+        <w:ind w:left="2520" w:hanging="360"/>
+      </w:pPr>
+      <w:rPr>
+        <w:rFonts w:ascii="Symbol" w:hAnsi="Symbol" w:hint="default"/>
+      </w:rPr>
+    </w:lvl>
+    <w:lvl w:ilvl="4" w:tplc="04090003" w:tentative="1">
+      <w:start w:val="1"/>
+      <w:numFmt w:val="bullet"/>
+      <w:lvlText w:val="o"/>
+      <w:lvlJc w:val="left"/>
+      <w:pPr>
+        <w:ind w:left="3240" w:hanging="360"/>
+      </w:pPr>
+      <w:rPr>
+        <w:rFonts w:ascii="Courier New" w:hAnsi="Courier New" w:cs="Courier New" w:hint="default"/>
+      </w:rPr>
+    </w:lvl>
+    <w:lvl w:ilvl="5" w:tplc="04090005" w:tentative="1">
+      <w:start w:val="1"/>
+      <w:numFmt w:val="bullet"/>
+      <w:lvlText w:val=""/>
+      <w:lvlJc w:val="left"/>
+      <w:pPr>
+        <w:ind w:left="3960" w:hanging="360"/>
+      </w:pPr>
+      <w:rPr>
+        <w:rFonts w:ascii="Wingdings" w:hAnsi="Wingdings" w:hint="default"/>
+      </w:rPr>
+    </w:lvl>
+    <w:lvl w:ilvl="6" w:tplc="04090001" w:tentative="1">
+      <w:start w:val="1"/>
+      <w:numFmt w:val="bullet"/>
+      <w:lvlText w:val=""/>
+      <w:lvlJc w:val="left"/>
+      <w:pPr>
+        <w:ind w:left="4680" w:hanging="360"/>
+      </w:pPr>
+      <w:rPr>
+        <w:rFonts w:ascii="Symbol" w:hAnsi="Symbol" w:hint="default"/>
+      </w:rPr>
+    </w:lvl>
+    <w:lvl w:ilvl="7" w:tplc="04090003" w:tentative="1">
+      <w:start w:val="1"/>
+      <w:numFmt w:val="bullet"/>
+      <w:lvlText w:val="o"/>
+      <w:lvlJc w:val="left"/>
+      <w:pPr>
+        <w:ind w:left="5400" w:hanging="360"/>
+      </w:pPr>
+      <w:rPr>
+        <w:rFonts w:ascii="Courier New" w:hAnsi="Courier New" w:cs="Courier New" w:hint="default"/>
+      </w:rPr>
+    </w:lvl>
+    <w:lvl w:ilvl="8" w:tplc="04090005" w:tentative="1">
+      <w:start w:val="1"/>
+      <w:numFmt w:val="bullet"/>
+      <w:lvlText w:val=""/>
+      <w:lvlJc w:val="left"/>
+      <w:pPr>
+        <w:ind w:left="6120" w:hanging="360"/>
+      </w:pPr>
+      <w:rPr>
+        <w:rFonts w:ascii="Wingdings" w:hAnsi="Wingdings" w:hint="default"/>
+      </w:rPr>
+    </w:lvl>
+  </w:abstractNum>
+  <w:abstractNum w:abstractNumId="3">
     <w:nsid w:val="080D1420"/>
     <w:multiLevelType w:val="multilevel"/>
     <w:tmpl w:val="ABD244FE"/>
@@ -5766,7 +5058,7 @@
       </w:pPr>
     </w:lvl>
   </w:abstractNum>
-  <w:abstractNum w:abstractNumId="3">
+  <w:abstractNum w:abstractNumId="4">
     <w:nsid w:val="08707072"/>
     <w:multiLevelType w:val="multilevel"/>
     <w:tmpl w:val="0E845C20"/>
@@ -5915,7 +5207,7 @@
       </w:rPr>
     </w:lvl>
   </w:abstractNum>
-  <w:abstractNum w:abstractNumId="4">
+  <w:abstractNum w:abstractNumId="5">
     <w:nsid w:val="0AF34E60"/>
     <w:multiLevelType w:val="hybridMultilevel"/>
     <w:tmpl w:val="FF8094E6"/>
@@ -6028,7 +5320,119 @@
       </w:rPr>
     </w:lvl>
   </w:abstractNum>
-  <w:abstractNum w:abstractNumId="5">
+  <w:abstractNum w:abstractNumId="6">
+    <w:nsid w:val="0FD64754"/>
+    <w:multiLevelType w:val="hybridMultilevel"/>
+    <w:tmpl w:val="54247456"/>
+    <w:lvl w:ilvl="0" w:tplc="1C7E6E1A">
+      <w:numFmt w:val="bullet"/>
+      <w:lvlText w:val=""/>
+      <w:lvlJc w:val="left"/>
+      <w:pPr>
+        <w:ind w:left="720" w:hanging="360"/>
+      </w:pPr>
+      <w:rPr>
+        <w:rFonts w:ascii="Symbol" w:eastAsia="Times New Roman" w:hAnsi="Symbol" w:cs="Times New Roman" w:hint="default"/>
+      </w:rPr>
+    </w:lvl>
+    <w:lvl w:ilvl="1" w:tplc="04090003" w:tentative="1">
+      <w:start w:val="1"/>
+      <w:numFmt w:val="bullet"/>
+      <w:lvlText w:val="o"/>
+      <w:lvlJc w:val="left"/>
+      <w:pPr>
+        <w:ind w:left="1440" w:hanging="360"/>
+      </w:pPr>
+      <w:rPr>
+        <w:rFonts w:ascii="Courier New" w:hAnsi="Courier New" w:cs="Courier New" w:hint="default"/>
+      </w:rPr>
+    </w:lvl>
+    <w:lvl w:ilvl="2" w:tplc="04090005" w:tentative="1">
+      <w:start w:val="1"/>
+      <w:numFmt w:val="bullet"/>
+      <w:lvlText w:val=""/>
+      <w:lvlJc w:val="left"/>
+      <w:pPr>
+        <w:ind w:left="2160" w:hanging="360"/>
+      </w:pPr>
+      <w:rPr>
+        <w:rFonts w:ascii="Wingdings" w:hAnsi="Wingdings" w:hint="default"/>
+      </w:rPr>
+    </w:lvl>
+    <w:lvl w:ilvl="3" w:tplc="04090001" w:tentative="1">
+      <w:start w:val="1"/>
+      <w:numFmt w:val="bullet"/>
+      <w:lvlText w:val=""/>
+      <w:lvlJc w:val="left"/>
+      <w:pPr>
+        <w:ind w:left="2880" w:hanging="360"/>
+      </w:pPr>
+      <w:rPr>
+        <w:rFonts w:ascii="Symbol" w:hAnsi="Symbol" w:hint="default"/>
+      </w:rPr>
+    </w:lvl>
+    <w:lvl w:ilvl="4" w:tplc="04090003" w:tentative="1">
+      <w:start w:val="1"/>
+      <w:numFmt w:val="bullet"/>
+      <w:lvlText w:val="o"/>
+      <w:lvlJc w:val="left"/>
+      <w:pPr>
+        <w:ind w:left="3600" w:hanging="360"/>
+      </w:pPr>
+      <w:rPr>
+        <w:rFonts w:ascii="Courier New" w:hAnsi="Courier New" w:cs="Courier New" w:hint="default"/>
+      </w:rPr>
+    </w:lvl>
+    <w:lvl w:ilvl="5" w:tplc="04090005" w:tentative="1">
+      <w:start w:val="1"/>
+      <w:numFmt w:val="bullet"/>
+      <w:lvlText w:val=""/>
+      <w:lvlJc w:val="left"/>
+      <w:pPr>
+        <w:ind w:left="4320" w:hanging="360"/>
+      </w:pPr>
+      <w:rPr>
+        <w:rFonts w:ascii="Wingdings" w:hAnsi="Wingdings" w:hint="default"/>
+      </w:rPr>
+    </w:lvl>
+    <w:lvl w:ilvl="6" w:tplc="04090001" w:tentative="1">
+      <w:start w:val="1"/>
+      <w:numFmt w:val="bullet"/>
+      <w:lvlText w:val=""/>
+      <w:lvlJc w:val="left"/>
+      <w:pPr>
+        <w:ind w:left="5040" w:hanging="360"/>
+      </w:pPr>
+      <w:rPr>
+        <w:rFonts w:ascii="Symbol" w:hAnsi="Symbol" w:hint="default"/>
+      </w:rPr>
+    </w:lvl>
+    <w:lvl w:ilvl="7" w:tplc="04090003" w:tentative="1">
+      <w:start w:val="1"/>
+      <w:numFmt w:val="bullet"/>
+      <w:lvlText w:val="o"/>
+      <w:lvlJc w:val="left"/>
+      <w:pPr>
+        <w:ind w:left="5760" w:hanging="360"/>
+      </w:pPr>
+      <w:rPr>
+        <w:rFonts w:ascii="Courier New" w:hAnsi="Courier New" w:cs="Courier New" w:hint="default"/>
+      </w:rPr>
+    </w:lvl>
+    <w:lvl w:ilvl="8" w:tplc="04090005" w:tentative="1">
+      <w:start w:val="1"/>
+      <w:numFmt w:val="bullet"/>
+      <w:lvlText w:val=""/>
+      <w:lvlJc w:val="left"/>
+      <w:pPr>
+        <w:ind w:left="6480" w:hanging="360"/>
+      </w:pPr>
+      <w:rPr>
+        <w:rFonts w:ascii="Wingdings" w:hAnsi="Wingdings" w:hint="default"/>
+      </w:rPr>
+    </w:lvl>
+  </w:abstractNum>
+  <w:abstractNum w:abstractNumId="7">
     <w:nsid w:val="13DF0875"/>
     <w:multiLevelType w:val="hybridMultilevel"/>
     <w:tmpl w:val="950EBC00"/>
@@ -6141,7 +5545,7 @@
       </w:rPr>
     </w:lvl>
   </w:abstractNum>
-  <w:abstractNum w:abstractNumId="6">
+  <w:abstractNum w:abstractNumId="8">
     <w:nsid w:val="196C08DE"/>
     <w:multiLevelType w:val="multilevel"/>
     <w:tmpl w:val="AA9C94A6"/>
@@ -6290,7 +5694,120 @@
       </w:rPr>
     </w:lvl>
   </w:abstractNum>
-  <w:abstractNum w:abstractNumId="7">
+  <w:abstractNum w:abstractNumId="9">
+    <w:nsid w:val="24515DBB"/>
+    <w:multiLevelType w:val="hybridMultilevel"/>
+    <w:tmpl w:val="224C111E"/>
+    <w:lvl w:ilvl="0" w:tplc="D320F798">
+      <w:start w:val="1"/>
+      <w:numFmt w:val="bullet"/>
+      <w:lvlText w:val="-"/>
+      <w:lvlJc w:val="left"/>
+      <w:pPr>
+        <w:ind w:left="360" w:hanging="360"/>
+      </w:pPr>
+      <w:rPr>
+        <w:rFonts w:ascii="Yu Gothic" w:eastAsia="Yu Gothic" w:hAnsi="Yu Gothic" w:hint="eastAsia"/>
+      </w:rPr>
+    </w:lvl>
+    <w:lvl w:ilvl="1" w:tplc="04090003" w:tentative="1">
+      <w:start w:val="1"/>
+      <w:numFmt w:val="bullet"/>
+      <w:lvlText w:val="o"/>
+      <w:lvlJc w:val="left"/>
+      <w:pPr>
+        <w:ind w:left="1080" w:hanging="360"/>
+      </w:pPr>
+      <w:rPr>
+        <w:rFonts w:ascii="Courier New" w:hAnsi="Courier New" w:cs="Courier New" w:hint="default"/>
+      </w:rPr>
+    </w:lvl>
+    <w:lvl w:ilvl="2" w:tplc="04090005" w:tentative="1">
+      <w:start w:val="1"/>
+      <w:numFmt w:val="bullet"/>
+      <w:lvlText w:val=""/>
+      <w:lvlJc w:val="left"/>
+      <w:pPr>
+        <w:ind w:left="1800" w:hanging="360"/>
+      </w:pPr>
+      <w:rPr>
+        <w:rFonts w:ascii="Wingdings" w:hAnsi="Wingdings" w:hint="default"/>
+      </w:rPr>
+    </w:lvl>
+    <w:lvl w:ilvl="3" w:tplc="04090001" w:tentative="1">
+      <w:start w:val="1"/>
+      <w:numFmt w:val="bullet"/>
+      <w:lvlText w:val=""/>
+      <w:lvlJc w:val="left"/>
+      <w:pPr>
+        <w:ind w:left="2520" w:hanging="360"/>
+      </w:pPr>
+      <w:rPr>
+        <w:rFonts w:ascii="Symbol" w:hAnsi="Symbol" w:hint="default"/>
+      </w:rPr>
+    </w:lvl>
+    <w:lvl w:ilvl="4" w:tplc="04090003" w:tentative="1">
+      <w:start w:val="1"/>
+      <w:numFmt w:val="bullet"/>
+      <w:lvlText w:val="o"/>
+      <w:lvlJc w:val="left"/>
+      <w:pPr>
+        <w:ind w:left="3240" w:hanging="360"/>
+      </w:pPr>
+      <w:rPr>
+        <w:rFonts w:ascii="Courier New" w:hAnsi="Courier New" w:cs="Courier New" w:hint="default"/>
+      </w:rPr>
+    </w:lvl>
+    <w:lvl w:ilvl="5" w:tplc="04090005" w:tentative="1">
+      <w:start w:val="1"/>
+      <w:numFmt w:val="bullet"/>
+      <w:lvlText w:val=""/>
+      <w:lvlJc w:val="left"/>
+      <w:pPr>
+        <w:ind w:left="3960" w:hanging="360"/>
+      </w:pPr>
+      <w:rPr>
+        <w:rFonts w:ascii="Wingdings" w:hAnsi="Wingdings" w:hint="default"/>
+      </w:rPr>
+    </w:lvl>
+    <w:lvl w:ilvl="6" w:tplc="04090001" w:tentative="1">
+      <w:start w:val="1"/>
+      <w:numFmt w:val="bullet"/>
+      <w:lvlText w:val=""/>
+      <w:lvlJc w:val="left"/>
+      <w:pPr>
+        <w:ind w:left="4680" w:hanging="360"/>
+      </w:pPr>
+      <w:rPr>
+        <w:rFonts w:ascii="Symbol" w:hAnsi="Symbol" w:hint="default"/>
+      </w:rPr>
+    </w:lvl>
+    <w:lvl w:ilvl="7" w:tplc="04090003" w:tentative="1">
+      <w:start w:val="1"/>
+      <w:numFmt w:val="bullet"/>
+      <w:lvlText w:val="o"/>
+      <w:lvlJc w:val="left"/>
+      <w:pPr>
+        <w:ind w:left="5400" w:hanging="360"/>
+      </w:pPr>
+      <w:rPr>
+        <w:rFonts w:ascii="Courier New" w:hAnsi="Courier New" w:cs="Courier New" w:hint="default"/>
+      </w:rPr>
+    </w:lvl>
+    <w:lvl w:ilvl="8" w:tplc="04090005" w:tentative="1">
+      <w:start w:val="1"/>
+      <w:numFmt w:val="bullet"/>
+      <w:lvlText w:val=""/>
+      <w:lvlJc w:val="left"/>
+      <w:pPr>
+        <w:ind w:left="6120" w:hanging="360"/>
+      </w:pPr>
+      <w:rPr>
+        <w:rFonts w:ascii="Wingdings" w:hAnsi="Wingdings" w:hint="default"/>
+      </w:rPr>
+    </w:lvl>
+  </w:abstractNum>
+  <w:abstractNum w:abstractNumId="10">
     <w:nsid w:val="24D36D68"/>
     <w:multiLevelType w:val="hybridMultilevel"/>
     <w:tmpl w:val="1AFED656"/>
@@ -6403,7 +5920,7 @@
       </w:rPr>
     </w:lvl>
   </w:abstractNum>
-  <w:abstractNum w:abstractNumId="8">
+  <w:abstractNum w:abstractNumId="11">
     <w:nsid w:val="2AEE1E17"/>
     <w:multiLevelType w:val="hybridMultilevel"/>
     <w:tmpl w:val="06207530"/>
@@ -6516,7 +6033,7 @@
       </w:rPr>
     </w:lvl>
   </w:abstractNum>
-  <w:abstractNum w:abstractNumId="9">
+  <w:abstractNum w:abstractNumId="12">
     <w:nsid w:val="2CCA071B"/>
     <w:multiLevelType w:val="hybridMultilevel"/>
     <w:tmpl w:val="AB50B07A"/>
@@ -6629,7 +6146,231 @@
       </w:rPr>
     </w:lvl>
   </w:abstractNum>
-  <w:abstractNum w:abstractNumId="10">
+  <w:abstractNum w:abstractNumId="13">
+    <w:nsid w:val="2EBB7C10"/>
+    <w:multiLevelType w:val="hybridMultilevel"/>
+    <w:tmpl w:val="32F421E8"/>
+    <w:lvl w:ilvl="0" w:tplc="3BD6E4E2">
+      <w:numFmt w:val="bullet"/>
+      <w:lvlText w:val=""/>
+      <w:lvlJc w:val="left"/>
+      <w:pPr>
+        <w:ind w:left="720" w:hanging="360"/>
+      </w:pPr>
+      <w:rPr>
+        <w:rFonts w:ascii="Symbol" w:eastAsia="Times New Roman" w:hAnsi="Symbol" w:cs="Times New Roman" w:hint="default"/>
+      </w:rPr>
+    </w:lvl>
+    <w:lvl w:ilvl="1" w:tplc="04090003" w:tentative="1">
+      <w:start w:val="1"/>
+      <w:numFmt w:val="bullet"/>
+      <w:lvlText w:val="o"/>
+      <w:lvlJc w:val="left"/>
+      <w:pPr>
+        <w:ind w:left="1440" w:hanging="360"/>
+      </w:pPr>
+      <w:rPr>
+        <w:rFonts w:ascii="Courier New" w:hAnsi="Courier New" w:cs="Courier New" w:hint="default"/>
+      </w:rPr>
+    </w:lvl>
+    <w:lvl w:ilvl="2" w:tplc="04090005" w:tentative="1">
+      <w:start w:val="1"/>
+      <w:numFmt w:val="bullet"/>
+      <w:lvlText w:val=""/>
+      <w:lvlJc w:val="left"/>
+      <w:pPr>
+        <w:ind w:left="2160" w:hanging="360"/>
+      </w:pPr>
+      <w:rPr>
+        <w:rFonts w:ascii="Wingdings" w:hAnsi="Wingdings" w:hint="default"/>
+      </w:rPr>
+    </w:lvl>
+    <w:lvl w:ilvl="3" w:tplc="04090001" w:tentative="1">
+      <w:start w:val="1"/>
+      <w:numFmt w:val="bullet"/>
+      <w:lvlText w:val=""/>
+      <w:lvlJc w:val="left"/>
+      <w:pPr>
+        <w:ind w:left="2880" w:hanging="360"/>
+      </w:pPr>
+      <w:rPr>
+        <w:rFonts w:ascii="Symbol" w:hAnsi="Symbol" w:hint="default"/>
+      </w:rPr>
+    </w:lvl>
+    <w:lvl w:ilvl="4" w:tplc="04090003" w:tentative="1">
+      <w:start w:val="1"/>
+      <w:numFmt w:val="bullet"/>
+      <w:lvlText w:val="o"/>
+      <w:lvlJc w:val="left"/>
+      <w:pPr>
+        <w:ind w:left="3600" w:hanging="360"/>
+      </w:pPr>
+      <w:rPr>
+        <w:rFonts w:ascii="Courier New" w:hAnsi="Courier New" w:cs="Courier New" w:hint="default"/>
+      </w:rPr>
+    </w:lvl>
+    <w:lvl w:ilvl="5" w:tplc="04090005" w:tentative="1">
+      <w:start w:val="1"/>
+      <w:numFmt w:val="bullet"/>
+      <w:lvlText w:val=""/>
+      <w:lvlJc w:val="left"/>
+      <w:pPr>
+        <w:ind w:left="4320" w:hanging="360"/>
+      </w:pPr>
+      <w:rPr>
+        <w:rFonts w:ascii="Wingdings" w:hAnsi="Wingdings" w:hint="default"/>
+      </w:rPr>
+    </w:lvl>
+    <w:lvl w:ilvl="6" w:tplc="04090001" w:tentative="1">
+      <w:start w:val="1"/>
+      <w:numFmt w:val="bullet"/>
+      <w:lvlText w:val=""/>
+      <w:lvlJc w:val="left"/>
+      <w:pPr>
+        <w:ind w:left="5040" w:hanging="360"/>
+      </w:pPr>
+      <w:rPr>
+        <w:rFonts w:ascii="Symbol" w:hAnsi="Symbol" w:hint="default"/>
+      </w:rPr>
+    </w:lvl>
+    <w:lvl w:ilvl="7" w:tplc="04090003" w:tentative="1">
+      <w:start w:val="1"/>
+      <w:numFmt w:val="bullet"/>
+      <w:lvlText w:val="o"/>
+      <w:lvlJc w:val="left"/>
+      <w:pPr>
+        <w:ind w:left="5760" w:hanging="360"/>
+      </w:pPr>
+      <w:rPr>
+        <w:rFonts w:ascii="Courier New" w:hAnsi="Courier New" w:cs="Courier New" w:hint="default"/>
+      </w:rPr>
+    </w:lvl>
+    <w:lvl w:ilvl="8" w:tplc="04090005" w:tentative="1">
+      <w:start w:val="1"/>
+      <w:numFmt w:val="bullet"/>
+      <w:lvlText w:val=""/>
+      <w:lvlJc w:val="left"/>
+      <w:pPr>
+        <w:ind w:left="6480" w:hanging="360"/>
+      </w:pPr>
+      <w:rPr>
+        <w:rFonts w:ascii="Wingdings" w:hAnsi="Wingdings" w:hint="default"/>
+      </w:rPr>
+    </w:lvl>
+  </w:abstractNum>
+  <w:abstractNum w:abstractNumId="14">
+    <w:nsid w:val="2EEF4ADC"/>
+    <w:multiLevelType w:val="hybridMultilevel"/>
+    <w:tmpl w:val="1660B9B8"/>
+    <w:lvl w:ilvl="0" w:tplc="8CAE6EB2">
+      <w:numFmt w:val="bullet"/>
+      <w:lvlText w:val=""/>
+      <w:lvlJc w:val="left"/>
+      <w:pPr>
+        <w:ind w:left="720" w:hanging="360"/>
+      </w:pPr>
+      <w:rPr>
+        <w:rFonts w:ascii="Symbol" w:eastAsia="Times New Roman" w:hAnsi="Symbol" w:cs="Times New Roman" w:hint="default"/>
+      </w:rPr>
+    </w:lvl>
+    <w:lvl w:ilvl="1" w:tplc="04090003" w:tentative="1">
+      <w:start w:val="1"/>
+      <w:numFmt w:val="bullet"/>
+      <w:lvlText w:val="o"/>
+      <w:lvlJc w:val="left"/>
+      <w:pPr>
+        <w:ind w:left="1440" w:hanging="360"/>
+      </w:pPr>
+      <w:rPr>
+        <w:rFonts w:ascii="Courier New" w:hAnsi="Courier New" w:cs="Courier New" w:hint="default"/>
+      </w:rPr>
+    </w:lvl>
+    <w:lvl w:ilvl="2" w:tplc="04090005" w:tentative="1">
+      <w:start w:val="1"/>
+      <w:numFmt w:val="bullet"/>
+      <w:lvlText w:val=""/>
+      <w:lvlJc w:val="left"/>
+      <w:pPr>
+        <w:ind w:left="2160" w:hanging="360"/>
+      </w:pPr>
+      <w:rPr>
+        <w:rFonts w:ascii="Wingdings" w:hAnsi="Wingdings" w:hint="default"/>
+      </w:rPr>
+    </w:lvl>
+    <w:lvl w:ilvl="3" w:tplc="04090001" w:tentative="1">
+      <w:start w:val="1"/>
+      <w:numFmt w:val="bullet"/>
+      <w:lvlText w:val=""/>
+      <w:lvlJc w:val="left"/>
+      <w:pPr>
+        <w:ind w:left="2880" w:hanging="360"/>
+      </w:pPr>
+      <w:rPr>
+        <w:rFonts w:ascii="Symbol" w:hAnsi="Symbol" w:hint="default"/>
+      </w:rPr>
+    </w:lvl>
+    <w:lvl w:ilvl="4" w:tplc="04090003" w:tentative="1">
+      <w:start w:val="1"/>
+      <w:numFmt w:val="bullet"/>
+      <w:lvlText w:val="o"/>
+      <w:lvlJc w:val="left"/>
+      <w:pPr>
+        <w:ind w:left="3600" w:hanging="360"/>
+      </w:pPr>
+      <w:rPr>
+        <w:rFonts w:ascii="Courier New" w:hAnsi="Courier New" w:cs="Courier New" w:hint="default"/>
+      </w:rPr>
+    </w:lvl>
+    <w:lvl w:ilvl="5" w:tplc="04090005" w:tentative="1">
+      <w:start w:val="1"/>
+      <w:numFmt w:val="bullet"/>
+      <w:lvlText w:val=""/>
+      <w:lvlJc w:val="left"/>
+      <w:pPr>
+        <w:ind w:left="4320" w:hanging="360"/>
+      </w:pPr>
+      <w:rPr>
+        <w:rFonts w:ascii="Wingdings" w:hAnsi="Wingdings" w:hint="default"/>
+      </w:rPr>
+    </w:lvl>
+    <w:lvl w:ilvl="6" w:tplc="04090001" w:tentative="1">
+      <w:start w:val="1"/>
+      <w:numFmt w:val="bullet"/>
+      <w:lvlText w:val=""/>
+      <w:lvlJc w:val="left"/>
+      <w:pPr>
+        <w:ind w:left="5040" w:hanging="360"/>
+      </w:pPr>
+      <w:rPr>
+        <w:rFonts w:ascii="Symbol" w:hAnsi="Symbol" w:hint="default"/>
+      </w:rPr>
+    </w:lvl>
+    <w:lvl w:ilvl="7" w:tplc="04090003" w:tentative="1">
+      <w:start w:val="1"/>
+      <w:numFmt w:val="bullet"/>
+      <w:lvlText w:val="o"/>
+      <w:lvlJc w:val="left"/>
+      <w:pPr>
+        <w:ind w:left="5760" w:hanging="360"/>
+      </w:pPr>
+      <w:rPr>
+        <w:rFonts w:ascii="Courier New" w:hAnsi="Courier New" w:cs="Courier New" w:hint="default"/>
+      </w:rPr>
+    </w:lvl>
+    <w:lvl w:ilvl="8" w:tplc="04090005" w:tentative="1">
+      <w:start w:val="1"/>
+      <w:numFmt w:val="bullet"/>
+      <w:lvlText w:val=""/>
+      <w:lvlJc w:val="left"/>
+      <w:pPr>
+        <w:ind w:left="6480" w:hanging="360"/>
+      </w:pPr>
+      <w:rPr>
+        <w:rFonts w:ascii="Wingdings" w:hAnsi="Wingdings" w:hint="default"/>
+      </w:rPr>
+    </w:lvl>
+  </w:abstractNum>
+  <w:abstractNum w:abstractNumId="15">
     <w:nsid w:val="2EFC2719"/>
     <w:multiLevelType w:val="hybridMultilevel"/>
     <w:tmpl w:val="3ECC7D90"/>
@@ -6742,7 +6483,233 @@
       </w:rPr>
     </w:lvl>
   </w:abstractNum>
-  <w:abstractNum w:abstractNumId="11">
+  <w:abstractNum w:abstractNumId="16">
+    <w:nsid w:val="2F4B0F81"/>
+    <w:multiLevelType w:val="hybridMultilevel"/>
+    <w:tmpl w:val="0B04EF9A"/>
+    <w:lvl w:ilvl="0" w:tplc="D320F798">
+      <w:start w:val="1"/>
+      <w:numFmt w:val="bullet"/>
+      <w:lvlText w:val="-"/>
+      <w:lvlJc w:val="left"/>
+      <w:pPr>
+        <w:ind w:left="360" w:hanging="360"/>
+      </w:pPr>
+      <w:rPr>
+        <w:rFonts w:ascii="Yu Gothic" w:eastAsia="Yu Gothic" w:hAnsi="Yu Gothic" w:hint="eastAsia"/>
+      </w:rPr>
+    </w:lvl>
+    <w:lvl w:ilvl="1" w:tplc="04090003" w:tentative="1">
+      <w:start w:val="1"/>
+      <w:numFmt w:val="bullet"/>
+      <w:lvlText w:val="o"/>
+      <w:lvlJc w:val="left"/>
+      <w:pPr>
+        <w:ind w:left="1080" w:hanging="360"/>
+      </w:pPr>
+      <w:rPr>
+        <w:rFonts w:ascii="Courier New" w:hAnsi="Courier New" w:cs="Courier New" w:hint="default"/>
+      </w:rPr>
+    </w:lvl>
+    <w:lvl w:ilvl="2" w:tplc="04090005" w:tentative="1">
+      <w:start w:val="1"/>
+      <w:numFmt w:val="bullet"/>
+      <w:lvlText w:val=""/>
+      <w:lvlJc w:val="left"/>
+      <w:pPr>
+        <w:ind w:left="1800" w:hanging="360"/>
+      </w:pPr>
+      <w:rPr>
+        <w:rFonts w:ascii="Wingdings" w:hAnsi="Wingdings" w:hint="default"/>
+      </w:rPr>
+    </w:lvl>
+    <w:lvl w:ilvl="3" w:tplc="04090001" w:tentative="1">
+      <w:start w:val="1"/>
+      <w:numFmt w:val="bullet"/>
+      <w:lvlText w:val=""/>
+      <w:lvlJc w:val="left"/>
+      <w:pPr>
+        <w:ind w:left="2520" w:hanging="360"/>
+      </w:pPr>
+      <w:rPr>
+        <w:rFonts w:ascii="Symbol" w:hAnsi="Symbol" w:hint="default"/>
+      </w:rPr>
+    </w:lvl>
+    <w:lvl w:ilvl="4" w:tplc="04090003" w:tentative="1">
+      <w:start w:val="1"/>
+      <w:numFmt w:val="bullet"/>
+      <w:lvlText w:val="o"/>
+      <w:lvlJc w:val="left"/>
+      <w:pPr>
+        <w:ind w:left="3240" w:hanging="360"/>
+      </w:pPr>
+      <w:rPr>
+        <w:rFonts w:ascii="Courier New" w:hAnsi="Courier New" w:cs="Courier New" w:hint="default"/>
+      </w:rPr>
+    </w:lvl>
+    <w:lvl w:ilvl="5" w:tplc="04090005" w:tentative="1">
+      <w:start w:val="1"/>
+      <w:numFmt w:val="bullet"/>
+      <w:lvlText w:val=""/>
+      <w:lvlJc w:val="left"/>
+      <w:pPr>
+        <w:ind w:left="3960" w:hanging="360"/>
+      </w:pPr>
+      <w:rPr>
+        <w:rFonts w:ascii="Wingdings" w:hAnsi="Wingdings" w:hint="default"/>
+      </w:rPr>
+    </w:lvl>
+    <w:lvl w:ilvl="6" w:tplc="04090001" w:tentative="1">
+      <w:start w:val="1"/>
+      <w:numFmt w:val="bullet"/>
+      <w:lvlText w:val=""/>
+      <w:lvlJc w:val="left"/>
+      <w:pPr>
+        <w:ind w:left="4680" w:hanging="360"/>
+      </w:pPr>
+      <w:rPr>
+        <w:rFonts w:ascii="Symbol" w:hAnsi="Symbol" w:hint="default"/>
+      </w:rPr>
+    </w:lvl>
+    <w:lvl w:ilvl="7" w:tplc="04090003" w:tentative="1">
+      <w:start w:val="1"/>
+      <w:numFmt w:val="bullet"/>
+      <w:lvlText w:val="o"/>
+      <w:lvlJc w:val="left"/>
+      <w:pPr>
+        <w:ind w:left="5400" w:hanging="360"/>
+      </w:pPr>
+      <w:rPr>
+        <w:rFonts w:ascii="Courier New" w:hAnsi="Courier New" w:cs="Courier New" w:hint="default"/>
+      </w:rPr>
+    </w:lvl>
+    <w:lvl w:ilvl="8" w:tplc="04090005" w:tentative="1">
+      <w:start w:val="1"/>
+      <w:numFmt w:val="bullet"/>
+      <w:lvlText w:val=""/>
+      <w:lvlJc w:val="left"/>
+      <w:pPr>
+        <w:ind w:left="6120" w:hanging="360"/>
+      </w:pPr>
+      <w:rPr>
+        <w:rFonts w:ascii="Wingdings" w:hAnsi="Wingdings" w:hint="default"/>
+      </w:rPr>
+    </w:lvl>
+  </w:abstractNum>
+  <w:abstractNum w:abstractNumId="17">
+    <w:nsid w:val="349F7E09"/>
+    <w:multiLevelType w:val="hybridMultilevel"/>
+    <w:tmpl w:val="C9DA4108"/>
+    <w:lvl w:ilvl="0" w:tplc="D320F798">
+      <w:start w:val="1"/>
+      <w:numFmt w:val="bullet"/>
+      <w:lvlText w:val="-"/>
+      <w:lvlJc w:val="left"/>
+      <w:pPr>
+        <w:ind w:left="360" w:hanging="360"/>
+      </w:pPr>
+      <w:rPr>
+        <w:rFonts w:ascii="Yu Gothic" w:eastAsia="Yu Gothic" w:hAnsi="Yu Gothic" w:hint="eastAsia"/>
+      </w:rPr>
+    </w:lvl>
+    <w:lvl w:ilvl="1" w:tplc="04090003" w:tentative="1">
+      <w:start w:val="1"/>
+      <w:numFmt w:val="bullet"/>
+      <w:lvlText w:val="o"/>
+      <w:lvlJc w:val="left"/>
+      <w:pPr>
+        <w:ind w:left="1080" w:hanging="360"/>
+      </w:pPr>
+      <w:rPr>
+        <w:rFonts w:ascii="Courier New" w:hAnsi="Courier New" w:cs="Courier New" w:hint="default"/>
+      </w:rPr>
+    </w:lvl>
+    <w:lvl w:ilvl="2" w:tplc="04090005" w:tentative="1">
+      <w:start w:val="1"/>
+      <w:numFmt w:val="bullet"/>
+      <w:lvlText w:val=""/>
+      <w:lvlJc w:val="left"/>
+      <w:pPr>
+        <w:ind w:left="1800" w:hanging="360"/>
+      </w:pPr>
+      <w:rPr>
+        <w:rFonts w:ascii="Wingdings" w:hAnsi="Wingdings" w:hint="default"/>
+      </w:rPr>
+    </w:lvl>
+    <w:lvl w:ilvl="3" w:tplc="04090001" w:tentative="1">
+      <w:start w:val="1"/>
+      <w:numFmt w:val="bullet"/>
+      <w:lvlText w:val=""/>
+      <w:lvlJc w:val="left"/>
+      <w:pPr>
+        <w:ind w:left="2520" w:hanging="360"/>
+      </w:pPr>
+      <w:rPr>
+        <w:rFonts w:ascii="Symbol" w:hAnsi="Symbol" w:hint="default"/>
+      </w:rPr>
+    </w:lvl>
+    <w:lvl w:ilvl="4" w:tplc="04090003" w:tentative="1">
+      <w:start w:val="1"/>
+      <w:numFmt w:val="bullet"/>
+      <w:lvlText w:val="o"/>
+      <w:lvlJc w:val="left"/>
+      <w:pPr>
+        <w:ind w:left="3240" w:hanging="360"/>
+      </w:pPr>
+      <w:rPr>
+        <w:rFonts w:ascii="Courier New" w:hAnsi="Courier New" w:cs="Courier New" w:hint="default"/>
+      </w:rPr>
+    </w:lvl>
+    <w:lvl w:ilvl="5" w:tplc="04090005" w:tentative="1">
+      <w:start w:val="1"/>
+      <w:numFmt w:val="bullet"/>
+      <w:lvlText w:val=""/>
+      <w:lvlJc w:val="left"/>
+      <w:pPr>
+        <w:ind w:left="3960" w:hanging="360"/>
+      </w:pPr>
+      <w:rPr>
+        <w:rFonts w:ascii="Wingdings" w:hAnsi="Wingdings" w:hint="default"/>
+      </w:rPr>
+    </w:lvl>
+    <w:lvl w:ilvl="6" w:tplc="04090001" w:tentative="1">
+      <w:start w:val="1"/>
+      <w:numFmt w:val="bullet"/>
+      <w:lvlText w:val=""/>
+      <w:lvlJc w:val="left"/>
+      <w:pPr>
+        <w:ind w:left="4680" w:hanging="360"/>
+      </w:pPr>
+      <w:rPr>
+        <w:rFonts w:ascii="Symbol" w:hAnsi="Symbol" w:hint="default"/>
+      </w:rPr>
+    </w:lvl>
+    <w:lvl w:ilvl="7" w:tplc="04090003" w:tentative="1">
+      <w:start w:val="1"/>
+      <w:numFmt w:val="bullet"/>
+      <w:lvlText w:val="o"/>
+      <w:lvlJc w:val="left"/>
+      <w:pPr>
+        <w:ind w:left="5400" w:hanging="360"/>
+      </w:pPr>
+      <w:rPr>
+        <w:rFonts w:ascii="Courier New" w:hAnsi="Courier New" w:cs="Courier New" w:hint="default"/>
+      </w:rPr>
+    </w:lvl>
+    <w:lvl w:ilvl="8" w:tplc="04090005" w:tentative="1">
+      <w:start w:val="1"/>
+      <w:numFmt w:val="bullet"/>
+      <w:lvlText w:val=""/>
+      <w:lvlJc w:val="left"/>
+      <w:pPr>
+        <w:ind w:left="6120" w:hanging="360"/>
+      </w:pPr>
+      <w:rPr>
+        <w:rFonts w:ascii="Wingdings" w:hAnsi="Wingdings" w:hint="default"/>
+      </w:rPr>
+    </w:lvl>
+  </w:abstractNum>
+  <w:abstractNum w:abstractNumId="18">
     <w:nsid w:val="36105353"/>
     <w:multiLevelType w:val="hybridMultilevel"/>
     <w:tmpl w:val="DD909FCC"/>
@@ -6854,7 +6821,7 @@
       </w:rPr>
     </w:lvl>
   </w:abstractNum>
-  <w:abstractNum w:abstractNumId="12">
+  <w:abstractNum w:abstractNumId="19">
     <w:nsid w:val="3CDF028F"/>
     <w:multiLevelType w:val="multilevel"/>
     <w:tmpl w:val="AC5AACDA"/>
@@ -6970,7 +6937,7 @@
       </w:pPr>
     </w:lvl>
   </w:abstractNum>
-  <w:abstractNum w:abstractNumId="13">
+  <w:abstractNum w:abstractNumId="20">
     <w:nsid w:val="40D577D6"/>
     <w:multiLevelType w:val="hybridMultilevel"/>
     <w:tmpl w:val="4B0A0DA6"/>
@@ -7083,7 +7050,7 @@
       </w:rPr>
     </w:lvl>
   </w:abstractNum>
-  <w:abstractNum w:abstractNumId="14">
+  <w:abstractNum w:abstractNumId="21">
     <w:nsid w:val="45C60980"/>
     <w:multiLevelType w:val="hybridMultilevel"/>
     <w:tmpl w:val="49A6F502"/>
@@ -7196,7 +7163,7 @@
       </w:rPr>
     </w:lvl>
   </w:abstractNum>
-  <w:abstractNum w:abstractNumId="15">
+  <w:abstractNum w:abstractNumId="22">
     <w:nsid w:val="489C5ADD"/>
     <w:multiLevelType w:val="hybridMultilevel"/>
     <w:tmpl w:val="5F1EA04C"/>
@@ -7308,7 +7275,7 @@
       </w:rPr>
     </w:lvl>
   </w:abstractNum>
-  <w:abstractNum w:abstractNumId="16">
+  <w:abstractNum w:abstractNumId="23">
     <w:nsid w:val="4D32442C"/>
     <w:multiLevelType w:val="hybridMultilevel"/>
     <w:tmpl w:val="EFF88CAE"/>
@@ -7421,7 +7388,7 @@
       </w:rPr>
     </w:lvl>
   </w:abstractNum>
-  <w:abstractNum w:abstractNumId="17">
+  <w:abstractNum w:abstractNumId="24">
     <w:nsid w:val="530C4689"/>
     <w:multiLevelType w:val="hybridMultilevel"/>
     <w:tmpl w:val="917CEAEA"/>
@@ -7534,7 +7501,269 @@
       </w:rPr>
     </w:lvl>
   </w:abstractNum>
-  <w:abstractNum w:abstractNumId="18">
+  <w:abstractNum w:abstractNumId="25">
+    <w:nsid w:val="57787130"/>
+    <w:multiLevelType w:val="multilevel"/>
+    <w:tmpl w:val="0950BD92"/>
+    <w:lvl w:ilvl="0">
+      <w:start w:val="1"/>
+      <w:numFmt w:val="bullet"/>
+      <w:lvlText w:val="-"/>
+      <w:lvlJc w:val="left"/>
+      <w:pPr>
+        <w:tabs>
+          <w:tab w:val="num" w:pos="360"/>
+        </w:tabs>
+        <w:ind w:left="360" w:hanging="360"/>
+      </w:pPr>
+      <w:rPr>
+        <w:rFonts w:ascii="Yu Gothic" w:eastAsia="Yu Gothic" w:hAnsi="Yu Gothic" w:hint="eastAsia"/>
+        <w:sz w:val="20"/>
+      </w:rPr>
+    </w:lvl>
+    <w:lvl w:ilvl="1" w:tentative="1">
+      <w:start w:val="1"/>
+      <w:numFmt w:val="bullet"/>
+      <w:lvlText w:val="o"/>
+      <w:lvlJc w:val="left"/>
+      <w:pPr>
+        <w:tabs>
+          <w:tab w:val="num" w:pos="1080"/>
+        </w:tabs>
+        <w:ind w:left="1080" w:hanging="360"/>
+      </w:pPr>
+      <w:rPr>
+        <w:rFonts w:ascii="Courier New" w:hAnsi="Courier New" w:hint="default"/>
+        <w:sz w:val="20"/>
+      </w:rPr>
+    </w:lvl>
+    <w:lvl w:ilvl="2" w:tentative="1">
+      <w:start w:val="1"/>
+      <w:numFmt w:val="bullet"/>
+      <w:lvlText w:val=""/>
+      <w:lvlJc w:val="left"/>
+      <w:pPr>
+        <w:tabs>
+          <w:tab w:val="num" w:pos="1800"/>
+        </w:tabs>
+        <w:ind w:left="1800" w:hanging="360"/>
+      </w:pPr>
+      <w:rPr>
+        <w:rFonts w:ascii="Wingdings" w:hAnsi="Wingdings" w:hint="default"/>
+        <w:sz w:val="20"/>
+      </w:rPr>
+    </w:lvl>
+    <w:lvl w:ilvl="3" w:tentative="1">
+      <w:start w:val="1"/>
+      <w:numFmt w:val="bullet"/>
+      <w:lvlText w:val=""/>
+      <w:lvlJc w:val="left"/>
+      <w:pPr>
+        <w:tabs>
+          <w:tab w:val="num" w:pos="2520"/>
+        </w:tabs>
+        <w:ind w:left="2520" w:hanging="360"/>
+      </w:pPr>
+      <w:rPr>
+        <w:rFonts w:ascii="Wingdings" w:hAnsi="Wingdings" w:hint="default"/>
+        <w:sz w:val="20"/>
+      </w:rPr>
+    </w:lvl>
+    <w:lvl w:ilvl="4" w:tentative="1">
+      <w:start w:val="1"/>
+      <w:numFmt w:val="bullet"/>
+      <w:lvlText w:val=""/>
+      <w:lvlJc w:val="left"/>
+      <w:pPr>
+        <w:tabs>
+          <w:tab w:val="num" w:pos="3240"/>
+        </w:tabs>
+        <w:ind w:left="3240" w:hanging="360"/>
+      </w:pPr>
+      <w:rPr>
+        <w:rFonts w:ascii="Wingdings" w:hAnsi="Wingdings" w:hint="default"/>
+        <w:sz w:val="20"/>
+      </w:rPr>
+    </w:lvl>
+    <w:lvl w:ilvl="5" w:tentative="1">
+      <w:start w:val="1"/>
+      <w:numFmt w:val="bullet"/>
+      <w:lvlText w:val=""/>
+      <w:lvlJc w:val="left"/>
+      <w:pPr>
+        <w:tabs>
+          <w:tab w:val="num" w:pos="3960"/>
+        </w:tabs>
+        <w:ind w:left="3960" w:hanging="360"/>
+      </w:pPr>
+      <w:rPr>
+        <w:rFonts w:ascii="Wingdings" w:hAnsi="Wingdings" w:hint="default"/>
+        <w:sz w:val="20"/>
+      </w:rPr>
+    </w:lvl>
+    <w:lvl w:ilvl="6" w:tentative="1">
+      <w:start w:val="1"/>
+      <w:numFmt w:val="bullet"/>
+      <w:lvlText w:val=""/>
+      <w:lvlJc w:val="left"/>
+      <w:pPr>
+        <w:tabs>
+          <w:tab w:val="num" w:pos="4680"/>
+        </w:tabs>
+        <w:ind w:left="4680" w:hanging="360"/>
+      </w:pPr>
+      <w:rPr>
+        <w:rFonts w:ascii="Wingdings" w:hAnsi="Wingdings" w:hint="default"/>
+        <w:sz w:val="20"/>
+      </w:rPr>
+    </w:lvl>
+    <w:lvl w:ilvl="7" w:tentative="1">
+      <w:start w:val="1"/>
+      <w:numFmt w:val="bullet"/>
+      <w:lvlText w:val=""/>
+      <w:lvlJc w:val="left"/>
+      <w:pPr>
+        <w:tabs>
+          <w:tab w:val="num" w:pos="5400"/>
+        </w:tabs>
+        <w:ind w:left="5400" w:hanging="360"/>
+      </w:pPr>
+      <w:rPr>
+        <w:rFonts w:ascii="Wingdings" w:hAnsi="Wingdings" w:hint="default"/>
+        <w:sz w:val="20"/>
+      </w:rPr>
+    </w:lvl>
+    <w:lvl w:ilvl="8" w:tentative="1">
+      <w:start w:val="1"/>
+      <w:numFmt w:val="bullet"/>
+      <w:lvlText w:val=""/>
+      <w:lvlJc w:val="left"/>
+      <w:pPr>
+        <w:tabs>
+          <w:tab w:val="num" w:pos="6120"/>
+        </w:tabs>
+        <w:ind w:left="6120" w:hanging="360"/>
+      </w:pPr>
+      <w:rPr>
+        <w:rFonts w:ascii="Wingdings" w:hAnsi="Wingdings" w:hint="default"/>
+        <w:sz w:val="20"/>
+      </w:rPr>
+    </w:lvl>
+  </w:abstractNum>
+  <w:abstractNum w:abstractNumId="26">
+    <w:nsid w:val="5AB51165"/>
+    <w:multiLevelType w:val="hybridMultilevel"/>
+    <w:tmpl w:val="003EB0C8"/>
+    <w:lvl w:ilvl="0" w:tplc="D320F798">
+      <w:start w:val="1"/>
+      <w:numFmt w:val="bullet"/>
+      <w:lvlText w:val="-"/>
+      <w:lvlJc w:val="left"/>
+      <w:pPr>
+        <w:ind w:left="360" w:hanging="360"/>
+      </w:pPr>
+      <w:rPr>
+        <w:rFonts w:ascii="Yu Gothic" w:eastAsia="Yu Gothic" w:hAnsi="Yu Gothic" w:hint="eastAsia"/>
+      </w:rPr>
+    </w:lvl>
+    <w:lvl w:ilvl="1" w:tplc="04090003" w:tentative="1">
+      <w:start w:val="1"/>
+      <w:numFmt w:val="bullet"/>
+      <w:lvlText w:val="o"/>
+      <w:lvlJc w:val="left"/>
+      <w:pPr>
+        <w:ind w:left="1080" w:hanging="360"/>
+      </w:pPr>
+      <w:rPr>
+        <w:rFonts w:ascii="Courier New" w:hAnsi="Courier New" w:cs="Courier New" w:hint="default"/>
+      </w:rPr>
+    </w:lvl>
+    <w:lvl w:ilvl="2" w:tplc="04090005" w:tentative="1">
+      <w:start w:val="1"/>
+      <w:numFmt w:val="bullet"/>
+      <w:lvlText w:val=""/>
+      <w:lvlJc w:val="left"/>
+      <w:pPr>
+        <w:ind w:left="1800" w:hanging="360"/>
+      </w:pPr>
+      <w:rPr>
+        <w:rFonts w:ascii="Wingdings" w:hAnsi="Wingdings" w:hint="default"/>
+      </w:rPr>
+    </w:lvl>
+    <w:lvl w:ilvl="3" w:tplc="04090001" w:tentative="1">
+      <w:start w:val="1"/>
+      <w:numFmt w:val="bullet"/>
+      <w:lvlText w:val=""/>
+      <w:lvlJc w:val="left"/>
+      <w:pPr>
+        <w:ind w:left="2520" w:hanging="360"/>
+      </w:pPr>
+      <w:rPr>
+        <w:rFonts w:ascii="Symbol" w:hAnsi="Symbol" w:hint="default"/>
+      </w:rPr>
+    </w:lvl>
+    <w:lvl w:ilvl="4" w:tplc="04090003" w:tentative="1">
+      <w:start w:val="1"/>
+      <w:numFmt w:val="bullet"/>
+      <w:lvlText w:val="o"/>
+      <w:lvlJc w:val="left"/>
+      <w:pPr>
+        <w:ind w:left="3240" w:hanging="360"/>
+      </w:pPr>
+      <w:rPr>
+        <w:rFonts w:ascii="Courier New" w:hAnsi="Courier New" w:cs="Courier New" w:hint="default"/>
+      </w:rPr>
+    </w:lvl>
+    <w:lvl w:ilvl="5" w:tplc="04090005" w:tentative="1">
+      <w:start w:val="1"/>
+      <w:numFmt w:val="bullet"/>
+      <w:lvlText w:val=""/>
+      <w:lvlJc w:val="left"/>
+      <w:pPr>
+        <w:ind w:left="3960" w:hanging="360"/>
+      </w:pPr>
+      <w:rPr>
+        <w:rFonts w:ascii="Wingdings" w:hAnsi="Wingdings" w:hint="default"/>
+      </w:rPr>
+    </w:lvl>
+    <w:lvl w:ilvl="6" w:tplc="04090001" w:tentative="1">
+      <w:start w:val="1"/>
+      <w:numFmt w:val="bullet"/>
+      <w:lvlText w:val=""/>
+      <w:lvlJc w:val="left"/>
+      <w:pPr>
+        <w:ind w:left="4680" w:hanging="360"/>
+      </w:pPr>
+      <w:rPr>
+        <w:rFonts w:ascii="Symbol" w:hAnsi="Symbol" w:hint="default"/>
+      </w:rPr>
+    </w:lvl>
+    <w:lvl w:ilvl="7" w:tplc="04090003" w:tentative="1">
+      <w:start w:val="1"/>
+      <w:numFmt w:val="bullet"/>
+      <w:lvlText w:val="o"/>
+      <w:lvlJc w:val="left"/>
+      <w:pPr>
+        <w:ind w:left="5400" w:hanging="360"/>
+      </w:pPr>
+      <w:rPr>
+        <w:rFonts w:ascii="Courier New" w:hAnsi="Courier New" w:cs="Courier New" w:hint="default"/>
+      </w:rPr>
+    </w:lvl>
+    <w:lvl w:ilvl="8" w:tplc="04090005" w:tentative="1">
+      <w:start w:val="1"/>
+      <w:numFmt w:val="bullet"/>
+      <w:lvlText w:val=""/>
+      <w:lvlJc w:val="left"/>
+      <w:pPr>
+        <w:ind w:left="6120" w:hanging="360"/>
+      </w:pPr>
+      <w:rPr>
+        <w:rFonts w:ascii="Wingdings" w:hAnsi="Wingdings" w:hint="default"/>
+      </w:rPr>
+    </w:lvl>
+  </w:abstractNum>
+  <w:abstractNum w:abstractNumId="27">
     <w:nsid w:val="5B757308"/>
     <w:multiLevelType w:val="hybridMultilevel"/>
     <w:tmpl w:val="7CA65048"/>
@@ -7647,7 +7876,7 @@
       </w:rPr>
     </w:lvl>
   </w:abstractNum>
-  <w:abstractNum w:abstractNumId="19">
+  <w:abstractNum w:abstractNumId="28">
     <w:nsid w:val="5B872015"/>
     <w:multiLevelType w:val="hybridMultilevel"/>
     <w:tmpl w:val="03BA5692"/>
@@ -7760,7 +7989,7 @@
       </w:rPr>
     </w:lvl>
   </w:abstractNum>
-  <w:abstractNum w:abstractNumId="20">
+  <w:abstractNum w:abstractNumId="29">
     <w:nsid w:val="5C47615A"/>
     <w:multiLevelType w:val="hybridMultilevel"/>
     <w:tmpl w:val="3C503DBA"/>
@@ -7873,7 +8102,7 @@
       </w:rPr>
     </w:lvl>
   </w:abstractNum>
-  <w:abstractNum w:abstractNumId="21">
+  <w:abstractNum w:abstractNumId="30">
     <w:nsid w:val="60364753"/>
     <w:multiLevelType w:val="hybridMultilevel"/>
     <w:tmpl w:val="E61684F6"/>
@@ -7986,7 +8215,7 @@
       </w:rPr>
     </w:lvl>
   </w:abstractNum>
-  <w:abstractNum w:abstractNumId="22">
+  <w:abstractNum w:abstractNumId="31">
     <w:nsid w:val="62BA3256"/>
     <w:multiLevelType w:val="multilevel"/>
     <w:tmpl w:val="883E4F60"/>
@@ -7997,6 +8226,380 @@
       <w:lvlJc w:val="left"/>
       <w:pPr>
         <w:tabs>
+          <w:tab w:val="num" w:pos="360"/>
+        </w:tabs>
+        <w:ind w:left="360" w:hanging="360"/>
+      </w:pPr>
+      <w:rPr>
+        <w:rFonts w:ascii="Symbol" w:hAnsi="Symbol" w:hint="default"/>
+        <w:sz w:val="20"/>
+      </w:rPr>
+    </w:lvl>
+    <w:lvl w:ilvl="1" w:tentative="1">
+      <w:start w:val="1"/>
+      <w:numFmt w:val="bullet"/>
+      <w:lvlText w:val="o"/>
+      <w:lvlJc w:val="left"/>
+      <w:pPr>
+        <w:tabs>
+          <w:tab w:val="num" w:pos="1080"/>
+        </w:tabs>
+        <w:ind w:left="1080" w:hanging="360"/>
+      </w:pPr>
+      <w:rPr>
+        <w:rFonts w:ascii="Courier New" w:hAnsi="Courier New" w:hint="default"/>
+        <w:sz w:val="20"/>
+      </w:rPr>
+    </w:lvl>
+    <w:lvl w:ilvl="2" w:tentative="1">
+      <w:start w:val="1"/>
+      <w:numFmt w:val="bullet"/>
+      <w:lvlText w:val=""/>
+      <w:lvlJc w:val="left"/>
+      <w:pPr>
+        <w:tabs>
+          <w:tab w:val="num" w:pos="1800"/>
+        </w:tabs>
+        <w:ind w:left="1800" w:hanging="360"/>
+      </w:pPr>
+      <w:rPr>
+        <w:rFonts w:ascii="Wingdings" w:hAnsi="Wingdings" w:hint="default"/>
+        <w:sz w:val="20"/>
+      </w:rPr>
+    </w:lvl>
+    <w:lvl w:ilvl="3" w:tentative="1">
+      <w:start w:val="1"/>
+      <w:numFmt w:val="bullet"/>
+      <w:lvlText w:val=""/>
+      <w:lvlJc w:val="left"/>
+      <w:pPr>
+        <w:tabs>
+          <w:tab w:val="num" w:pos="2520"/>
+        </w:tabs>
+        <w:ind w:left="2520" w:hanging="360"/>
+      </w:pPr>
+      <w:rPr>
+        <w:rFonts w:ascii="Wingdings" w:hAnsi="Wingdings" w:hint="default"/>
+        <w:sz w:val="20"/>
+      </w:rPr>
+    </w:lvl>
+    <w:lvl w:ilvl="4" w:tentative="1">
+      <w:start w:val="1"/>
+      <w:numFmt w:val="bullet"/>
+      <w:lvlText w:val=""/>
+      <w:lvlJc w:val="left"/>
+      <w:pPr>
+        <w:tabs>
+          <w:tab w:val="num" w:pos="3240"/>
+        </w:tabs>
+        <w:ind w:left="3240" w:hanging="360"/>
+      </w:pPr>
+      <w:rPr>
+        <w:rFonts w:ascii="Wingdings" w:hAnsi="Wingdings" w:hint="default"/>
+        <w:sz w:val="20"/>
+      </w:rPr>
+    </w:lvl>
+    <w:lvl w:ilvl="5" w:tentative="1">
+      <w:start w:val="1"/>
+      <w:numFmt w:val="bullet"/>
+      <w:lvlText w:val=""/>
+      <w:lvlJc w:val="left"/>
+      <w:pPr>
+        <w:tabs>
+          <w:tab w:val="num" w:pos="3960"/>
+        </w:tabs>
+        <w:ind w:left="3960" w:hanging="360"/>
+      </w:pPr>
+      <w:rPr>
+        <w:rFonts w:ascii="Wingdings" w:hAnsi="Wingdings" w:hint="default"/>
+        <w:sz w:val="20"/>
+      </w:rPr>
+    </w:lvl>
+    <w:lvl w:ilvl="6" w:tentative="1">
+      <w:start w:val="1"/>
+      <w:numFmt w:val="bullet"/>
+      <w:lvlText w:val=""/>
+      <w:lvlJc w:val="left"/>
+      <w:pPr>
+        <w:tabs>
+          <w:tab w:val="num" w:pos="4680"/>
+        </w:tabs>
+        <w:ind w:left="4680" w:hanging="360"/>
+      </w:pPr>
+      <w:rPr>
+        <w:rFonts w:ascii="Wingdings" w:hAnsi="Wingdings" w:hint="default"/>
+        <w:sz w:val="20"/>
+      </w:rPr>
+    </w:lvl>
+    <w:lvl w:ilvl="7" w:tentative="1">
+      <w:start w:val="1"/>
+      <w:numFmt w:val="bullet"/>
+      <w:lvlText w:val=""/>
+      <w:lvlJc w:val="left"/>
+      <w:pPr>
+        <w:tabs>
+          <w:tab w:val="num" w:pos="5400"/>
+        </w:tabs>
+        <w:ind w:left="5400" w:hanging="360"/>
+      </w:pPr>
+      <w:rPr>
+        <w:rFonts w:ascii="Wingdings" w:hAnsi="Wingdings" w:hint="default"/>
+        <w:sz w:val="20"/>
+      </w:rPr>
+    </w:lvl>
+    <w:lvl w:ilvl="8" w:tentative="1">
+      <w:start w:val="1"/>
+      <w:numFmt w:val="bullet"/>
+      <w:lvlText w:val=""/>
+      <w:lvlJc w:val="left"/>
+      <w:pPr>
+        <w:tabs>
+          <w:tab w:val="num" w:pos="6120"/>
+        </w:tabs>
+        <w:ind w:left="6120" w:hanging="360"/>
+      </w:pPr>
+      <w:rPr>
+        <w:rFonts w:ascii="Wingdings" w:hAnsi="Wingdings" w:hint="default"/>
+        <w:sz w:val="20"/>
+      </w:rPr>
+    </w:lvl>
+  </w:abstractNum>
+  <w:abstractNum w:abstractNumId="32">
+    <w:nsid w:val="658569FA"/>
+    <w:multiLevelType w:val="hybridMultilevel"/>
+    <w:tmpl w:val="C2E8B8BE"/>
+    <w:lvl w:ilvl="0" w:tplc="D320F798">
+      <w:start w:val="1"/>
+      <w:numFmt w:val="bullet"/>
+      <w:lvlText w:val="-"/>
+      <w:lvlJc w:val="left"/>
+      <w:pPr>
+        <w:ind w:left="360" w:hanging="360"/>
+      </w:pPr>
+      <w:rPr>
+        <w:rFonts w:ascii="Yu Gothic" w:eastAsia="Yu Gothic" w:hAnsi="Yu Gothic" w:hint="eastAsia"/>
+      </w:rPr>
+    </w:lvl>
+    <w:lvl w:ilvl="1" w:tplc="04090003" w:tentative="1">
+      <w:start w:val="1"/>
+      <w:numFmt w:val="bullet"/>
+      <w:lvlText w:val="o"/>
+      <w:lvlJc w:val="left"/>
+      <w:pPr>
+        <w:ind w:left="1080" w:hanging="360"/>
+      </w:pPr>
+      <w:rPr>
+        <w:rFonts w:ascii="Courier New" w:hAnsi="Courier New" w:cs="Courier New" w:hint="default"/>
+      </w:rPr>
+    </w:lvl>
+    <w:lvl w:ilvl="2" w:tplc="04090005" w:tentative="1">
+      <w:start w:val="1"/>
+      <w:numFmt w:val="bullet"/>
+      <w:lvlText w:val=""/>
+      <w:lvlJc w:val="left"/>
+      <w:pPr>
+        <w:ind w:left="1800" w:hanging="360"/>
+      </w:pPr>
+      <w:rPr>
+        <w:rFonts w:ascii="Wingdings" w:hAnsi="Wingdings" w:hint="default"/>
+      </w:rPr>
+    </w:lvl>
+    <w:lvl w:ilvl="3" w:tplc="04090001" w:tentative="1">
+      <w:start w:val="1"/>
+      <w:numFmt w:val="bullet"/>
+      <w:lvlText w:val=""/>
+      <w:lvlJc w:val="left"/>
+      <w:pPr>
+        <w:ind w:left="2520" w:hanging="360"/>
+      </w:pPr>
+      <w:rPr>
+        <w:rFonts w:ascii="Symbol" w:hAnsi="Symbol" w:hint="default"/>
+      </w:rPr>
+    </w:lvl>
+    <w:lvl w:ilvl="4" w:tplc="04090003" w:tentative="1">
+      <w:start w:val="1"/>
+      <w:numFmt w:val="bullet"/>
+      <w:lvlText w:val="o"/>
+      <w:lvlJc w:val="left"/>
+      <w:pPr>
+        <w:ind w:left="3240" w:hanging="360"/>
+      </w:pPr>
+      <w:rPr>
+        <w:rFonts w:ascii="Courier New" w:hAnsi="Courier New" w:cs="Courier New" w:hint="default"/>
+      </w:rPr>
+    </w:lvl>
+    <w:lvl w:ilvl="5" w:tplc="04090005" w:tentative="1">
+      <w:start w:val="1"/>
+      <w:numFmt w:val="bullet"/>
+      <w:lvlText w:val=""/>
+      <w:lvlJc w:val="left"/>
+      <w:pPr>
+        <w:ind w:left="3960" w:hanging="360"/>
+      </w:pPr>
+      <w:rPr>
+        <w:rFonts w:ascii="Wingdings" w:hAnsi="Wingdings" w:hint="default"/>
+      </w:rPr>
+    </w:lvl>
+    <w:lvl w:ilvl="6" w:tplc="04090001" w:tentative="1">
+      <w:start w:val="1"/>
+      <w:numFmt w:val="bullet"/>
+      <w:lvlText w:val=""/>
+      <w:lvlJc w:val="left"/>
+      <w:pPr>
+        <w:ind w:left="4680" w:hanging="360"/>
+      </w:pPr>
+      <w:rPr>
+        <w:rFonts w:ascii="Symbol" w:hAnsi="Symbol" w:hint="default"/>
+      </w:rPr>
+    </w:lvl>
+    <w:lvl w:ilvl="7" w:tplc="04090003" w:tentative="1">
+      <w:start w:val="1"/>
+      <w:numFmt w:val="bullet"/>
+      <w:lvlText w:val="o"/>
+      <w:lvlJc w:val="left"/>
+      <w:pPr>
+        <w:ind w:left="5400" w:hanging="360"/>
+      </w:pPr>
+      <w:rPr>
+        <w:rFonts w:ascii="Courier New" w:hAnsi="Courier New" w:cs="Courier New" w:hint="default"/>
+      </w:rPr>
+    </w:lvl>
+    <w:lvl w:ilvl="8" w:tplc="04090005" w:tentative="1">
+      <w:start w:val="1"/>
+      <w:numFmt w:val="bullet"/>
+      <w:lvlText w:val=""/>
+      <w:lvlJc w:val="left"/>
+      <w:pPr>
+        <w:ind w:left="6120" w:hanging="360"/>
+      </w:pPr>
+      <w:rPr>
+        <w:rFonts w:ascii="Wingdings" w:hAnsi="Wingdings" w:hint="default"/>
+      </w:rPr>
+    </w:lvl>
+  </w:abstractNum>
+  <w:abstractNum w:abstractNumId="33">
+    <w:nsid w:val="6747513D"/>
+    <w:multiLevelType w:val="hybridMultilevel"/>
+    <w:tmpl w:val="0CE06766"/>
+    <w:lvl w:ilvl="0" w:tplc="22489A90">
+      <w:numFmt w:val="bullet"/>
+      <w:lvlText w:val=""/>
+      <w:lvlJc w:val="left"/>
+      <w:pPr>
+        <w:ind w:left="720" w:hanging="360"/>
+      </w:pPr>
+      <w:rPr>
+        <w:rFonts w:ascii="Symbol" w:eastAsia="Times New Roman" w:hAnsi="Symbol" w:cs="Times New Roman" w:hint="default"/>
+      </w:rPr>
+    </w:lvl>
+    <w:lvl w:ilvl="1" w:tplc="04090003" w:tentative="1">
+      <w:start w:val="1"/>
+      <w:numFmt w:val="bullet"/>
+      <w:lvlText w:val="o"/>
+      <w:lvlJc w:val="left"/>
+      <w:pPr>
+        <w:ind w:left="1440" w:hanging="360"/>
+      </w:pPr>
+      <w:rPr>
+        <w:rFonts w:ascii="Courier New" w:hAnsi="Courier New" w:cs="Courier New" w:hint="default"/>
+      </w:rPr>
+    </w:lvl>
+    <w:lvl w:ilvl="2" w:tplc="04090005" w:tentative="1">
+      <w:start w:val="1"/>
+      <w:numFmt w:val="bullet"/>
+      <w:lvlText w:val=""/>
+      <w:lvlJc w:val="left"/>
+      <w:pPr>
+        <w:ind w:left="2160" w:hanging="360"/>
+      </w:pPr>
+      <w:rPr>
+        <w:rFonts w:ascii="Wingdings" w:hAnsi="Wingdings" w:hint="default"/>
+      </w:rPr>
+    </w:lvl>
+    <w:lvl w:ilvl="3" w:tplc="04090001" w:tentative="1">
+      <w:start w:val="1"/>
+      <w:numFmt w:val="bullet"/>
+      <w:lvlText w:val=""/>
+      <w:lvlJc w:val="left"/>
+      <w:pPr>
+        <w:ind w:left="2880" w:hanging="360"/>
+      </w:pPr>
+      <w:rPr>
+        <w:rFonts w:ascii="Symbol" w:hAnsi="Symbol" w:hint="default"/>
+      </w:rPr>
+    </w:lvl>
+    <w:lvl w:ilvl="4" w:tplc="04090003" w:tentative="1">
+      <w:start w:val="1"/>
+      <w:numFmt w:val="bullet"/>
+      <w:lvlText w:val="o"/>
+      <w:lvlJc w:val="left"/>
+      <w:pPr>
+        <w:ind w:left="3600" w:hanging="360"/>
+      </w:pPr>
+      <w:rPr>
+        <w:rFonts w:ascii="Courier New" w:hAnsi="Courier New" w:cs="Courier New" w:hint="default"/>
+      </w:rPr>
+    </w:lvl>
+    <w:lvl w:ilvl="5" w:tplc="04090005" w:tentative="1">
+      <w:start w:val="1"/>
+      <w:numFmt w:val="bullet"/>
+      <w:lvlText w:val=""/>
+      <w:lvlJc w:val="left"/>
+      <w:pPr>
+        <w:ind w:left="4320" w:hanging="360"/>
+      </w:pPr>
+      <w:rPr>
+        <w:rFonts w:ascii="Wingdings" w:hAnsi="Wingdings" w:hint="default"/>
+      </w:rPr>
+    </w:lvl>
+    <w:lvl w:ilvl="6" w:tplc="04090001" w:tentative="1">
+      <w:start w:val="1"/>
+      <w:numFmt w:val="bullet"/>
+      <w:lvlText w:val=""/>
+      <w:lvlJc w:val="left"/>
+      <w:pPr>
+        <w:ind w:left="5040" w:hanging="360"/>
+      </w:pPr>
+      <w:rPr>
+        <w:rFonts w:ascii="Symbol" w:hAnsi="Symbol" w:hint="default"/>
+      </w:rPr>
+    </w:lvl>
+    <w:lvl w:ilvl="7" w:tplc="04090003" w:tentative="1">
+      <w:start w:val="1"/>
+      <w:numFmt w:val="bullet"/>
+      <w:lvlText w:val="o"/>
+      <w:lvlJc w:val="left"/>
+      <w:pPr>
+        <w:ind w:left="5760" w:hanging="360"/>
+      </w:pPr>
+      <w:rPr>
+        <w:rFonts w:ascii="Courier New" w:hAnsi="Courier New" w:cs="Courier New" w:hint="default"/>
+      </w:rPr>
+    </w:lvl>
+    <w:lvl w:ilvl="8" w:tplc="04090005" w:tentative="1">
+      <w:start w:val="1"/>
+      <w:numFmt w:val="bullet"/>
+      <w:lvlText w:val=""/>
+      <w:lvlJc w:val="left"/>
+      <w:pPr>
+        <w:ind w:left="6480" w:hanging="360"/>
+      </w:pPr>
+      <w:rPr>
+        <w:rFonts w:ascii="Wingdings" w:hAnsi="Wingdings" w:hint="default"/>
+      </w:rPr>
+    </w:lvl>
+  </w:abstractNum>
+  <w:abstractNum w:abstractNumId="34">
+    <w:nsid w:val="675D3B07"/>
+    <w:multiLevelType w:val="multilevel"/>
+    <w:tmpl w:val="9AF2A2C4"/>
+    <w:lvl w:ilvl="0">
+      <w:start w:val="1"/>
+      <w:numFmt w:val="bullet"/>
+      <w:lvlText w:val=""/>
+      <w:lvlJc w:val="left"/>
+      <w:pPr>
+        <w:tabs>
           <w:tab w:val="num" w:pos="720"/>
         </w:tabs>
         <w:ind w:left="720" w:hanging="360"/>
@@ -8135,10 +8738,10 @@
       </w:rPr>
     </w:lvl>
   </w:abstractNum>
-  <w:abstractNum w:abstractNumId="23">
-    <w:nsid w:val="658569FA"/>
+  <w:abstractNum w:abstractNumId="35">
+    <w:nsid w:val="68EF63B7"/>
     <w:multiLevelType w:val="hybridMultilevel"/>
-    <w:tmpl w:val="C2E8B8BE"/>
+    <w:tmpl w:val="5AC6D664"/>
     <w:lvl w:ilvl="0" w:tplc="D320F798">
       <w:start w:val="1"/>
       <w:numFmt w:val="bullet"/>
@@ -8248,122 +8851,10 @@
       </w:rPr>
     </w:lvl>
   </w:abstractNum>
-  <w:abstractNum w:abstractNumId="24">
-    <w:nsid w:val="6747513D"/>
-    <w:multiLevelType w:val="hybridMultilevel"/>
-    <w:tmpl w:val="0CE06766"/>
-    <w:lvl w:ilvl="0" w:tplc="22489A90">
-      <w:numFmt w:val="bullet"/>
-      <w:lvlText w:val=""/>
-      <w:lvlJc w:val="left"/>
-      <w:pPr>
-        <w:ind w:left="720" w:hanging="360"/>
-      </w:pPr>
-      <w:rPr>
-        <w:rFonts w:ascii="Symbol" w:eastAsia="Times New Roman" w:hAnsi="Symbol" w:cs="Times New Roman" w:hint="default"/>
-      </w:rPr>
-    </w:lvl>
-    <w:lvl w:ilvl="1" w:tplc="04090003" w:tentative="1">
-      <w:start w:val="1"/>
-      <w:numFmt w:val="bullet"/>
-      <w:lvlText w:val="o"/>
-      <w:lvlJc w:val="left"/>
-      <w:pPr>
-        <w:ind w:left="1440" w:hanging="360"/>
-      </w:pPr>
-      <w:rPr>
-        <w:rFonts w:ascii="Courier New" w:hAnsi="Courier New" w:cs="Courier New" w:hint="default"/>
-      </w:rPr>
-    </w:lvl>
-    <w:lvl w:ilvl="2" w:tplc="04090005" w:tentative="1">
-      <w:start w:val="1"/>
-      <w:numFmt w:val="bullet"/>
-      <w:lvlText w:val=""/>
-      <w:lvlJc w:val="left"/>
-      <w:pPr>
-        <w:ind w:left="2160" w:hanging="360"/>
-      </w:pPr>
-      <w:rPr>
-        <w:rFonts w:ascii="Wingdings" w:hAnsi="Wingdings" w:hint="default"/>
-      </w:rPr>
-    </w:lvl>
-    <w:lvl w:ilvl="3" w:tplc="04090001" w:tentative="1">
-      <w:start w:val="1"/>
-      <w:numFmt w:val="bullet"/>
-      <w:lvlText w:val=""/>
-      <w:lvlJc w:val="left"/>
-      <w:pPr>
-        <w:ind w:left="2880" w:hanging="360"/>
-      </w:pPr>
-      <w:rPr>
-        <w:rFonts w:ascii="Symbol" w:hAnsi="Symbol" w:hint="default"/>
-      </w:rPr>
-    </w:lvl>
-    <w:lvl w:ilvl="4" w:tplc="04090003" w:tentative="1">
-      <w:start w:val="1"/>
-      <w:numFmt w:val="bullet"/>
-      <w:lvlText w:val="o"/>
-      <w:lvlJc w:val="left"/>
-      <w:pPr>
-        <w:ind w:left="3600" w:hanging="360"/>
-      </w:pPr>
-      <w:rPr>
-        <w:rFonts w:ascii="Courier New" w:hAnsi="Courier New" w:cs="Courier New" w:hint="default"/>
-      </w:rPr>
-    </w:lvl>
-    <w:lvl w:ilvl="5" w:tplc="04090005" w:tentative="1">
-      <w:start w:val="1"/>
-      <w:numFmt w:val="bullet"/>
-      <w:lvlText w:val=""/>
-      <w:lvlJc w:val="left"/>
-      <w:pPr>
-        <w:ind w:left="4320" w:hanging="360"/>
-      </w:pPr>
-      <w:rPr>
-        <w:rFonts w:ascii="Wingdings" w:hAnsi="Wingdings" w:hint="default"/>
-      </w:rPr>
-    </w:lvl>
-    <w:lvl w:ilvl="6" w:tplc="04090001" w:tentative="1">
-      <w:start w:val="1"/>
-      <w:numFmt w:val="bullet"/>
-      <w:lvlText w:val=""/>
-      <w:lvlJc w:val="left"/>
-      <w:pPr>
-        <w:ind w:left="5040" w:hanging="360"/>
-      </w:pPr>
-      <w:rPr>
-        <w:rFonts w:ascii="Symbol" w:hAnsi="Symbol" w:hint="default"/>
-      </w:rPr>
-    </w:lvl>
-    <w:lvl w:ilvl="7" w:tplc="04090003" w:tentative="1">
-      <w:start w:val="1"/>
-      <w:numFmt w:val="bullet"/>
-      <w:lvlText w:val="o"/>
-      <w:lvlJc w:val="left"/>
-      <w:pPr>
-        <w:ind w:left="5760" w:hanging="360"/>
-      </w:pPr>
-      <w:rPr>
-        <w:rFonts w:ascii="Courier New" w:hAnsi="Courier New" w:cs="Courier New" w:hint="default"/>
-      </w:rPr>
-    </w:lvl>
-    <w:lvl w:ilvl="8" w:tplc="04090005" w:tentative="1">
-      <w:start w:val="1"/>
-      <w:numFmt w:val="bullet"/>
-      <w:lvlText w:val=""/>
-      <w:lvlJc w:val="left"/>
-      <w:pPr>
-        <w:ind w:left="6480" w:hanging="360"/>
-      </w:pPr>
-      <w:rPr>
-        <w:rFonts w:ascii="Wingdings" w:hAnsi="Wingdings" w:hint="default"/>
-      </w:rPr>
-    </w:lvl>
-  </w:abstractNum>
-  <w:abstractNum w:abstractNumId="25">
-    <w:nsid w:val="675D3B07"/>
+  <w:abstractNum w:abstractNumId="36">
+    <w:nsid w:val="6C9C79FA"/>
     <w:multiLevelType w:val="multilevel"/>
-    <w:tmpl w:val="9AF2A2C4"/>
+    <w:tmpl w:val="8564C1F2"/>
     <w:lvl w:ilvl="0">
       <w:start w:val="1"/>
       <w:numFmt w:val="bullet"/>
@@ -8509,10 +9000,10 @@
       </w:rPr>
     </w:lvl>
   </w:abstractNum>
-  <w:abstractNum w:abstractNumId="26">
-    <w:nsid w:val="68EF63B7"/>
+  <w:abstractNum w:abstractNumId="37">
+    <w:nsid w:val="6D1D4ED5"/>
     <w:multiLevelType w:val="hybridMultilevel"/>
-    <w:tmpl w:val="5AC6D664"/>
+    <w:tmpl w:val="0388EA3E"/>
     <w:lvl w:ilvl="0" w:tplc="D320F798">
       <w:start w:val="1"/>
       <w:numFmt w:val="bullet"/>
@@ -8622,14 +9113,126 @@
       </w:rPr>
     </w:lvl>
   </w:abstractNum>
-  <w:abstractNum w:abstractNumId="27">
-    <w:nsid w:val="6C9C79FA"/>
+  <w:abstractNum w:abstractNumId="38">
+    <w:nsid w:val="6E0F7A63"/>
+    <w:multiLevelType w:val="hybridMultilevel"/>
+    <w:tmpl w:val="756E6A04"/>
+    <w:lvl w:ilvl="0" w:tplc="E16C7498">
+      <w:numFmt w:val="bullet"/>
+      <w:lvlText w:val=""/>
+      <w:lvlJc w:val="left"/>
+      <w:pPr>
+        <w:ind w:left="720" w:hanging="360"/>
+      </w:pPr>
+      <w:rPr>
+        <w:rFonts w:ascii="Symbol" w:eastAsia="Times New Roman" w:hAnsi="Symbol" w:cs="Times New Roman" w:hint="default"/>
+      </w:rPr>
+    </w:lvl>
+    <w:lvl w:ilvl="1" w:tplc="04090003" w:tentative="1">
+      <w:start w:val="1"/>
+      <w:numFmt w:val="bullet"/>
+      <w:lvlText w:val="o"/>
+      <w:lvlJc w:val="left"/>
+      <w:pPr>
+        <w:ind w:left="1440" w:hanging="360"/>
+      </w:pPr>
+      <w:rPr>
+        <w:rFonts w:ascii="Courier New" w:hAnsi="Courier New" w:cs="Courier New" w:hint="default"/>
+      </w:rPr>
+    </w:lvl>
+    <w:lvl w:ilvl="2" w:tplc="04090005" w:tentative="1">
+      <w:start w:val="1"/>
+      <w:numFmt w:val="bullet"/>
+      <w:lvlText w:val=""/>
+      <w:lvlJc w:val="left"/>
+      <w:pPr>
+        <w:ind w:left="2160" w:hanging="360"/>
+      </w:pPr>
+      <w:rPr>
+        <w:rFonts w:ascii="Wingdings" w:hAnsi="Wingdings" w:hint="default"/>
+      </w:rPr>
+    </w:lvl>
+    <w:lvl w:ilvl="3" w:tplc="04090001" w:tentative="1">
+      <w:start w:val="1"/>
+      <w:numFmt w:val="bullet"/>
+      <w:lvlText w:val=""/>
+      <w:lvlJc w:val="left"/>
+      <w:pPr>
+        <w:ind w:left="2880" w:hanging="360"/>
+      </w:pPr>
+      <w:rPr>
+        <w:rFonts w:ascii="Symbol" w:hAnsi="Symbol" w:hint="default"/>
+      </w:rPr>
+    </w:lvl>
+    <w:lvl w:ilvl="4" w:tplc="04090003" w:tentative="1">
+      <w:start w:val="1"/>
+      <w:numFmt w:val="bullet"/>
+      <w:lvlText w:val="o"/>
+      <w:lvlJc w:val="left"/>
+      <w:pPr>
+        <w:ind w:left="3600" w:hanging="360"/>
+      </w:pPr>
+      <w:rPr>
+        <w:rFonts w:ascii="Courier New" w:hAnsi="Courier New" w:cs="Courier New" w:hint="default"/>
+      </w:rPr>
+    </w:lvl>
+    <w:lvl w:ilvl="5" w:tplc="04090005" w:tentative="1">
+      <w:start w:val="1"/>
+      <w:numFmt w:val="bullet"/>
+      <w:lvlText w:val=""/>
+      <w:lvlJc w:val="left"/>
+      <w:pPr>
+        <w:ind w:left="4320" w:hanging="360"/>
+      </w:pPr>
+      <w:rPr>
+        <w:rFonts w:ascii="Wingdings" w:hAnsi="Wingdings" w:hint="default"/>
+      </w:rPr>
+    </w:lvl>
+    <w:lvl w:ilvl="6" w:tplc="04090001" w:tentative="1">
+      <w:start w:val="1"/>
+      <w:numFmt w:val="bullet"/>
+      <w:lvlText w:val=""/>
+      <w:lvlJc w:val="left"/>
+      <w:pPr>
+        <w:ind w:left="5040" w:hanging="360"/>
+      </w:pPr>
+      <w:rPr>
+        <w:rFonts w:ascii="Symbol" w:hAnsi="Symbol" w:hint="default"/>
+      </w:rPr>
+    </w:lvl>
+    <w:lvl w:ilvl="7" w:tplc="04090003" w:tentative="1">
+      <w:start w:val="1"/>
+      <w:numFmt w:val="bullet"/>
+      <w:lvlText w:val="o"/>
+      <w:lvlJc w:val="left"/>
+      <w:pPr>
+        <w:ind w:left="5760" w:hanging="360"/>
+      </w:pPr>
+      <w:rPr>
+        <w:rFonts w:ascii="Courier New" w:hAnsi="Courier New" w:cs="Courier New" w:hint="default"/>
+      </w:rPr>
+    </w:lvl>
+    <w:lvl w:ilvl="8" w:tplc="04090005" w:tentative="1">
+      <w:start w:val="1"/>
+      <w:numFmt w:val="bullet"/>
+      <w:lvlText w:val=""/>
+      <w:lvlJc w:val="left"/>
+      <w:pPr>
+        <w:ind w:left="6480" w:hanging="360"/>
+      </w:pPr>
+      <w:rPr>
+        <w:rFonts w:ascii="Wingdings" w:hAnsi="Wingdings" w:hint="default"/>
+      </w:rPr>
+    </w:lvl>
+  </w:abstractNum>
+  <w:abstractNum w:abstractNumId="39">
+    <w:nsid w:val="748321C7"/>
     <w:multiLevelType w:val="multilevel"/>
-    <w:tmpl w:val="8564C1F2"/>
+    <w:tmpl w:val="03FADD08"/>
     <w:lvl w:ilvl="0">
       <w:start w:val="1"/>
       <w:numFmt w:val="bullet"/>
-      <w:lvlText w:val=""/>
+      <w:lvlText w:val=""/>
       <w:lvlJc w:val="left"/>
       <w:pPr>
         <w:tabs>
@@ -8638,7 +9241,7 @@
         <w:ind w:left="720" w:hanging="360"/>
       </w:pPr>
       <w:rPr>
-        <w:rFonts w:ascii="Symbol" w:hAnsi="Symbol" w:hint="default"/>
+        <w:rFonts w:ascii="Wingdings" w:hAnsi="Wingdings" w:hint="default"/>
         <w:sz w:val="20"/>
       </w:rPr>
     </w:lvl>
@@ -8771,14 +9374,163 @@
       </w:rPr>
     </w:lvl>
   </w:abstractNum>
-  <w:abstractNum w:abstractNumId="28">
-    <w:nsid w:val="748321C7"/>
+  <w:abstractNum w:abstractNumId="40">
+    <w:nsid w:val="74DC6C51"/>
     <w:multiLevelType w:val="multilevel"/>
-    <w:tmpl w:val="03FADD08"/>
+    <w:tmpl w:val="43DE167A"/>
     <w:lvl w:ilvl="0">
       <w:start w:val="1"/>
       <w:numFmt w:val="bullet"/>
-      <w:lvlText w:val=""/>
+      <w:lvlText w:val="-"/>
+      <w:lvlJc w:val="left"/>
+      <w:pPr>
+        <w:tabs>
+          <w:tab w:val="num" w:pos="360"/>
+        </w:tabs>
+        <w:ind w:left="360" w:hanging="360"/>
+      </w:pPr>
+      <w:rPr>
+        <w:rFonts w:ascii="Yu Gothic" w:eastAsia="Yu Gothic" w:hAnsi="Yu Gothic" w:hint="eastAsia"/>
+        <w:sz w:val="20"/>
+      </w:rPr>
+    </w:lvl>
+    <w:lvl w:ilvl="1" w:tentative="1">
+      <w:start w:val="1"/>
+      <w:numFmt w:val="bullet"/>
+      <w:lvlText w:val="o"/>
+      <w:lvlJc w:val="left"/>
+      <w:pPr>
+        <w:tabs>
+          <w:tab w:val="num" w:pos="1080"/>
+        </w:tabs>
+        <w:ind w:left="1080" w:hanging="360"/>
+      </w:pPr>
+      <w:rPr>
+        <w:rFonts w:ascii="Courier New" w:hAnsi="Courier New" w:hint="default"/>
+        <w:sz w:val="20"/>
+      </w:rPr>
+    </w:lvl>
+    <w:lvl w:ilvl="2" w:tentative="1">
+      <w:start w:val="1"/>
+      <w:numFmt w:val="bullet"/>
+      <w:lvlText w:val=""/>
+      <w:lvlJc w:val="left"/>
+      <w:pPr>
+        <w:tabs>
+          <w:tab w:val="num" w:pos="1800"/>
+        </w:tabs>
+        <w:ind w:left="1800" w:hanging="360"/>
+      </w:pPr>
+      <w:rPr>
+        <w:rFonts w:ascii="Wingdings" w:hAnsi="Wingdings" w:hint="default"/>
+        <w:sz w:val="20"/>
+      </w:rPr>
+    </w:lvl>
+    <w:lvl w:ilvl="3" w:tentative="1">
+      <w:start w:val="1"/>
+      <w:numFmt w:val="bullet"/>
+      <w:lvlText w:val=""/>
+      <w:lvlJc w:val="left"/>
+      <w:pPr>
+        <w:tabs>
+          <w:tab w:val="num" w:pos="2520"/>
+        </w:tabs>
+        <w:ind w:left="2520" w:hanging="360"/>
+      </w:pPr>
+      <w:rPr>
+        <w:rFonts w:ascii="Wingdings" w:hAnsi="Wingdings" w:hint="default"/>
+        <w:sz w:val="20"/>
+      </w:rPr>
+    </w:lvl>
+    <w:lvl w:ilvl="4" w:tentative="1">
+      <w:start w:val="1"/>
+      <w:numFmt w:val="bullet"/>
+      <w:lvlText w:val=""/>
+      <w:lvlJc w:val="left"/>
+      <w:pPr>
+        <w:tabs>
+          <w:tab w:val="num" w:pos="3240"/>
+        </w:tabs>
+        <w:ind w:left="3240" w:hanging="360"/>
+      </w:pPr>
+      <w:rPr>
+        <w:rFonts w:ascii="Wingdings" w:hAnsi="Wingdings" w:hint="default"/>
+        <w:sz w:val="20"/>
+      </w:rPr>
+    </w:lvl>
+    <w:lvl w:ilvl="5" w:tentative="1">
+      <w:start w:val="1"/>
+      <w:numFmt w:val="bullet"/>
+      <w:lvlText w:val=""/>
+      <w:lvlJc w:val="left"/>
+      <w:pPr>
+        <w:tabs>
+          <w:tab w:val="num" w:pos="3960"/>
+        </w:tabs>
+        <w:ind w:left="3960" w:hanging="360"/>
+      </w:pPr>
+      <w:rPr>
+        <w:rFonts w:ascii="Wingdings" w:hAnsi="Wingdings" w:hint="default"/>
+        <w:sz w:val="20"/>
+      </w:rPr>
+    </w:lvl>
+    <w:lvl w:ilvl="6" w:tentative="1">
+      <w:start w:val="1"/>
+      <w:numFmt w:val="bullet"/>
+      <w:lvlText w:val=""/>
+      <w:lvlJc w:val="left"/>
+      <w:pPr>
+        <w:tabs>
+          <w:tab w:val="num" w:pos="4680"/>
+        </w:tabs>
+        <w:ind w:left="4680" w:hanging="360"/>
+      </w:pPr>
+      <w:rPr>
+        <w:rFonts w:ascii="Wingdings" w:hAnsi="Wingdings" w:hint="default"/>
+        <w:sz w:val="20"/>
+      </w:rPr>
+    </w:lvl>
+    <w:lvl w:ilvl="7" w:tentative="1">
+      <w:start w:val="1"/>
+      <w:numFmt w:val="bullet"/>
+      <w:lvlText w:val=""/>
+      <w:lvlJc w:val="left"/>
+      <w:pPr>
+        <w:tabs>
+          <w:tab w:val="num" w:pos="5400"/>
+        </w:tabs>
+        <w:ind w:left="5400" w:hanging="360"/>
+      </w:pPr>
+      <w:rPr>
+        <w:rFonts w:ascii="Wingdings" w:hAnsi="Wingdings" w:hint="default"/>
+        <w:sz w:val="20"/>
+      </w:rPr>
+    </w:lvl>
+    <w:lvl w:ilvl="8" w:tentative="1">
+      <w:start w:val="1"/>
+      <w:numFmt w:val="bullet"/>
+      <w:lvlText w:val=""/>
+      <w:lvlJc w:val="left"/>
+      <w:pPr>
+        <w:tabs>
+          <w:tab w:val="num" w:pos="6120"/>
+        </w:tabs>
+        <w:ind w:left="6120" w:hanging="360"/>
+      </w:pPr>
+      <w:rPr>
+        <w:rFonts w:ascii="Wingdings" w:hAnsi="Wingdings" w:hint="default"/>
+        <w:sz w:val="20"/>
+      </w:rPr>
+    </w:lvl>
+  </w:abstractNum>
+  <w:abstractNum w:abstractNumId="41">
+    <w:nsid w:val="766552C0"/>
+    <w:multiLevelType w:val="multilevel"/>
+    <w:tmpl w:val="8FCADEBE"/>
+    <w:lvl w:ilvl="0">
+      <w:start w:val="1"/>
+      <w:numFmt w:val="decimal"/>
+      <w:lvlText w:val="%1."/>
       <w:lvlJc w:val="left"/>
       <w:pPr>
         <w:tabs>
@@ -8786,15 +9538,11 @@
         </w:tabs>
         <w:ind w:left="720" w:hanging="360"/>
       </w:pPr>
-      <w:rPr>
-        <w:rFonts w:ascii="Wingdings" w:hAnsi="Wingdings" w:hint="default"/>
-        <w:sz w:val="20"/>
-      </w:rPr>
     </w:lvl>
     <w:lvl w:ilvl="1" w:tentative="1">
       <w:start w:val="1"/>
-      <w:numFmt w:val="bullet"/>
-      <w:lvlText w:val="o"/>
+      <w:numFmt w:val="decimal"/>
+      <w:lvlText w:val="%2."/>
       <w:lvlJc w:val="left"/>
       <w:pPr>
         <w:tabs>
@@ -8802,15 +9550,11 @@
         </w:tabs>
         <w:ind w:left="1440" w:hanging="360"/>
       </w:pPr>
-      <w:rPr>
-        <w:rFonts w:ascii="Courier New" w:hAnsi="Courier New" w:hint="default"/>
-        <w:sz w:val="20"/>
-      </w:rPr>
     </w:lvl>
     <w:lvl w:ilvl="2" w:tentative="1">
       <w:start w:val="1"/>
-      <w:numFmt w:val="bullet"/>
-      <w:lvlText w:val=""/>
+      <w:numFmt w:val="decimal"/>
+      <w:lvlText w:val="%3."/>
       <w:lvlJc w:val="left"/>
       <w:pPr>
         <w:tabs>
@@ -8818,15 +9562,11 @@
         </w:tabs>
         <w:ind w:left="2160" w:hanging="360"/>
       </w:pPr>
-      <w:rPr>
-        <w:rFonts w:ascii="Wingdings" w:hAnsi="Wingdings" w:hint="default"/>
-        <w:sz w:val="20"/>
-      </w:rPr>
     </w:lvl>
     <w:lvl w:ilvl="3" w:tentative="1">
       <w:start w:val="1"/>
-      <w:numFmt w:val="bullet"/>
-      <w:lvlText w:val=""/>
+      <w:numFmt w:val="decimal"/>
+      <w:lvlText w:val="%4."/>
       <w:lvlJc w:val="left"/>
       <w:pPr>
         <w:tabs>
@@ -8834,15 +9574,11 @@
         </w:tabs>
         <w:ind w:left="2880" w:hanging="360"/>
       </w:pPr>
-      <w:rPr>
-        <w:rFonts w:ascii="Wingdings" w:hAnsi="Wingdings" w:hint="default"/>
-        <w:sz w:val="20"/>
-      </w:rPr>
     </w:lvl>
     <w:lvl w:ilvl="4" w:tentative="1">
       <w:start w:val="1"/>
-      <w:numFmt w:val="bullet"/>
-      <w:lvlText w:val=""/>
+      <w:numFmt w:val="decimal"/>
+      <w:lvlText w:val="%5."/>
       <w:lvlJc w:val="left"/>
       <w:pPr>
         <w:tabs>
@@ -8850,15 +9586,11 @@
         </w:tabs>
         <w:ind w:left="3600" w:hanging="360"/>
       </w:pPr>
-      <w:rPr>
-        <w:rFonts w:ascii="Wingdings" w:hAnsi="Wingdings" w:hint="default"/>
-        <w:sz w:val="20"/>
-      </w:rPr>
     </w:lvl>
     <w:lvl w:ilvl="5" w:tentative="1">
       <w:start w:val="1"/>
-      <w:numFmt w:val="bullet"/>
-      <w:lvlText w:val=""/>
+      <w:numFmt w:val="decimal"/>
+      <w:lvlText w:val="%6."/>
       <w:lvlJc w:val="left"/>
       <w:pPr>
         <w:tabs>
@@ -8866,15 +9598,11 @@
         </w:tabs>
         <w:ind w:left="4320" w:hanging="360"/>
       </w:pPr>
-      <w:rPr>
-        <w:rFonts w:ascii="Wingdings" w:hAnsi="Wingdings" w:hint="default"/>
-        <w:sz w:val="20"/>
-      </w:rPr>
     </w:lvl>
     <w:lvl w:ilvl="6" w:tentative="1">
       <w:start w:val="1"/>
-      <w:numFmt w:val="bullet"/>
-      <w:lvlText w:val=""/>
+      <w:numFmt w:val="decimal"/>
+      <w:lvlText w:val="%7."/>
       <w:lvlJc w:val="left"/>
       <w:pPr>
         <w:tabs>
@@ -8882,15 +9610,11 @@
         </w:tabs>
         <w:ind w:left="5040" w:hanging="360"/>
       </w:pPr>
-      <w:rPr>
-        <w:rFonts w:ascii="Wingdings" w:hAnsi="Wingdings" w:hint="default"/>
-        <w:sz w:val="20"/>
-      </w:rPr>
     </w:lvl>
     <w:lvl w:ilvl="7" w:tentative="1">
       <w:start w:val="1"/>
-      <w:numFmt w:val="bullet"/>
-      <w:lvlText w:val=""/>
+      <w:numFmt w:val="decimal"/>
+      <w:lvlText w:val="%8."/>
       <w:lvlJc w:val="left"/>
       <w:pPr>
         <w:tabs>
@@ -8898,15 +9622,11 @@
         </w:tabs>
         <w:ind w:left="5760" w:hanging="360"/>
       </w:pPr>
-      <w:rPr>
-        <w:rFonts w:ascii="Wingdings" w:hAnsi="Wingdings" w:hint="default"/>
-        <w:sz w:val="20"/>
-      </w:rPr>
     </w:lvl>
     <w:lvl w:ilvl="8" w:tentative="1">
       <w:start w:val="1"/>
-      <w:numFmt w:val="bullet"/>
-      <w:lvlText w:val=""/>
+      <w:numFmt w:val="decimal"/>
+      <w:lvlText w:val="%9."/>
       <w:lvlJc w:val="left"/>
       <w:pPr>
         <w:tabs>
@@ -8914,126 +9634,9 @@
         </w:tabs>
         <w:ind w:left="6480" w:hanging="360"/>
       </w:pPr>
-      <w:rPr>
-        <w:rFonts w:ascii="Wingdings" w:hAnsi="Wingdings" w:hint="default"/>
-        <w:sz w:val="20"/>
-      </w:rPr>
     </w:lvl>
   </w:abstractNum>
-  <w:abstractNum w:abstractNumId="29">
-    <w:nsid w:val="766552C0"/>
-    <w:multiLevelType w:val="multilevel"/>
-    <w:tmpl w:val="8FCADEBE"/>
-    <w:lvl w:ilvl="0">
-      <w:start w:val="1"/>
-      <w:numFmt w:val="decimal"/>
-      <w:lvlText w:val="%1."/>
-      <w:lvlJc w:val="left"/>
-      <w:pPr>
-        <w:tabs>
-          <w:tab w:val="num" w:pos="720"/>
-        </w:tabs>
-        <w:ind w:left="720" w:hanging="360"/>
-      </w:pPr>
-    </w:lvl>
-    <w:lvl w:ilvl="1" w:tentative="1">
-      <w:start w:val="1"/>
-      <w:numFmt w:val="decimal"/>
-      <w:lvlText w:val="%2."/>
-      <w:lvlJc w:val="left"/>
-      <w:pPr>
-        <w:tabs>
-          <w:tab w:val="num" w:pos="1440"/>
-        </w:tabs>
-        <w:ind w:left="1440" w:hanging="360"/>
-      </w:pPr>
-    </w:lvl>
-    <w:lvl w:ilvl="2" w:tentative="1">
-      <w:start w:val="1"/>
-      <w:numFmt w:val="decimal"/>
-      <w:lvlText w:val="%3."/>
-      <w:lvlJc w:val="left"/>
-      <w:pPr>
-        <w:tabs>
-          <w:tab w:val="num" w:pos="2160"/>
-        </w:tabs>
-        <w:ind w:left="2160" w:hanging="360"/>
-      </w:pPr>
-    </w:lvl>
-    <w:lvl w:ilvl="3" w:tentative="1">
-      <w:start w:val="1"/>
-      <w:numFmt w:val="decimal"/>
-      <w:lvlText w:val="%4."/>
-      <w:lvlJc w:val="left"/>
-      <w:pPr>
-        <w:tabs>
-          <w:tab w:val="num" w:pos="2880"/>
-        </w:tabs>
-        <w:ind w:left="2880" w:hanging="360"/>
-      </w:pPr>
-    </w:lvl>
-    <w:lvl w:ilvl="4" w:tentative="1">
-      <w:start w:val="1"/>
-      <w:numFmt w:val="decimal"/>
-      <w:lvlText w:val="%5."/>
-      <w:lvlJc w:val="left"/>
-      <w:pPr>
-        <w:tabs>
-          <w:tab w:val="num" w:pos="3600"/>
-        </w:tabs>
-        <w:ind w:left="3600" w:hanging="360"/>
-      </w:pPr>
-    </w:lvl>
-    <w:lvl w:ilvl="5" w:tentative="1">
-      <w:start w:val="1"/>
-      <w:numFmt w:val="decimal"/>
-      <w:lvlText w:val="%6."/>
-      <w:lvlJc w:val="left"/>
-      <w:pPr>
-        <w:tabs>
-          <w:tab w:val="num" w:pos="4320"/>
-        </w:tabs>
-        <w:ind w:left="4320" w:hanging="360"/>
-      </w:pPr>
-    </w:lvl>
-    <w:lvl w:ilvl="6" w:tentative="1">
-      <w:start w:val="1"/>
-      <w:numFmt w:val="decimal"/>
-      <w:lvlText w:val="%7."/>
-      <w:lvlJc w:val="left"/>
-      <w:pPr>
-        <w:tabs>
-          <w:tab w:val="num" w:pos="5040"/>
-        </w:tabs>
-        <w:ind w:left="5040" w:hanging="360"/>
-      </w:pPr>
-    </w:lvl>
-    <w:lvl w:ilvl="7" w:tentative="1">
-      <w:start w:val="1"/>
-      <w:numFmt w:val="decimal"/>
-      <w:lvlText w:val="%8."/>
-      <w:lvlJc w:val="left"/>
-      <w:pPr>
-        <w:tabs>
-          <w:tab w:val="num" w:pos="5760"/>
-        </w:tabs>
-        <w:ind w:left="5760" w:hanging="360"/>
-      </w:pPr>
-    </w:lvl>
-    <w:lvl w:ilvl="8" w:tentative="1">
-      <w:start w:val="1"/>
-      <w:numFmt w:val="decimal"/>
-      <w:lvlText w:val="%9."/>
-      <w:lvlJc w:val="left"/>
-      <w:pPr>
-        <w:tabs>
-          <w:tab w:val="num" w:pos="6480"/>
-        </w:tabs>
-        <w:ind w:left="6480" w:hanging="360"/>
-      </w:pPr>
-    </w:lvl>
-  </w:abstractNum>
-  <w:abstractNum w:abstractNumId="30">
+  <w:abstractNum w:abstractNumId="42">
     <w:nsid w:val="77194347"/>
     <w:multiLevelType w:val="hybridMultilevel"/>
     <w:tmpl w:val="986E5BEC"/>
@@ -9119,7 +9722,7 @@
       </w:pPr>
     </w:lvl>
   </w:abstractNum>
-  <w:abstractNum w:abstractNumId="31">
+  <w:abstractNum w:abstractNumId="43">
     <w:nsid w:val="7857734B"/>
     <w:multiLevelType w:val="hybridMultilevel"/>
     <w:tmpl w:val="AF5ABF02"/>
@@ -9232,7 +9835,7 @@
       </w:rPr>
     </w:lvl>
   </w:abstractNum>
-  <w:abstractNum w:abstractNumId="32">
+  <w:abstractNum w:abstractNumId="44">
     <w:nsid w:val="7A5E3D5A"/>
     <w:multiLevelType w:val="hybridMultilevel"/>
     <w:tmpl w:val="A6FA545A"/>
@@ -9345,7 +9948,7 @@
       </w:rPr>
     </w:lvl>
   </w:abstractNum>
-  <w:abstractNum w:abstractNumId="33">
+  <w:abstractNum w:abstractNumId="45">
     <w:nsid w:val="7C772BE3"/>
     <w:multiLevelType w:val="multilevel"/>
     <w:tmpl w:val="CB94A0C4"/>
@@ -9462,109 +10065,145 @@
     </w:lvl>
   </w:abstractNum>
   <w:num w:numId="1">
-    <w:abstractNumId w:val="30"/>
+    <w:abstractNumId w:val="42"/>
     <w:lvlOverride w:ilvl="0">
       <w:startOverride w:val="1"/>
     </w:lvlOverride>
   </w:num>
   <w:num w:numId="2">
-    <w:abstractNumId w:val="23"/>
+    <w:abstractNumId w:val="32"/>
   </w:num>
   <w:num w:numId="3">
+    <w:abstractNumId w:val="33"/>
+  </w:num>
+  <w:num w:numId="4">
+    <w:abstractNumId w:val="10"/>
+  </w:num>
+  <w:num w:numId="5">
+    <w:abstractNumId w:val="22"/>
+  </w:num>
+  <w:num w:numId="6">
+    <w:abstractNumId w:val="21"/>
+  </w:num>
+  <w:num w:numId="7">
+    <w:abstractNumId w:val="18"/>
+  </w:num>
+  <w:num w:numId="8">
+    <w:abstractNumId w:val="36"/>
+  </w:num>
+  <w:num w:numId="9">
+    <w:abstractNumId w:val="4"/>
+  </w:num>
+  <w:num w:numId="10">
+    <w:abstractNumId w:val="39"/>
+  </w:num>
+  <w:num w:numId="11">
+    <w:abstractNumId w:val="8"/>
+  </w:num>
+  <w:num w:numId="12">
     <w:abstractNumId w:val="24"/>
   </w:num>
-  <w:num w:numId="4">
-    <w:abstractNumId w:val="7"/>
-  </w:num>
-  <w:num w:numId="5">
-    <w:abstractNumId w:val="15"/>
-  </w:num>
-  <w:num w:numId="6">
-    <w:abstractNumId w:val="14"/>
-  </w:num>
-  <w:num w:numId="7">
-    <w:abstractNumId w:val="11"/>
-  </w:num>
-  <w:num w:numId="8">
-    <w:abstractNumId w:val="27"/>
-  </w:num>
-  <w:num w:numId="9">
-    <w:abstractNumId w:val="3"/>
-  </w:num>
-  <w:num w:numId="10">
-    <w:abstractNumId w:val="28"/>
-  </w:num>
-  <w:num w:numId="11">
-    <w:abstractNumId w:val="6"/>
-  </w:num>
-  <w:num w:numId="12">
-    <w:abstractNumId w:val="17"/>
-  </w:num>
   <w:num w:numId="13">
-    <w:abstractNumId w:val="26"/>
+    <w:abstractNumId w:val="35"/>
   </w:num>
   <w:num w:numId="14">
     <w:abstractNumId w:val="1"/>
   </w:num>
   <w:num w:numId="15">
-    <w:abstractNumId w:val="4"/>
+    <w:abstractNumId w:val="5"/>
   </w:num>
   <w:num w:numId="16">
-    <w:abstractNumId w:val="5"/>
+    <w:abstractNumId w:val="7"/>
   </w:num>
   <w:num w:numId="17">
-    <w:abstractNumId w:val="21"/>
+    <w:abstractNumId w:val="30"/>
   </w:num>
   <w:num w:numId="18">
+    <w:abstractNumId w:val="28"/>
+  </w:num>
+  <w:num w:numId="19">
+    <w:abstractNumId w:val="41"/>
+  </w:num>
+  <w:num w:numId="20">
     <w:abstractNumId w:val="19"/>
   </w:num>
-  <w:num w:numId="19">
-    <w:abstractNumId w:val="29"/>
-  </w:num>
-  <w:num w:numId="20">
-    <w:abstractNumId w:val="12"/>
-  </w:num>
   <w:num w:numId="21">
-    <w:abstractNumId w:val="2"/>
+    <w:abstractNumId w:val="3"/>
   </w:num>
   <w:num w:numId="22">
-    <w:abstractNumId w:val="33"/>
+    <w:abstractNumId w:val="45"/>
   </w:num>
   <w:num w:numId="23">
     <w:abstractNumId w:val="0"/>
   </w:num>
   <w:num w:numId="24">
+    <w:abstractNumId w:val="12"/>
+  </w:num>
+  <w:num w:numId="25">
+    <w:abstractNumId w:val="11"/>
+  </w:num>
+  <w:num w:numId="26">
+    <w:abstractNumId w:val="29"/>
+  </w:num>
+  <w:num w:numId="27">
+    <w:abstractNumId w:val="27"/>
+  </w:num>
+  <w:num w:numId="28">
+    <w:abstractNumId w:val="20"/>
+  </w:num>
+  <w:num w:numId="29">
+    <w:abstractNumId w:val="15"/>
+  </w:num>
+  <w:num w:numId="30">
+    <w:abstractNumId w:val="23"/>
+  </w:num>
+  <w:num w:numId="31">
+    <w:abstractNumId w:val="34"/>
+  </w:num>
+  <w:num w:numId="32">
+    <w:abstractNumId w:val="31"/>
+  </w:num>
+  <w:num w:numId="33">
+    <w:abstractNumId w:val="43"/>
+  </w:num>
+  <w:num w:numId="34">
+    <w:abstractNumId w:val="44"/>
+  </w:num>
+  <w:num w:numId="35">
+    <w:abstractNumId w:val="17"/>
+  </w:num>
+  <w:num w:numId="36">
+    <w:abstractNumId w:val="13"/>
+  </w:num>
+  <w:num w:numId="37">
     <w:abstractNumId w:val="9"/>
   </w:num>
-  <w:num w:numId="25">
-    <w:abstractNumId w:val="8"/>
+  <w:num w:numId="38">
+    <w:abstractNumId w:val="6"/>
   </w:num>
-  <w:num w:numId="26">
-    <w:abstractNumId w:val="20"/>
+  <w:num w:numId="39">
+    <w:abstractNumId w:val="26"/>
   </w:num>
-  <w:num w:numId="27">
-    <w:abstractNumId w:val="18"/>
+  <w:num w:numId="40">
+    <w:abstractNumId w:val="14"/>
   </w:num>
-  <w:num w:numId="28">
-    <w:abstractNumId w:val="13"/>
+  <w:num w:numId="41">
+    <w:abstractNumId w:val="37"/>
   </w:num>
-  <w:num w:numId="29">
-    <w:abstractNumId w:val="10"/>
+  <w:num w:numId="42">
+    <w:abstractNumId w:val="38"/>
   </w:num>
-  <w:num w:numId="30">
+  <w:num w:numId="43">
     <w:abstractNumId w:val="16"/>
   </w:num>
-  <w:num w:numId="31">
+  <w:num w:numId="44">
+    <w:abstractNumId w:val="40"/>
+  </w:num>
+  <w:num w:numId="45">
     <w:abstractNumId w:val="25"/>
   </w:num>
-  <w:num w:numId="32">
-    <w:abstractNumId w:val="22"/>
-  </w:num>
-  <w:num w:numId="33">
-    <w:abstractNumId w:val="31"/>
-  </w:num>
-  <w:num w:numId="34">
-    <w:abstractNumId w:val="32"/>
+  <w:num w:numId="46">
+    <w:abstractNumId w:val="2"/>
   </w:num>
 </w:numbering>
 </file>
